--- a/docs/02 - Regras de Negócio/Regras de Negócio.docx
+++ b/docs/02 - Regras de Negócio/Regras de Negócio.docx
@@ -2,1712 +2,2141 @@
 <file path=word/document.xml><?xml version="1.0" encoding="utf-8"?>
 <w:document xmlns:wpc="http://schemas.microsoft.com/office/word/2010/wordprocessingCanvas" xmlns:mo="http://schemas.microsoft.com/office/mac/office/2008/main" xmlns:mc="http://schemas.openxmlformats.org/markup-compatibility/2006" xmlns:mv="urn:schemas-microsoft-com:mac:vml" xmlns:o="urn:schemas-microsoft-com:office:office" xmlns:r="http://schemas.openxmlformats.org/officeDocument/2006/relationships" xmlns:m="http://schemas.openxmlformats.org/officeDocument/2006/math" xmlns:v="urn:schemas-microsoft-com:vml" xmlns:wp14="http://schemas.microsoft.com/office/word/2010/wordprocessingDrawing" xmlns:wp="http://schemas.openxmlformats.org/drawingml/2006/wordprocessingDrawing" xmlns:w10="urn:schemas-microsoft-com:office:word" xmlns:w="http://schemas.openxmlformats.org/wordprocessingml/2006/main" xmlns:w14="http://schemas.microsoft.com/office/word/2010/wordml" xmlns:wpg="http://schemas.microsoft.com/office/word/2010/wordprocessingGroup" xmlns:wpi="http://schemas.microsoft.com/office/word/2010/wordprocessingInk" xmlns:wne="http://schemas.microsoft.com/office/word/2006/wordml" xmlns:wps="http://schemas.microsoft.com/office/word/2010/wordprocessingShape" mc:Ignorable="w14 wp14">
   <w:body>
+    <w:p/>
+    <w:p/>
+    <w:p/>
+    <w:p/>
+    <w:p/>
+    <w:p/>
     <w:p>
       <w:pPr>
-        <w:keepNext/>
-        <w:spacing w:before="320" w:after="120"/>
+        <w:spacing w:after="200"/>
+        <w:jc w:val="center"/>
+      </w:pPr>
+      <w:r>
+        <w:rPr>
+          <w:rFonts w:ascii="Calibri" w:hAnsi="Calibri"/>
+          <w:b/>
+          <w:color w:val="0A0A0A"/>
+          <w:sz w:val="60"/>
+        </w:rPr>
+        <w:t>Documento de Regras de Negócio</w:t>
+      </w:r>
+    </w:p>
+    <w:p>
+      <w:pPr>
+        <w:spacing w:after="280"/>
+        <w:jc w:val="center"/>
         <w:pBdr>
-          <w:bottom w:val="single" w:sz="6" w:space="4" w:color="1F1F1F"/>
+          <w:bottom w:val="single" w:sz="6" w:space="1" w:color="1F1F1F"/>
         </w:pBdr>
       </w:pPr>
-      <w:r>
-        <w:rPr>
-          <w:b/>
-          <w:color w:val="0A0A0A"/>
-          <w:sz w:val="44"/>
-        </w:rPr>
-        <w:t>Documento de Regras de Negócio</w:t>
+    </w:p>
+    <w:p>
+      <w:pPr>
+        <w:spacing w:after="520"/>
+        <w:jc w:val="center"/>
+      </w:pPr>
+      <w:r>
+        <w:rPr>
+          <w:rFonts w:ascii="Calibri" w:hAnsi="Calibri"/>
+          <w:b w:val="0"/>
+          <w:i w:val="0"/>
+          <w:color w:val="5A5A5A"/>
+          <w:sz w:val="28"/>
+        </w:rPr>
+        <w:t>Sistema CITO — Ferramenta de Pré-diagnóstico da Síndrome do X Frágil</w:t>
+      </w:r>
+    </w:p>
+    <w:p>
+      <w:pPr>
+        <w:spacing w:after="160"/>
+        <w:ind w:left="864" w:right="864"/>
+        <w:jc w:val="center"/>
+      </w:pPr>
+      <w:r>
+        <w:rPr>
+          <w:rFonts w:ascii="Calibri" w:hAnsi="Calibri"/>
+          <w:b w:val="0"/>
+          <w:i w:val="0"/>
+          <w:color w:val="333333"/>
+          <w:sz w:val="22"/>
+        </w:rPr>
+        <w:t>Este documento descreve formalmente as regras que governam o comportamento do sistema CITO. O ponto de partida foi a especificação de integração (</w:t>
+      </w:r>
+      <w:r>
+        <w:rPr>
+          <w:rFonts w:ascii="Consolas" w:hAnsi="Consolas"/>
+          <w:color w:val="1F1F1F"/>
+          <w:sz w:val="20"/>
+          <w:shd w:val="clear" w:color="auto" w:fill="F4F4F4"/>
+        </w:rPr>
+        <w:t>docs/spec/SPEC.md</w:t>
+      </w:r>
+      <w:r>
+        <w:rPr>
+          <w:rFonts w:ascii="Calibri" w:hAnsi="Calibri"/>
+          <w:b w:val="0"/>
+          <w:i w:val="0"/>
+          <w:color w:val="333333"/>
+          <w:sz w:val="22"/>
+        </w:rPr>
+        <w:t>), mas cada regra foi verificada e complementada contra o código-fonte real, o esquema do banco de dados e a camada de domínio, de modo a refletir o sistema como ele efetivamente opera hoje — e não apenas como foi planejado. Cada regra cita o limiar, validação, exceção ou restrição concreta que a faz cumprir.</w:t>
+      </w:r>
+    </w:p>
+    <w:p>
+      <w:r>
+        <w:br w:type="page"/>
       </w:r>
     </w:p>
     <w:p>
       <w:pPr>
         <w:keepNext/>
-        <w:spacing w:before="320" w:after="120"/>
+        <w:keepLines/>
+        <w:spacing w:before="360" w:after="140"/>
+        <w:widowControl w:val="true"/>
         <w:pBdr>
-          <w:bottom w:val="single" w:sz="4" w:space="4" w:color="C8C8C8"/>
+          <w:bottom w:val="single" w:sz="8" w:space="4" w:color="1F1F1F"/>
         </w:pBdr>
       </w:pPr>
       <w:r>
         <w:rPr>
+          <w:rFonts w:ascii="Calibri" w:hAnsi="Calibri"/>
           <w:b/>
+          <w:i w:val="0"/>
           <w:color w:val="0A0A0A"/>
-          <w:sz w:val="32"/>
-        </w:rPr>
-        <w:t>Sistema CITO — Ferramenta de Pré-diagnóstico da Síndrome do X Frágil</w:t>
+          <w:sz w:val="34"/>
+        </w:rPr>
+        <w:t>1. Contexto e escopo clínico</w:t>
       </w:r>
     </w:p>
     <w:p>
       <w:pPr>
+        <w:spacing w:after="140"/>
         <w:jc w:val="both"/>
+        <w:widowControl w:val="true"/>
       </w:pPr>
       <w:r>
         <w:rPr>
+          <w:rFonts w:ascii="Calibri" w:hAnsi="Calibri"/>
+          <w:b w:val="0"/>
+          <w:i w:val="0"/>
           <w:color w:val="0A0A0A"/>
           <w:sz w:val="21"/>
         </w:rPr>
-        <w:t>Este documento descreve formalmente as regras que governam o comportamento do sistema CITO. O ponto de partida foi a especificação de integração (</w:t>
+        <w:t>A Síndrome do X Frágil (SXF/FXS) é a causa hereditária mais comum de deficiência intelectual e a causa monogênica mais comum de autismo, decorrente de mutação no gene FMR1. O diagnóstico definitivo é molecular (teste do FMR1).</w:t>
+      </w:r>
+    </w:p>
+    <w:p>
+      <w:pPr>
+        <w:spacing w:after="140"/>
+        <w:jc w:val="both"/>
+        <w:widowControl w:val="true"/>
+      </w:pPr>
+      <w:r>
+        <w:rPr>
+          <w:rFonts w:ascii="Calibri" w:hAnsi="Calibri"/>
+          <w:b/>
+          <w:color w:val="0A0A0A"/>
+          <w:sz w:val="21"/>
+        </w:rPr>
+        <w:t>RN-01 — Natureza de pré-diagnóstico.</w:t>
+      </w:r>
+      <w:r>
+        <w:rPr>
+          <w:rFonts w:ascii="Calibri" w:hAnsi="Calibri"/>
+          <w:b w:val="0"/>
+          <w:i w:val="0"/>
+          <w:color w:val="0A0A0A"/>
+          <w:sz w:val="21"/>
+        </w:rPr>
+        <w:t xml:space="preserve"> O CITO realiza triagem (pré-diagnóstico), não diagnóstico. O desfecho do sistema é a recomendação de encaminhamento ao exame genético FMR1 (</w:t>
       </w:r>
       <w:r>
         <w:rPr>
           <w:rFonts w:ascii="Consolas" w:hAnsi="Consolas"/>
           <w:color w:val="1F1F1F"/>
           <w:sz w:val="19"/>
-          <w:shd w:val="clear" w:fill="F2F2F2"/>
-        </w:rPr>
-        <w:t>docs/spec/SPEC.md</w:t>
-      </w:r>
-      <w:r>
-        <w:rPr>
+          <w:shd w:val="clear" w:color="auto" w:fill="F4F4F4"/>
+        </w:rPr>
+        <w:t>recomenda_exame</w:t>
+      </w:r>
+      <w:r>
+        <w:rPr>
+          <w:rFonts w:ascii="Calibri" w:hAnsi="Calibri"/>
+          <w:b w:val="0"/>
+          <w:i w:val="0"/>
           <w:color w:val="0A0A0A"/>
           <w:sz w:val="21"/>
         </w:rPr>
-        <w:t>), mas cada regra foi verificada e complementada contra o código-fonte real, o esquema do banco de dados e a camada de domínio, de modo a refletir o sistema como ele efetivamente opera hoje — e não apenas como foi planejado. Cada regra cita o limiar, validação, exceção ou restrição concreta que a faz cumprir.</w:t>
+        <w:t>), nunca um veredito diagnóstico. Esta premissa orienta todas as demais regras.</w:t>
       </w:r>
     </w:p>
     <w:p>
       <w:pPr>
         <w:keepNext/>
-        <w:spacing w:before="320" w:after="120"/>
+        <w:keepLines/>
+        <w:spacing w:before="360" w:after="140"/>
+        <w:widowControl w:val="true"/>
         <w:pBdr>
-          <w:bottom w:val="single" w:sz="6" w:space="4" w:color="1F1F1F"/>
+          <w:bottom w:val="single" w:sz="8" w:space="4" w:color="1F1F1F"/>
         </w:pBdr>
       </w:pPr>
       <w:r>
         <w:rPr>
+          <w:rFonts w:ascii="Calibri" w:hAnsi="Calibri"/>
           <w:b/>
+          <w:i w:val="0"/>
           <w:color w:val="0A0A0A"/>
-          <w:sz w:val="44"/>
-        </w:rPr>
-        <w:t>1. Contexto e escopo clínico</w:t>
+          <w:sz w:val="34"/>
+        </w:rPr>
+        <w:t>2. Cadastro de paciente</w:t>
       </w:r>
     </w:p>
     <w:p>
       <w:pPr>
+        <w:spacing w:after="140"/>
         <w:jc w:val="both"/>
+        <w:widowControl w:val="true"/>
       </w:pPr>
       <w:r>
         <w:rPr>
+          <w:rFonts w:ascii="Calibri" w:hAnsi="Calibri"/>
+          <w:b w:val="0"/>
+          <w:i w:val="0"/>
           <w:color w:val="0A0A0A"/>
           <w:sz w:val="21"/>
         </w:rPr>
-        <w:t>A Síndrome do X Frágil (SXF/FXS) é a causa hereditária mais comum de deficiência intelectual e a causa monogênica mais comum de autismo, decorrente de mutação no gene FMR1. O diagnóstico definitivo é molecular (teste do FMR1).</w:t>
+        <w:t xml:space="preserve">Endpoint: </w:t>
+      </w:r>
+      <w:r>
+        <w:rPr>
+          <w:rFonts w:ascii="Consolas" w:hAnsi="Consolas"/>
+          <w:color w:val="1F1F1F"/>
+          <w:sz w:val="19"/>
+          <w:shd w:val="clear" w:color="auto" w:fill="F4F4F4"/>
+        </w:rPr>
+        <w:t>POST /api/v1/pacientes</w:t>
+      </w:r>
+      <w:r>
+        <w:rPr>
+          <w:rFonts w:ascii="Calibri" w:hAnsi="Calibri"/>
+          <w:b w:val="0"/>
+          <w:i w:val="0"/>
+          <w:color w:val="0A0A0A"/>
+          <w:sz w:val="21"/>
+        </w:rPr>
+        <w:t xml:space="preserve">. Caso de uso: </w:t>
+      </w:r>
+      <w:r>
+        <w:rPr>
+          <w:rFonts w:ascii="Consolas" w:hAnsi="Consolas"/>
+          <w:color w:val="1F1F1F"/>
+          <w:sz w:val="19"/>
+          <w:shd w:val="clear" w:color="auto" w:fill="F4F4F4"/>
+        </w:rPr>
+        <w:t>RegisterPatientUseCase</w:t>
+      </w:r>
+      <w:r>
+        <w:rPr>
+          <w:rFonts w:ascii="Calibri" w:hAnsi="Calibri"/>
+          <w:b w:val="0"/>
+          <w:i w:val="0"/>
+          <w:color w:val="0A0A0A"/>
+          <w:sz w:val="21"/>
+        </w:rPr>
+        <w:t xml:space="preserve">. Schema: </w:t>
+      </w:r>
+      <w:r>
+        <w:rPr>
+          <w:rFonts w:ascii="Consolas" w:hAnsi="Consolas"/>
+          <w:color w:val="1F1F1F"/>
+          <w:sz w:val="19"/>
+          <w:shd w:val="clear" w:color="auto" w:fill="F4F4F4"/>
+        </w:rPr>
+        <w:t>PatientCreateRequest</w:t>
+      </w:r>
+      <w:r>
+        <w:rPr>
+          <w:rFonts w:ascii="Calibri" w:hAnsi="Calibri"/>
+          <w:b w:val="0"/>
+          <w:i w:val="0"/>
+          <w:color w:val="0A0A0A"/>
+          <w:sz w:val="21"/>
+        </w:rPr>
+        <w:t>.</w:t>
       </w:r>
     </w:p>
     <w:p>
       <w:pPr>
+        <w:spacing w:after="140"/>
         <w:jc w:val="both"/>
+        <w:widowControl w:val="true"/>
       </w:pPr>
       <w:r>
         <w:rPr>
+          <w:rFonts w:ascii="Calibri" w:hAnsi="Calibri"/>
           <w:b/>
           <w:color w:val="0A0A0A"/>
           <w:sz w:val="21"/>
         </w:rPr>
-        <w:t>RN-01 — Natureza de pré-diagnóstico.</w:t>
-      </w:r>
-      <w:r>
-        <w:rPr>
+        <w:t>RN-02 — Campos obrigatórios do paciente.</w:t>
+      </w:r>
+      <w:r>
+        <w:rPr>
+          <w:rFonts w:ascii="Calibri" w:hAnsi="Calibri"/>
+          <w:b w:val="0"/>
+          <w:i w:val="0"/>
           <w:color w:val="0A0A0A"/>
           <w:sz w:val="21"/>
         </w:rPr>
-        <w:t xml:space="preserve"> O CITO realiza triagem (pré-diagnóstico), não diagnóstico. O desfecho do sistema é a recomendação de encaminhamento ao exame genético FMR1 (</w:t>
+        <w:t xml:space="preserve"> São obrigatórios apenas </w:t>
       </w:r>
       <w:r>
         <w:rPr>
           <w:rFonts w:ascii="Consolas" w:hAnsi="Consolas"/>
           <w:color w:val="1F1F1F"/>
           <w:sz w:val="19"/>
-          <w:shd w:val="clear" w:fill="F2F2F2"/>
-        </w:rPr>
-        <w:t>recomenda_exame</w:t>
-      </w:r>
-      <w:r>
-        <w:rPr>
+          <w:shd w:val="clear" w:color="auto" w:fill="F4F4F4"/>
+        </w:rPr>
+        <w:t>nome</w:t>
+      </w:r>
+      <w:r>
+        <w:rPr>
+          <w:rFonts w:ascii="Calibri" w:hAnsi="Calibri"/>
+          <w:b w:val="0"/>
+          <w:i w:val="0"/>
           <w:color w:val="0A0A0A"/>
           <w:sz w:val="21"/>
         </w:rPr>
-        <w:t>), nunca um veredito diagnóstico. Esta premissa orienta todas as demais regras.</w:t>
+        <w:t xml:space="preserve">, </w:t>
+      </w:r>
+      <w:r>
+        <w:rPr>
+          <w:rFonts w:ascii="Consolas" w:hAnsi="Consolas"/>
+          <w:color w:val="1F1F1F"/>
+          <w:sz w:val="19"/>
+          <w:shd w:val="clear" w:color="auto" w:fill="F4F4F4"/>
+        </w:rPr>
+        <w:t>data_nascimento</w:t>
+      </w:r>
+      <w:r>
+        <w:rPr>
+          <w:rFonts w:ascii="Calibri" w:hAnsi="Calibri"/>
+          <w:b w:val="0"/>
+          <w:i w:val="0"/>
+          <w:color w:val="0A0A0A"/>
+          <w:sz w:val="21"/>
+        </w:rPr>
+        <w:t xml:space="preserve"> e </w:t>
+      </w:r>
+      <w:r>
+        <w:rPr>
+          <w:rFonts w:ascii="Consolas" w:hAnsi="Consolas"/>
+          <w:color w:val="1F1F1F"/>
+          <w:sz w:val="19"/>
+          <w:shd w:val="clear" w:color="auto" w:fill="F4F4F4"/>
+        </w:rPr>
+        <w:t>sexo</w:t>
+      </w:r>
+      <w:r>
+        <w:rPr>
+          <w:rFonts w:ascii="Calibri" w:hAnsi="Calibri"/>
+          <w:b w:val="0"/>
+          <w:i w:val="0"/>
+          <w:color w:val="0A0A0A"/>
+          <w:sz w:val="21"/>
+        </w:rPr>
+        <w:t>. Todos os campos demográficos (etnia, UF, escolaridade, comorbidades, medicamentos, prematuridade, etc.) são opcionais, pois o banco permite NULL. Esta regra resultou de decisão registrada na especificação: o formulário do front-end não coleta vários campos, e exigi-los quebraria o cadastro.</w:t>
+      </w:r>
+    </w:p>
+    <w:p>
+      <w:pPr>
+        <w:spacing w:after="140"/>
+        <w:jc w:val="both"/>
+        <w:widowControl w:val="true"/>
+      </w:pPr>
+      <w:r>
+        <w:rPr>
+          <w:rFonts w:ascii="Calibri" w:hAnsi="Calibri"/>
+          <w:b/>
+          <w:color w:val="0A0A0A"/>
+          <w:sz w:val="21"/>
+        </w:rPr>
+        <w:t>RN-03 — Validações de formato do paciente.</w:t>
+      </w:r>
+      <w:r>
+        <w:rPr>
+          <w:rFonts w:ascii="Calibri" w:hAnsi="Calibri"/>
+          <w:b w:val="0"/>
+          <w:i w:val="0"/>
+          <w:color w:val="0A0A0A"/>
+          <w:sz w:val="21"/>
+        </w:rPr>
+        <w:t xml:space="preserve"> O schema </w:t>
+      </w:r>
+      <w:r>
+        <w:rPr>
+          <w:rFonts w:ascii="Consolas" w:hAnsi="Consolas"/>
+          <w:color w:val="1F1F1F"/>
+          <w:sz w:val="19"/>
+          <w:shd w:val="clear" w:color="auto" w:fill="F4F4F4"/>
+        </w:rPr>
+        <w:t>PatientCreateRequest</w:t>
+      </w:r>
+      <w:r>
+        <w:rPr>
+          <w:rFonts w:ascii="Calibri" w:hAnsi="Calibri"/>
+          <w:b w:val="0"/>
+          <w:i w:val="0"/>
+          <w:color w:val="0A0A0A"/>
+          <w:sz w:val="21"/>
+        </w:rPr>
+        <w:t xml:space="preserve"> (Pydantic, </w:t>
+      </w:r>
+      <w:r>
+        <w:rPr>
+          <w:rFonts w:ascii="Consolas" w:hAnsi="Consolas"/>
+          <w:color w:val="1F1F1F"/>
+          <w:sz w:val="19"/>
+          <w:shd w:val="clear" w:color="auto" w:fill="F4F4F4"/>
+        </w:rPr>
+        <w:t>extra="forbid"</w:t>
+      </w:r>
+      <w:r>
+        <w:rPr>
+          <w:rFonts w:ascii="Calibri" w:hAnsi="Calibri"/>
+          <w:b w:val="0"/>
+          <w:i w:val="0"/>
+          <w:color w:val="0A0A0A"/>
+          <w:sz w:val="21"/>
+        </w:rPr>
+        <w:t xml:space="preserve">) impõe: </w:t>
+      </w:r>
+      <w:r>
+        <w:rPr>
+          <w:rFonts w:ascii="Consolas" w:hAnsi="Consolas"/>
+          <w:color w:val="1F1F1F"/>
+          <w:sz w:val="19"/>
+          <w:shd w:val="clear" w:color="auto" w:fill="F4F4F4"/>
+        </w:rPr>
+        <w:t>nome</w:t>
+      </w:r>
+      <w:r>
+        <w:rPr>
+          <w:rFonts w:ascii="Calibri" w:hAnsi="Calibri"/>
+          <w:b w:val="0"/>
+          <w:i w:val="0"/>
+          <w:color w:val="0A0A0A"/>
+          <w:sz w:val="21"/>
+        </w:rPr>
+        <w:t xml:space="preserve"> entre 2 e 120 caracteres; </w:t>
+      </w:r>
+      <w:r>
+        <w:rPr>
+          <w:rFonts w:ascii="Consolas" w:hAnsi="Consolas"/>
+          <w:color w:val="1F1F1F"/>
+          <w:sz w:val="19"/>
+          <w:shd w:val="clear" w:color="auto" w:fill="F4F4F4"/>
+        </w:rPr>
+        <w:t>sexo</w:t>
+      </w:r>
+      <w:r>
+        <w:rPr>
+          <w:rFonts w:ascii="Calibri" w:hAnsi="Calibri"/>
+          <w:b w:val="0"/>
+          <w:i w:val="0"/>
+          <w:color w:val="0A0A0A"/>
+          <w:sz w:val="21"/>
+        </w:rPr>
+        <w:t xml:space="preserve"> restrito ao padrão </w:t>
+      </w:r>
+      <w:r>
+        <w:rPr>
+          <w:rFonts w:ascii="Consolas" w:hAnsi="Consolas"/>
+          <w:color w:val="1F1F1F"/>
+          <w:sz w:val="19"/>
+          <w:shd w:val="clear" w:color="auto" w:fill="F4F4F4"/>
+        </w:rPr>
+        <w:t>^(M|F|I)$</w:t>
+      </w:r>
+      <w:r>
+        <w:rPr>
+          <w:rFonts w:ascii="Calibri" w:hAnsi="Calibri"/>
+          <w:b w:val="0"/>
+          <w:i w:val="0"/>
+          <w:color w:val="0A0A0A"/>
+          <w:sz w:val="21"/>
+        </w:rPr>
+        <w:t xml:space="preserve">; </w:t>
+      </w:r>
+      <w:r>
+        <w:rPr>
+          <w:rFonts w:ascii="Consolas" w:hAnsi="Consolas"/>
+          <w:color w:val="1F1F1F"/>
+          <w:sz w:val="19"/>
+          <w:shd w:val="clear" w:color="auto" w:fill="F4F4F4"/>
+        </w:rPr>
+        <w:t>cpf</w:t>
+      </w:r>
+      <w:r>
+        <w:rPr>
+          <w:rFonts w:ascii="Calibri" w:hAnsi="Calibri"/>
+          <w:b w:val="0"/>
+          <w:i w:val="0"/>
+          <w:color w:val="0A0A0A"/>
+          <w:sz w:val="21"/>
+        </w:rPr>
+        <w:t xml:space="preserve"> opcional, entre 11 e 14 caracteres; </w:t>
+      </w:r>
+      <w:r>
+        <w:rPr>
+          <w:rFonts w:ascii="Consolas" w:hAnsi="Consolas"/>
+          <w:color w:val="1F1F1F"/>
+          <w:sz w:val="19"/>
+          <w:shd w:val="clear" w:color="auto" w:fill="F4F4F4"/>
+        </w:rPr>
+        <w:t>uf_nascimento</w:t>
+      </w:r>
+      <w:r>
+        <w:rPr>
+          <w:rFonts w:ascii="Calibri" w:hAnsi="Calibri"/>
+          <w:b w:val="0"/>
+          <w:i w:val="0"/>
+          <w:color w:val="0A0A0A"/>
+          <w:sz w:val="21"/>
+        </w:rPr>
+        <w:t xml:space="preserve"> e </w:t>
+      </w:r>
+      <w:r>
+        <w:rPr>
+          <w:rFonts w:ascii="Consolas" w:hAnsi="Consolas"/>
+          <w:color w:val="1F1F1F"/>
+          <w:sz w:val="19"/>
+          <w:shd w:val="clear" w:color="auto" w:fill="F4F4F4"/>
+        </w:rPr>
+        <w:t>uf_residencia</w:t>
+      </w:r>
+      <w:r>
+        <w:rPr>
+          <w:rFonts w:ascii="Calibri" w:hAnsi="Calibri"/>
+          <w:b w:val="0"/>
+          <w:i w:val="0"/>
+          <w:color w:val="0A0A0A"/>
+          <w:sz w:val="21"/>
+        </w:rPr>
+        <w:t xml:space="preserve"> com no máximo 2 caracteres; </w:t>
+      </w:r>
+      <w:r>
+        <w:rPr>
+          <w:rFonts w:ascii="Consolas" w:hAnsi="Consolas"/>
+          <w:color w:val="1F1F1F"/>
+          <w:sz w:val="19"/>
+          <w:shd w:val="clear" w:color="auto" w:fill="F4F4F4"/>
+        </w:rPr>
+        <w:t>municipio_residencia</w:t>
+      </w:r>
+      <w:r>
+        <w:rPr>
+          <w:rFonts w:ascii="Calibri" w:hAnsi="Calibri"/>
+          <w:b w:val="0"/>
+          <w:i w:val="0"/>
+          <w:color w:val="0A0A0A"/>
+          <w:sz w:val="21"/>
+        </w:rPr>
+        <w:t xml:space="preserve"> com no máximo 120. Qualquer campo não previsto no schema faz a requisição falhar com HTTP 422.</w:t>
+      </w:r>
+    </w:p>
+    <w:p>
+      <w:pPr>
+        <w:spacing w:after="140"/>
+        <w:jc w:val="both"/>
+        <w:widowControl w:val="true"/>
+      </w:pPr>
+      <w:r>
+        <w:rPr>
+          <w:rFonts w:ascii="Calibri" w:hAnsi="Calibri"/>
+          <w:b/>
+          <w:color w:val="0A0A0A"/>
+          <w:sz w:val="21"/>
+        </w:rPr>
+        <w:t>RN-04 — CPF nunca é armazenado; apenas seu hash.</w:t>
+      </w:r>
+      <w:r>
+        <w:rPr>
+          <w:rFonts w:ascii="Calibri" w:hAnsi="Calibri"/>
+          <w:b w:val="0"/>
+          <w:i w:val="0"/>
+          <w:color w:val="0A0A0A"/>
+          <w:sz w:val="21"/>
+        </w:rPr>
+        <w:t xml:space="preserve"> O objeto de valor </w:t>
+      </w:r>
+      <w:r>
+        <w:rPr>
+          <w:rFonts w:ascii="Consolas" w:hAnsi="Consolas"/>
+          <w:color w:val="1F1F1F"/>
+          <w:sz w:val="19"/>
+          <w:shd w:val="clear" w:color="auto" w:fill="F4F4F4"/>
+        </w:rPr>
+        <w:t>CPF</w:t>
+      </w:r>
+      <w:r>
+        <w:rPr>
+          <w:rFonts w:ascii="Calibri" w:hAnsi="Calibri"/>
+          <w:b w:val="0"/>
+          <w:i w:val="0"/>
+          <w:color w:val="0A0A0A"/>
+          <w:sz w:val="21"/>
+        </w:rPr>
+        <w:t xml:space="preserve"> valida que o número contém exatamente 11 dígitos numéricos (após remover pontos, traços e espaços); caso contrário, lança </w:t>
+      </w:r>
+      <w:r>
+        <w:rPr>
+          <w:rFonts w:ascii="Consolas" w:hAnsi="Consolas"/>
+          <w:color w:val="1F1F1F"/>
+          <w:sz w:val="19"/>
+          <w:shd w:val="clear" w:color="auto" w:fill="F4F4F4"/>
+        </w:rPr>
+        <w:t>ValueError</w:t>
+      </w:r>
+      <w:r>
+        <w:rPr>
+          <w:rFonts w:ascii="Calibri" w:hAnsi="Calibri"/>
+          <w:b w:val="0"/>
+          <w:i w:val="0"/>
+          <w:color w:val="0A0A0A"/>
+          <w:sz w:val="21"/>
+        </w:rPr>
+        <w:t xml:space="preserve"> com a mensagem "CPF inválido: deve conter exatamente 11 dígitos numéricos". Apenas o hash SHA-256 do CPF (</w:t>
+      </w:r>
+      <w:r>
+        <w:rPr>
+          <w:rFonts w:ascii="Consolas" w:hAnsi="Consolas"/>
+          <w:color w:val="1F1F1F"/>
+          <w:sz w:val="19"/>
+          <w:shd w:val="clear" w:color="auto" w:fill="F4F4F4"/>
+        </w:rPr>
+        <w:t>cpf_hash</w:t>
+      </w:r>
+      <w:r>
+        <w:rPr>
+          <w:rFonts w:ascii="Calibri" w:hAnsi="Calibri"/>
+          <w:b w:val="0"/>
+          <w:i w:val="0"/>
+          <w:color w:val="0A0A0A"/>
+          <w:sz w:val="21"/>
+        </w:rPr>
+        <w:t xml:space="preserve">) é persistido — o número em si nunca é gravado. O hash permite verificar duplicidade por igualdade sem guardar o dado. Adicionalmente, o </w:t>
+      </w:r>
+      <w:r>
+        <w:rPr>
+          <w:rFonts w:ascii="Consolas" w:hAnsi="Consolas"/>
+          <w:color w:val="1F1F1F"/>
+          <w:sz w:val="19"/>
+          <w:shd w:val="clear" w:color="auto" w:fill="F4F4F4"/>
+        </w:rPr>
+        <w:t>CPF</w:t>
+      </w:r>
+      <w:r>
+        <w:rPr>
+          <w:rFonts w:ascii="Calibri" w:hAnsi="Calibri"/>
+          <w:b w:val="0"/>
+          <w:i w:val="0"/>
+          <w:color w:val="0A0A0A"/>
+          <w:sz w:val="21"/>
+        </w:rPr>
+        <w:t xml:space="preserve"> redige a si mesmo em representações textuais (</w:t>
+      </w:r>
+      <w:r>
+        <w:rPr>
+          <w:rFonts w:ascii="Consolas" w:hAnsi="Consolas"/>
+          <w:color w:val="1F1F1F"/>
+          <w:sz w:val="19"/>
+          <w:shd w:val="clear" w:color="auto" w:fill="F4F4F4"/>
+        </w:rPr>
+        <w:t>__repr__</w:t>
+      </w:r>
+      <w:r>
+        <w:rPr>
+          <w:rFonts w:ascii="Calibri" w:hAnsi="Calibri"/>
+          <w:b w:val="0"/>
+          <w:i w:val="0"/>
+          <w:color w:val="0A0A0A"/>
+          <w:sz w:val="21"/>
+        </w:rPr>
+        <w:t>/</w:t>
+      </w:r>
+      <w:r>
+        <w:rPr>
+          <w:rFonts w:ascii="Consolas" w:hAnsi="Consolas"/>
+          <w:color w:val="1F1F1F"/>
+          <w:sz w:val="19"/>
+          <w:shd w:val="clear" w:color="auto" w:fill="F4F4F4"/>
+        </w:rPr>
+        <w:t>__str__</w:t>
+      </w:r>
+      <w:r>
+        <w:rPr>
+          <w:rFonts w:ascii="Calibri" w:hAnsi="Calibri"/>
+          <w:b w:val="0"/>
+          <w:i w:val="0"/>
+          <w:color w:val="0A0A0A"/>
+          <w:sz w:val="21"/>
+        </w:rPr>
+        <w:t xml:space="preserve"> retornam </w:t>
+      </w:r>
+      <w:r>
+        <w:rPr>
+          <w:rFonts w:ascii="Consolas" w:hAnsi="Consolas"/>
+          <w:color w:val="1F1F1F"/>
+          <w:sz w:val="19"/>
+          <w:shd w:val="clear" w:color="auto" w:fill="F4F4F4"/>
+        </w:rPr>
+        <w:t>***redacted***</w:t>
+      </w:r>
+      <w:r>
+        <w:rPr>
+          <w:rFonts w:ascii="Calibri" w:hAnsi="Calibri"/>
+          <w:b w:val="0"/>
+          <w:i w:val="0"/>
+          <w:color w:val="0A0A0A"/>
+          <w:sz w:val="21"/>
+        </w:rPr>
+        <w:t xml:space="preserve">), de modo que o número nunca aparece em log ou </w:t>
+      </w:r>
+      <w:r>
+        <w:rPr>
+          <w:rFonts w:ascii="Calibri" w:hAnsi="Calibri"/>
+          <w:i/>
+          <w:color w:val="0A0A0A"/>
+          <w:sz w:val="21"/>
+        </w:rPr>
+        <w:t>traceback</w:t>
+      </w:r>
+      <w:r>
+        <w:rPr>
+          <w:rFonts w:ascii="Calibri" w:hAnsi="Calibri"/>
+          <w:b w:val="0"/>
+          <w:i w:val="0"/>
+          <w:color w:val="0A0A0A"/>
+          <w:sz w:val="21"/>
+        </w:rPr>
+        <w:t>.</w:t>
+      </w:r>
+    </w:p>
+    <w:p>
+      <w:pPr>
+        <w:spacing w:after="140"/>
+        <w:jc w:val="both"/>
+        <w:widowControl w:val="true"/>
+      </w:pPr>
+      <w:r>
+        <w:rPr>
+          <w:rFonts w:ascii="Calibri" w:hAnsi="Calibri"/>
+          <w:b/>
+          <w:color w:val="0A0A0A"/>
+          <w:sz w:val="21"/>
+        </w:rPr>
+        <w:t>RN-05 — Cifragem do nome no banco, não na aplicação.</w:t>
+      </w:r>
+      <w:r>
+        <w:rPr>
+          <w:rFonts w:ascii="Calibri" w:hAnsi="Calibri"/>
+          <w:b w:val="0"/>
+          <w:i w:val="0"/>
+          <w:color w:val="0A0A0A"/>
+          <w:sz w:val="21"/>
+        </w:rPr>
+        <w:t xml:space="preserve"> O repositório insere o nome do paciente em claro na view </w:t>
+      </w:r>
+      <w:r>
+        <w:rPr>
+          <w:rFonts w:ascii="Consolas" w:hAnsi="Consolas"/>
+          <w:color w:val="1F1F1F"/>
+          <w:sz w:val="19"/>
+          <w:shd w:val="clear" w:color="auto" w:fill="F4F4F4"/>
+        </w:rPr>
+        <w:t>pacientes</w:t>
+      </w:r>
+      <w:r>
+        <w:rPr>
+          <w:rFonts w:ascii="Calibri" w:hAnsi="Calibri"/>
+          <w:b w:val="0"/>
+          <w:i w:val="0"/>
+          <w:color w:val="0A0A0A"/>
+          <w:sz w:val="21"/>
+        </w:rPr>
+        <w:t xml:space="preserve">. O gatilho </w:t>
+      </w:r>
+      <w:r>
+        <w:rPr>
+          <w:rFonts w:ascii="Consolas" w:hAnsi="Consolas"/>
+          <w:color w:val="1F1F1F"/>
+          <w:sz w:val="19"/>
+          <w:shd w:val="clear" w:color="auto" w:fill="F4F4F4"/>
+        </w:rPr>
+        <w:t>INSTEAD OF INSERT</w:t>
+      </w:r>
+      <w:r>
+        <w:rPr>
+          <w:rFonts w:ascii="Calibri" w:hAnsi="Calibri"/>
+          <w:b w:val="0"/>
+          <w:i w:val="0"/>
+          <w:color w:val="0A0A0A"/>
+          <w:sz w:val="21"/>
+        </w:rPr>
+        <w:t xml:space="preserve"> (</w:t>
+      </w:r>
+      <w:r>
+        <w:rPr>
+          <w:rFonts w:ascii="Consolas" w:hAnsi="Consolas"/>
+          <w:color w:val="1F1F1F"/>
+          <w:sz w:val="19"/>
+          <w:shd w:val="clear" w:color="auto" w:fill="F4F4F4"/>
+        </w:rPr>
+        <w:t>fn_pacientes_insert</w:t>
+      </w:r>
+      <w:r>
+        <w:rPr>
+          <w:rFonts w:ascii="Calibri" w:hAnsi="Calibri"/>
+          <w:b w:val="0"/>
+          <w:i w:val="0"/>
+          <w:color w:val="0A0A0A"/>
+          <w:sz w:val="21"/>
+        </w:rPr>
+        <w:t xml:space="preserve">) aplica </w:t>
+      </w:r>
+      <w:r>
+        <w:rPr>
+          <w:rFonts w:ascii="Consolas" w:hAnsi="Consolas"/>
+          <w:color w:val="1F1F1F"/>
+          <w:sz w:val="19"/>
+          <w:shd w:val="clear" w:color="auto" w:fill="F4F4F4"/>
+        </w:rPr>
+        <w:t>pgp_sym_encrypt</w:t>
+      </w:r>
+      <w:r>
+        <w:rPr>
+          <w:rFonts w:ascii="Calibri" w:hAnsi="Calibri"/>
+          <w:b w:val="0"/>
+          <w:i w:val="0"/>
+          <w:color w:val="0A0A0A"/>
+          <w:sz w:val="21"/>
+        </w:rPr>
+        <w:t xml:space="preserve"> e grava o resultado cifrado (BYTEA) em </w:t>
+      </w:r>
+      <w:r>
+        <w:rPr>
+          <w:rFonts w:ascii="Consolas" w:hAnsi="Consolas"/>
+          <w:color w:val="1F1F1F"/>
+          <w:sz w:val="19"/>
+          <w:shd w:val="clear" w:color="auto" w:fill="F4F4F4"/>
+        </w:rPr>
+        <w:t>tb_pacientes.nome_criptografado</w:t>
+      </w:r>
+      <w:r>
+        <w:rPr>
+          <w:rFonts w:ascii="Calibri" w:hAnsi="Calibri"/>
+          <w:b w:val="0"/>
+          <w:i w:val="0"/>
+          <w:color w:val="0A0A0A"/>
+          <w:sz w:val="21"/>
+        </w:rPr>
+        <w:t>. A aplicação Python nunca cifra nada.</w:t>
+      </w:r>
+    </w:p>
+    <w:p>
+      <w:pPr>
+        <w:spacing w:after="140"/>
+        <w:jc w:val="both"/>
+        <w:widowControl w:val="true"/>
+      </w:pPr>
+      <w:r>
+        <w:rPr>
+          <w:rFonts w:ascii="Calibri" w:hAnsi="Calibri"/>
+          <w:b/>
+          <w:color w:val="0A0A0A"/>
+          <w:sz w:val="21"/>
+        </w:rPr>
+        <w:t>RN-06 — Deduplicação do acompanhante por CPF.</w:t>
+      </w:r>
+      <w:r>
+        <w:rPr>
+          <w:rFonts w:ascii="Calibri" w:hAnsi="Calibri"/>
+          <w:b w:val="0"/>
+          <w:i w:val="0"/>
+          <w:color w:val="0A0A0A"/>
+          <w:sz w:val="21"/>
+        </w:rPr>
+        <w:t xml:space="preserve"> O bloco </w:t>
+      </w:r>
+      <w:r>
+        <w:rPr>
+          <w:rFonts w:ascii="Consolas" w:hAnsi="Consolas"/>
+          <w:color w:val="1F1F1F"/>
+          <w:sz w:val="19"/>
+          <w:shd w:val="clear" w:color="auto" w:fill="F4F4F4"/>
+        </w:rPr>
+        <w:t>acompanhante</w:t>
+      </w:r>
+      <w:r>
+        <w:rPr>
+          <w:rFonts w:ascii="Calibri" w:hAnsi="Calibri"/>
+          <w:b w:val="0"/>
+          <w:i w:val="0"/>
+          <w:color w:val="0A0A0A"/>
+          <w:sz w:val="21"/>
+        </w:rPr>
+        <w:t xml:space="preserve"> é opcional; quando presente, exige </w:t>
+      </w:r>
+      <w:r>
+        <w:rPr>
+          <w:rFonts w:ascii="Consolas" w:hAnsi="Consolas"/>
+          <w:color w:val="1F1F1F"/>
+          <w:sz w:val="19"/>
+          <w:shd w:val="clear" w:color="auto" w:fill="F4F4F4"/>
+        </w:rPr>
+        <w:t>nome</w:t>
+      </w:r>
+      <w:r>
+        <w:rPr>
+          <w:rFonts w:ascii="Calibri" w:hAnsi="Calibri"/>
+          <w:b w:val="0"/>
+          <w:i w:val="0"/>
+          <w:color w:val="0A0A0A"/>
+          <w:sz w:val="21"/>
+        </w:rPr>
+        <w:t xml:space="preserve"> (2 a 120 caracteres) e </w:t>
+      </w:r>
+      <w:r>
+        <w:rPr>
+          <w:rFonts w:ascii="Consolas" w:hAnsi="Consolas"/>
+          <w:color w:val="1F1F1F"/>
+          <w:sz w:val="19"/>
+          <w:shd w:val="clear" w:color="auto" w:fill="F4F4F4"/>
+        </w:rPr>
+        <w:t>relacao</w:t>
+      </w:r>
+      <w:r>
+        <w:rPr>
+          <w:rFonts w:ascii="Calibri" w:hAnsi="Calibri"/>
+          <w:b w:val="0"/>
+          <w:i w:val="0"/>
+          <w:color w:val="0A0A0A"/>
+          <w:sz w:val="21"/>
+        </w:rPr>
+        <w:t xml:space="preserve"> (1 a 40 caracteres). Se o acompanhante informado já existe (mesmo </w:t>
+      </w:r>
+      <w:r>
+        <w:rPr>
+          <w:rFonts w:ascii="Consolas" w:hAnsi="Consolas"/>
+          <w:color w:val="1F1F1F"/>
+          <w:sz w:val="19"/>
+          <w:shd w:val="clear" w:color="auto" w:fill="F4F4F4"/>
+        </w:rPr>
+        <w:t>cpf_hash</w:t>
+      </w:r>
+      <w:r>
+        <w:rPr>
+          <w:rFonts w:ascii="Calibri" w:hAnsi="Calibri"/>
+          <w:b w:val="0"/>
+          <w:i w:val="0"/>
+          <w:color w:val="0A0A0A"/>
+          <w:sz w:val="21"/>
+        </w:rPr>
+        <w:t xml:space="preserve">), o cadastro </w:t>
+      </w:r>
+      <w:r>
+        <w:rPr>
+          <w:rFonts w:ascii="Calibri" w:hAnsi="Calibri"/>
+          <w:b/>
+          <w:color w:val="0A0A0A"/>
+          <w:sz w:val="21"/>
+        </w:rPr>
+        <w:t>reaproveita</w:t>
+      </w:r>
+      <w:r>
+        <w:rPr>
+          <w:rFonts w:ascii="Calibri" w:hAnsi="Calibri"/>
+          <w:b w:val="0"/>
+          <w:i w:val="0"/>
+          <w:color w:val="0A0A0A"/>
+          <w:sz w:val="21"/>
+        </w:rPr>
+        <w:t xml:space="preserve"> o registro existente; sem CPF, sempre cria um novo. Isso reflete a realidade de que um mesmo responsável pode cuidar de vários pacientes.</w:t>
+      </w:r>
+    </w:p>
+    <w:p>
+      <w:pPr>
+        <w:spacing w:after="140"/>
+        <w:jc w:val="both"/>
+        <w:widowControl w:val="true"/>
+      </w:pPr>
+      <w:r>
+        <w:rPr>
+          <w:rFonts w:ascii="Calibri" w:hAnsi="Calibri"/>
+          <w:b/>
+          <w:color w:val="0A0A0A"/>
+          <w:sz w:val="21"/>
+        </w:rPr>
+        <w:t>RN-07 — A relação do acompanhante vira grau de parentesco do paciente.</w:t>
+      </w:r>
+      <w:r>
+        <w:rPr>
+          <w:rFonts w:ascii="Calibri" w:hAnsi="Calibri"/>
+          <w:b w:val="0"/>
+          <w:i w:val="0"/>
+          <w:color w:val="0A0A0A"/>
+          <w:sz w:val="21"/>
+        </w:rPr>
+        <w:t xml:space="preserve"> O grau de parentesco ("Mãe", "Pai", etc.) é enviado dentro do bloco </w:t>
+      </w:r>
+      <w:r>
+        <w:rPr>
+          <w:rFonts w:ascii="Consolas" w:hAnsi="Consolas"/>
+          <w:color w:val="1F1F1F"/>
+          <w:sz w:val="19"/>
+          <w:shd w:val="clear" w:color="auto" w:fill="F4F4F4"/>
+        </w:rPr>
+        <w:t>acompanhante</w:t>
+      </w:r>
+      <w:r>
+        <w:rPr>
+          <w:rFonts w:ascii="Calibri" w:hAnsi="Calibri"/>
+          <w:b w:val="0"/>
+          <w:i w:val="0"/>
+          <w:color w:val="0A0A0A"/>
+          <w:sz w:val="21"/>
+        </w:rPr>
+        <w:t xml:space="preserve"> (campo </w:t>
+      </w:r>
+      <w:r>
+        <w:rPr>
+          <w:rFonts w:ascii="Consolas" w:hAnsi="Consolas"/>
+          <w:color w:val="1F1F1F"/>
+          <w:sz w:val="19"/>
+          <w:shd w:val="clear" w:color="auto" w:fill="F4F4F4"/>
+        </w:rPr>
+        <w:t>relacao</w:t>
+      </w:r>
+      <w:r>
+        <w:rPr>
+          <w:rFonts w:ascii="Calibri" w:hAnsi="Calibri"/>
+          <w:b w:val="0"/>
+          <w:i w:val="0"/>
+          <w:color w:val="0A0A0A"/>
+          <w:sz w:val="21"/>
+        </w:rPr>
+        <w:t xml:space="preserve">), mas é armazenado na coluna </w:t>
+      </w:r>
+      <w:r>
+        <w:rPr>
+          <w:rFonts w:ascii="Consolas" w:hAnsi="Consolas"/>
+          <w:color w:val="1F1F1F"/>
+          <w:sz w:val="19"/>
+          <w:shd w:val="clear" w:color="auto" w:fill="F4F4F4"/>
+        </w:rPr>
+        <w:t>grau_parentesco</w:t>
+      </w:r>
+      <w:r>
+        <w:rPr>
+          <w:rFonts w:ascii="Calibri" w:hAnsi="Calibri"/>
+          <w:b w:val="0"/>
+          <w:i w:val="0"/>
+          <w:color w:val="0A0A0A"/>
+          <w:sz w:val="21"/>
+        </w:rPr>
+        <w:t xml:space="preserve"> do paciente, conforme a modelagem do banco.</w:t>
+      </w:r>
+    </w:p>
+    <w:p>
+      <w:pPr>
+        <w:spacing w:after="140"/>
+        <w:jc w:val="both"/>
+        <w:widowControl w:val="true"/>
+      </w:pPr>
+      <w:r>
+        <w:rPr>
+          <w:rFonts w:ascii="Calibri" w:hAnsi="Calibri"/>
+          <w:b/>
+          <w:color w:val="0A0A0A"/>
+          <w:sz w:val="21"/>
+        </w:rPr>
+        <w:t>RN-08 — Identidade inteira atribuída pelo banco.</w:t>
+      </w:r>
+      <w:r>
+        <w:rPr>
+          <w:rFonts w:ascii="Calibri" w:hAnsi="Calibri"/>
+          <w:b w:val="0"/>
+          <w:i w:val="0"/>
+          <w:color w:val="0A0A0A"/>
+          <w:sz w:val="21"/>
+        </w:rPr>
+        <w:t xml:space="preserve"> A entidade </w:t>
+      </w:r>
+      <w:r>
+        <w:rPr>
+          <w:rFonts w:ascii="Consolas" w:hAnsi="Consolas"/>
+          <w:color w:val="1F1F1F"/>
+          <w:sz w:val="19"/>
+          <w:shd w:val="clear" w:color="auto" w:fill="F4F4F4"/>
+        </w:rPr>
+        <w:t>Patient</w:t>
+      </w:r>
+      <w:r>
+        <w:rPr>
+          <w:rFonts w:ascii="Calibri" w:hAnsi="Calibri"/>
+          <w:b w:val="0"/>
+          <w:i w:val="0"/>
+          <w:color w:val="0A0A0A"/>
+          <w:sz w:val="21"/>
+        </w:rPr>
+        <w:t xml:space="preserve"> nasce com </w:t>
+      </w:r>
+      <w:r>
+        <w:rPr>
+          <w:rFonts w:ascii="Consolas" w:hAnsi="Consolas"/>
+          <w:color w:val="1F1F1F"/>
+          <w:sz w:val="19"/>
+          <w:shd w:val="clear" w:color="auto" w:fill="F4F4F4"/>
+        </w:rPr>
+        <w:t>id = None</w:t>
+      </w:r>
+      <w:r>
+        <w:rPr>
+          <w:rFonts w:ascii="Calibri" w:hAnsi="Calibri"/>
+          <w:b w:val="0"/>
+          <w:i w:val="0"/>
+          <w:color w:val="0A0A0A"/>
+          <w:sz w:val="21"/>
+        </w:rPr>
+        <w:t xml:space="preserve">; o INSERT é feito sem id e usa </w:t>
+      </w:r>
+      <w:r>
+        <w:rPr>
+          <w:rFonts w:ascii="Consolas" w:hAnsi="Consolas"/>
+          <w:color w:val="1F1F1F"/>
+          <w:sz w:val="19"/>
+          <w:shd w:val="clear" w:color="auto" w:fill="F4F4F4"/>
+        </w:rPr>
+        <w:t>RETURNING id</w:t>
+      </w:r>
+      <w:r>
+        <w:rPr>
+          <w:rFonts w:ascii="Calibri" w:hAnsi="Calibri"/>
+          <w:b w:val="0"/>
+          <w:i w:val="0"/>
+          <w:color w:val="0A0A0A"/>
+          <w:sz w:val="21"/>
+        </w:rPr>
+        <w:t xml:space="preserve">, e o identificador </w:t>
+      </w:r>
+      <w:r>
+        <w:rPr>
+          <w:rFonts w:ascii="Consolas" w:hAnsi="Consolas"/>
+          <w:color w:val="1F1F1F"/>
+          <w:sz w:val="19"/>
+          <w:shd w:val="clear" w:color="auto" w:fill="F4F4F4"/>
+        </w:rPr>
+        <w:t>SERIAL</w:t>
+      </w:r>
+      <w:r>
+        <w:rPr>
+          <w:rFonts w:ascii="Calibri" w:hAnsi="Calibri"/>
+          <w:b w:val="0"/>
+          <w:i w:val="0"/>
+          <w:color w:val="0A0A0A"/>
+          <w:sz w:val="21"/>
+        </w:rPr>
+        <w:t xml:space="preserve"> gerado pelo banco é então fixado na entidade. Identificadores são inteiros sequenciais, não UUID.</w:t>
       </w:r>
     </w:p>
     <w:p>
       <w:pPr>
         <w:keepNext/>
-        <w:spacing w:before="320" w:after="120"/>
+        <w:keepLines/>
+        <w:spacing w:before="360" w:after="140"/>
+        <w:widowControl w:val="true"/>
         <w:pBdr>
-          <w:bottom w:val="single" w:sz="6" w:space="4" w:color="1F1F1F"/>
+          <w:bottom w:val="single" w:sz="8" w:space="4" w:color="1F1F1F"/>
         </w:pBdr>
       </w:pPr>
       <w:r>
         <w:rPr>
+          <w:rFonts w:ascii="Calibri" w:hAnsi="Calibri"/>
           <w:b/>
+          <w:i w:val="0"/>
           <w:color w:val="0A0A0A"/>
-          <w:sz w:val="44"/>
-        </w:rPr>
-        <w:t>2. Cadastro de paciente</w:t>
+          <w:sz w:val="34"/>
+        </w:rPr>
+        <w:t>3. Listagem, prontuário e ciclo de vida do paciente</w:t>
       </w:r>
     </w:p>
     <w:p>
       <w:pPr>
+        <w:spacing w:after="140"/>
         <w:jc w:val="both"/>
+        <w:widowControl w:val="true"/>
       </w:pPr>
       <w:r>
         <w:rPr>
+          <w:rFonts w:ascii="Calibri" w:hAnsi="Calibri"/>
+          <w:b/>
           <w:color w:val="0A0A0A"/>
           <w:sz w:val="21"/>
         </w:rPr>
-        <w:t xml:space="preserve">Endpoint: </w:t>
+        <w:t>RN-09 — Escopo por médico dono (RBAC de aplicação).</w:t>
+      </w:r>
+      <w:r>
+        <w:rPr>
+          <w:rFonts w:ascii="Calibri" w:hAnsi="Calibri"/>
+          <w:b w:val="0"/>
+          <w:i w:val="0"/>
+          <w:color w:val="0A0A0A"/>
+          <w:sz w:val="21"/>
+        </w:rPr>
+        <w:t xml:space="preserve"> Toda consulta de pacientes é filtrada por </w:t>
       </w:r>
       <w:r>
         <w:rPr>
           <w:rFonts w:ascii="Consolas" w:hAnsi="Consolas"/>
           <w:color w:val="1F1F1F"/>
           <w:sz w:val="19"/>
-          <w:shd w:val="clear" w:fill="F2F2F2"/>
-        </w:rPr>
-        <w:t>POST /api/v1/pacientes</w:t>
-      </w:r>
-      <w:r>
-        <w:rPr>
+          <w:shd w:val="clear" w:color="auto" w:fill="F4F4F4"/>
+        </w:rPr>
+        <w:t>WHERE criado_por = :usuario_id</w:t>
+      </w:r>
+      <w:r>
+        <w:rPr>
+          <w:rFonts w:ascii="Calibri" w:hAnsi="Calibri"/>
+          <w:b w:val="0"/>
+          <w:i w:val="0"/>
           <w:color w:val="0A0A0A"/>
           <w:sz w:val="21"/>
         </w:rPr>
-        <w:t xml:space="preserve">. Caso de uso: </w:t>
+        <w:t xml:space="preserve"> (o </w:t>
       </w:r>
       <w:r>
         <w:rPr>
           <w:rFonts w:ascii="Consolas" w:hAnsi="Consolas"/>
           <w:color w:val="1F1F1F"/>
           <w:sz w:val="19"/>
-          <w:shd w:val="clear" w:fill="F2F2F2"/>
-        </w:rPr>
-        <w:t>RegisterPatientUseCase</w:t>
-      </w:r>
-      <w:r>
-        <w:rPr>
+          <w:shd w:val="clear" w:color="auto" w:fill="F4F4F4"/>
+        </w:rPr>
+        <w:t>usuario_id</w:t>
+      </w:r>
+      <w:r>
+        <w:rPr>
+          <w:rFonts w:ascii="Calibri" w:hAnsi="Calibri"/>
+          <w:b w:val="0"/>
+          <w:i w:val="0"/>
           <w:color w:val="0A0A0A"/>
           <w:sz w:val="21"/>
         </w:rPr>
-        <w:t xml:space="preserve">. Schema: </w:t>
+        <w:t xml:space="preserve"> vem do JWT). Um médico só enxerga e manipula os pacientes que ele cadastrou. Como os identificadores são sequenciais e, portanto, adivinháveis, esse filtro por dono é a defesa contra acesso indevido a objetos (IDOR) e é obrigatório em qualquer consulta nova.</w:t>
+      </w:r>
+    </w:p>
+    <w:p>
+      <w:pPr>
+        <w:spacing w:after="140"/>
+        <w:jc w:val="both"/>
+        <w:widowControl w:val="true"/>
+      </w:pPr>
+      <w:r>
+        <w:rPr>
+          <w:rFonts w:ascii="Calibri" w:hAnsi="Calibri"/>
+          <w:b/>
+          <w:color w:val="0A0A0A"/>
+          <w:sz w:val="21"/>
+        </w:rPr>
+        <w:t>RN-10 — Limite de paginação.</w:t>
+      </w:r>
+      <w:r>
+        <w:rPr>
+          <w:rFonts w:ascii="Calibri" w:hAnsi="Calibri"/>
+          <w:b w:val="0"/>
+          <w:i w:val="0"/>
+          <w:color w:val="0A0A0A"/>
+          <w:sz w:val="21"/>
+        </w:rPr>
+        <w:t xml:space="preserve"> A listagem de pacientes aceita </w:t>
       </w:r>
       <w:r>
         <w:rPr>
           <w:rFonts w:ascii="Consolas" w:hAnsi="Consolas"/>
           <w:color w:val="1F1F1F"/>
           <w:sz w:val="19"/>
-          <w:shd w:val="clear" w:fill="F2F2F2"/>
-        </w:rPr>
-        <w:t>PatientCreateRequest</w:t>
-      </w:r>
-      <w:r>
-        <w:rPr>
+          <w:shd w:val="clear" w:color="auto" w:fill="F4F4F4"/>
+        </w:rPr>
+        <w:t>limit</w:t>
+      </w:r>
+      <w:r>
+        <w:rPr>
+          <w:rFonts w:ascii="Calibri" w:hAnsi="Calibri"/>
+          <w:b w:val="0"/>
+          <w:i w:val="0"/>
           <w:color w:val="0A0A0A"/>
           <w:sz w:val="21"/>
         </w:rPr>
-        <w:t>.</w:t>
+        <w:t xml:space="preserve"> entre 1 e 200 (padrão 50) e </w:t>
+      </w:r>
+      <w:r>
+        <w:rPr>
+          <w:rFonts w:ascii="Consolas" w:hAnsi="Consolas"/>
+          <w:color w:val="1F1F1F"/>
+          <w:sz w:val="19"/>
+          <w:shd w:val="clear" w:color="auto" w:fill="F4F4F4"/>
+        </w:rPr>
+        <w:t>offset</w:t>
+      </w:r>
+      <w:r>
+        <w:rPr>
+          <w:rFonts w:ascii="Calibri" w:hAnsi="Calibri"/>
+          <w:b w:val="0"/>
+          <w:i w:val="0"/>
+          <w:color w:val="0A0A0A"/>
+          <w:sz w:val="21"/>
+        </w:rPr>
+        <w:t xml:space="preserve"> ≥ 0. O mesmo teto de 200 vale para o histórico de avaliações.</w:t>
       </w:r>
     </w:p>
     <w:p>
       <w:pPr>
+        <w:spacing w:after="140"/>
         <w:jc w:val="both"/>
+        <w:widowControl w:val="true"/>
       </w:pPr>
       <w:r>
         <w:rPr>
+          <w:rFonts w:ascii="Calibri" w:hAnsi="Calibri"/>
           <w:b/>
           <w:color w:val="0A0A0A"/>
           <w:sz w:val="21"/>
         </w:rPr>
-        <w:t>RN-02 — Campos obrigatórios do paciente.</w:t>
-      </w:r>
-      <w:r>
-        <w:rPr>
+        <w:t>RN-11 — Busca por nome é feita no servidor.</w:t>
+      </w:r>
+      <w:r>
+        <w:rPr>
+          <w:rFonts w:ascii="Calibri" w:hAnsi="Calibri"/>
+          <w:b w:val="0"/>
+          <w:i w:val="0"/>
           <w:color w:val="0A0A0A"/>
           <w:sz w:val="21"/>
         </w:rPr>
-        <w:t xml:space="preserve"> São obrigatórios apenas </w:t>
+        <w:t xml:space="preserve"> Como o nome pode não estar disponível em claro no cliente, a busca textual usa </w:t>
       </w:r>
       <w:r>
         <w:rPr>
           <w:rFonts w:ascii="Consolas" w:hAnsi="Consolas"/>
           <w:color w:val="1F1F1F"/>
           <w:sz w:val="19"/>
-          <w:shd w:val="clear" w:fill="F2F2F2"/>
-        </w:rPr>
-        <w:t>nome</w:t>
-      </w:r>
-      <w:r>
-        <w:rPr>
+          <w:shd w:val="clear" w:color="auto" w:fill="F4F4F4"/>
+        </w:rPr>
+        <w:t>ILIKE</w:t>
+      </w:r>
+      <w:r>
+        <w:rPr>
+          <w:rFonts w:ascii="Calibri" w:hAnsi="Calibri"/>
+          <w:b w:val="0"/>
+          <w:i w:val="0"/>
           <w:color w:val="0A0A0A"/>
           <w:sz w:val="21"/>
         </w:rPr>
-        <w:t xml:space="preserve">, </w:t>
+        <w:t xml:space="preserve"> no servidor (a view decifra o nome antes da comparação). O front-end envia o filtro via parâmetro </w:t>
       </w:r>
       <w:r>
         <w:rPr>
           <w:rFonts w:ascii="Consolas" w:hAnsi="Consolas"/>
           <w:color w:val="1F1F1F"/>
           <w:sz w:val="19"/>
-          <w:shd w:val="clear" w:fill="F2F2F2"/>
-        </w:rPr>
-        <w:t>data_nascimento</w:t>
-      </w:r>
-      <w:r>
-        <w:rPr>
+          <w:shd w:val="clear" w:color="auto" w:fill="F4F4F4"/>
+        </w:rPr>
+        <w:t>?nome=</w:t>
+      </w:r>
+      <w:r>
+        <w:rPr>
+          <w:rFonts w:ascii="Calibri" w:hAnsi="Calibri"/>
+          <w:b w:val="0"/>
+          <w:i w:val="0"/>
           <w:color w:val="0A0A0A"/>
           <w:sz w:val="21"/>
         </w:rPr>
-        <w:t xml:space="preserve"> e </w:t>
+        <w:t xml:space="preserve"> com </w:t>
+      </w:r>
+      <w:r>
+        <w:rPr>
+          <w:rFonts w:ascii="Calibri" w:hAnsi="Calibri"/>
+          <w:i/>
+          <w:color w:val="0A0A0A"/>
+          <w:sz w:val="21"/>
+        </w:rPr>
+        <w:t>debounce</w:t>
+      </w:r>
+      <w:r>
+        <w:rPr>
+          <w:rFonts w:ascii="Calibri" w:hAnsi="Calibri"/>
+          <w:b w:val="0"/>
+          <w:i w:val="0"/>
+          <w:color w:val="0A0A0A"/>
+          <w:sz w:val="21"/>
+        </w:rPr>
+        <w:t>.</w:t>
+      </w:r>
+    </w:p>
+    <w:p>
+      <w:pPr>
+        <w:spacing w:after="140"/>
+        <w:jc w:val="both"/>
+        <w:widowControl w:val="true"/>
+      </w:pPr>
+      <w:r>
+        <w:rPr>
+          <w:rFonts w:ascii="Calibri" w:hAnsi="Calibri"/>
+          <w:b/>
+          <w:color w:val="0A0A0A"/>
+          <w:sz w:val="21"/>
+        </w:rPr>
+        <w:t>RN-12 — Acesso ao prontuário restrito ao dono.</w:t>
+      </w:r>
+      <w:r>
+        <w:rPr>
+          <w:rFonts w:ascii="Calibri" w:hAnsi="Calibri"/>
+          <w:b w:val="0"/>
+          <w:i w:val="0"/>
+          <w:color w:val="0A0A0A"/>
+          <w:sz w:val="21"/>
+        </w:rPr>
+        <w:t xml:space="preserve"> O detalhe de um paciente (</w:t>
       </w:r>
       <w:r>
         <w:rPr>
           <w:rFonts w:ascii="Consolas" w:hAnsi="Consolas"/>
           <w:color w:val="1F1F1F"/>
           <w:sz w:val="19"/>
-          <w:shd w:val="clear" w:fill="F2F2F2"/>
-        </w:rPr>
-        <w:t>sexo</w:t>
-      </w:r>
-      <w:r>
-        <w:rPr>
+          <w:shd w:val="clear" w:color="auto" w:fill="F4F4F4"/>
+        </w:rPr>
+        <w:t>GET /pacientes/{id}</w:t>
+      </w:r>
+      <w:r>
+        <w:rPr>
+          <w:rFonts w:ascii="Calibri" w:hAnsi="Calibri"/>
+          <w:b w:val="0"/>
+          <w:i w:val="0"/>
           <w:color w:val="0A0A0A"/>
           <w:sz w:val="21"/>
         </w:rPr>
-        <w:t>. Todos os campos demográficos (etnia, UF, escolaridade, comorbidades, medicamentos, prematuridade, etc.) são opcionais, pois o banco permite NULL. Esta regra resultou de decisão registrada na especificação: o formulário do front-end não coleta vários campos, e exigi-los quebraria o cadastro.</w:t>
+        <w:t>) só é retornado se o paciente pertencer ao médico autenticado (</w:t>
+      </w:r>
+      <w:r>
+        <w:rPr>
+          <w:rFonts w:ascii="Consolas" w:hAnsi="Consolas"/>
+          <w:color w:val="1F1F1F"/>
+          <w:sz w:val="19"/>
+          <w:shd w:val="clear" w:color="auto" w:fill="F4F4F4"/>
+        </w:rPr>
+        <w:t>WHERE p.id = :id AND p.criado_por = :usuario_id</w:t>
+      </w:r>
+      <w:r>
+        <w:rPr>
+          <w:rFonts w:ascii="Calibri" w:hAnsi="Calibri"/>
+          <w:b w:val="0"/>
+          <w:i w:val="0"/>
+          <w:color w:val="0A0A0A"/>
+          <w:sz w:val="21"/>
+        </w:rPr>
+        <w:t>). Caso contrário, o sistema responde HTTP 404 "Paciente não encontrado" — sem distinguir entre inexistência e pertencimento a outro médico.</w:t>
       </w:r>
     </w:p>
     <w:p>
       <w:pPr>
+        <w:spacing w:after="140"/>
         <w:jc w:val="both"/>
+        <w:widowControl w:val="true"/>
       </w:pPr>
       <w:r>
         <w:rPr>
+          <w:rFonts w:ascii="Calibri" w:hAnsi="Calibri"/>
           <w:b/>
           <w:color w:val="0A0A0A"/>
           <w:sz w:val="21"/>
         </w:rPr>
-        <w:t>RN-03 — Validações de formato do paciente.</w:t>
-      </w:r>
-      <w:r>
-        <w:rPr>
+        <w:t>RN-13 — Exclusão lógica (arquivamento).</w:t>
+      </w:r>
+      <w:r>
+        <w:rPr>
+          <w:rFonts w:ascii="Calibri" w:hAnsi="Calibri"/>
+          <w:b w:val="0"/>
+          <w:i w:val="0"/>
           <w:color w:val="0A0A0A"/>
           <w:sz w:val="21"/>
         </w:rPr>
-        <w:t xml:space="preserve"> O schema </w:t>
+        <w:t xml:space="preserve"> </w:t>
       </w:r>
       <w:r>
         <w:rPr>
           <w:rFonts w:ascii="Consolas" w:hAnsi="Consolas"/>
           <w:color w:val="1F1F1F"/>
           <w:sz w:val="19"/>
-          <w:shd w:val="clear" w:fill="F2F2F2"/>
-        </w:rPr>
-        <w:t>PatientCreateRequest</w:t>
-      </w:r>
-      <w:r>
-        <w:rPr>
+          <w:shd w:val="clear" w:color="auto" w:fill="F4F4F4"/>
+        </w:rPr>
+        <w:t>PATCH /pacientes/{id}</w:t>
+      </w:r>
+      <w:r>
+        <w:rPr>
+          <w:rFonts w:ascii="Calibri" w:hAnsi="Calibri"/>
+          <w:b w:val="0"/>
+          <w:i w:val="0"/>
           <w:color w:val="0A0A0A"/>
           <w:sz w:val="21"/>
         </w:rPr>
-        <w:t xml:space="preserve"> (Pydantic, </w:t>
+        <w:t xml:space="preserve"> arquiva (</w:t>
       </w:r>
       <w:r>
         <w:rPr>
           <w:rFonts w:ascii="Consolas" w:hAnsi="Consolas"/>
           <w:color w:val="1F1F1F"/>
           <w:sz w:val="19"/>
-          <w:shd w:val="clear" w:fill="F2F2F2"/>
-        </w:rPr>
-        <w:t>extra="forbid"</w:t>
-      </w:r>
-      <w:r>
-        <w:rPr>
+          <w:shd w:val="clear" w:color="auto" w:fill="F4F4F4"/>
+        </w:rPr>
+        <w:t>ativo = FALSE</w:t>
+      </w:r>
+      <w:r>
+        <w:rPr>
+          <w:rFonts w:ascii="Calibri" w:hAnsi="Calibri"/>
+          <w:b w:val="0"/>
+          <w:i w:val="0"/>
           <w:color w:val="0A0A0A"/>
           <w:sz w:val="21"/>
         </w:rPr>
-        <w:t xml:space="preserve">) impõe: </w:t>
+        <w:t>) ou reativa (</w:t>
       </w:r>
       <w:r>
         <w:rPr>
           <w:rFonts w:ascii="Consolas" w:hAnsi="Consolas"/>
           <w:color w:val="1F1F1F"/>
           <w:sz w:val="19"/>
-          <w:shd w:val="clear" w:fill="F2F2F2"/>
-        </w:rPr>
-        <w:t>nome</w:t>
-      </w:r>
-      <w:r>
-        <w:rPr>
+          <w:shd w:val="clear" w:color="auto" w:fill="F4F4F4"/>
+        </w:rPr>
+        <w:t>ativo = TRUE</w:t>
+      </w:r>
+      <w:r>
+        <w:rPr>
+          <w:rFonts w:ascii="Calibri" w:hAnsi="Calibri"/>
+          <w:b w:val="0"/>
+          <w:i w:val="0"/>
           <w:color w:val="0A0A0A"/>
           <w:sz w:val="21"/>
         </w:rPr>
-        <w:t xml:space="preserve"> entre 2 e 120 caracteres; </w:t>
+        <w:t xml:space="preserve">) um paciente do próprio médico. Pacientes arquivados são omitidos da listagem por padrão; só aparecem quando se informa </w:t>
       </w:r>
       <w:r>
         <w:rPr>
           <w:rFonts w:ascii="Consolas" w:hAnsi="Consolas"/>
           <w:color w:val="1F1F1F"/>
           <w:sz w:val="19"/>
-          <w:shd w:val="clear" w:fill="F2F2F2"/>
-        </w:rPr>
-        <w:t>sexo</w:t>
-      </w:r>
-      <w:r>
-        <w:rPr>
+          <w:shd w:val="clear" w:color="auto" w:fill="F4F4F4"/>
+        </w:rPr>
+        <w:t>incluir_inativos=true</w:t>
+      </w:r>
+      <w:r>
+        <w:rPr>
+          <w:rFonts w:ascii="Calibri" w:hAnsi="Calibri"/>
+          <w:b w:val="0"/>
+          <w:i w:val="0"/>
           <w:color w:val="0A0A0A"/>
           <w:sz w:val="21"/>
         </w:rPr>
-        <w:t xml:space="preserve"> restrito ao padrão </w:t>
+        <w:t xml:space="preserve">. Se o paciente não pertencer ao médico, o caso de uso lança </w:t>
       </w:r>
       <w:r>
         <w:rPr>
           <w:rFonts w:ascii="Consolas" w:hAnsi="Consolas"/>
           <w:color w:val="1F1F1F"/>
           <w:sz w:val="19"/>
-          <w:shd w:val="clear" w:fill="F2F2F2"/>
-        </w:rPr>
-        <w:t>^(M|F|I)$</w:t>
-      </w:r>
-      <w:r>
-        <w:rPr>
+          <w:shd w:val="clear" w:color="auto" w:fill="F4F4F4"/>
+        </w:rPr>
+        <w:t>NotFoundError</w:t>
+      </w:r>
+      <w:r>
+        <w:rPr>
+          <w:rFonts w:ascii="Calibri" w:hAnsi="Calibri"/>
+          <w:b w:val="0"/>
+          <w:i w:val="0"/>
           <w:color w:val="0A0A0A"/>
           <w:sz w:val="21"/>
         </w:rPr>
-        <w:t xml:space="preserve">; </w:t>
+        <w:t xml:space="preserve"> (HTTP 404).</w:t>
+      </w:r>
+    </w:p>
+    <w:p>
+      <w:pPr>
+        <w:spacing w:after="140"/>
+        <w:jc w:val="both"/>
+        <w:widowControl w:val="true"/>
+      </w:pPr>
+      <w:r>
+        <w:rPr>
+          <w:rFonts w:ascii="Calibri" w:hAnsi="Calibri"/>
+          <w:b/>
+          <w:color w:val="0A0A0A"/>
+          <w:sz w:val="21"/>
+        </w:rPr>
+        <w:t>RN-14 — Exclusão definitiva exige confirmação por senha.</w:t>
+      </w:r>
+      <w:r>
+        <w:rPr>
+          <w:rFonts w:ascii="Calibri" w:hAnsi="Calibri"/>
+          <w:b w:val="0"/>
+          <w:i w:val="0"/>
+          <w:color w:val="0A0A0A"/>
+          <w:sz w:val="21"/>
+        </w:rPr>
+        <w:t xml:space="preserve"> </w:t>
       </w:r>
       <w:r>
         <w:rPr>
           <w:rFonts w:ascii="Consolas" w:hAnsi="Consolas"/>
           <w:color w:val="1F1F1F"/>
           <w:sz w:val="19"/>
-          <w:shd w:val="clear" w:fill="F2F2F2"/>
-        </w:rPr>
-        <w:t>cpf</w:t>
-      </w:r>
-      <w:r>
-        <w:rPr>
+          <w:shd w:val="clear" w:color="auto" w:fill="F4F4F4"/>
+        </w:rPr>
+        <w:t>DELETE /pacientes/{id}</w:t>
+      </w:r>
+      <w:r>
+        <w:rPr>
+          <w:rFonts w:ascii="Calibri" w:hAnsi="Calibri"/>
+          <w:b w:val="0"/>
+          <w:i w:val="0"/>
           <w:color w:val="0A0A0A"/>
           <w:sz w:val="21"/>
         </w:rPr>
-        <w:t xml:space="preserve"> opcional, entre 11 e 14 caracteres; </w:t>
+        <w:t xml:space="preserve"> remove o paciente e todos os registros dependentes em cascata (avaliações, respostas, histórico familiar, encaminhamentos, logs de análise, agendamentos). A operação é confirmada com a senha do próprio médico requisitante. </w:t>
+      </w:r>
+      <w:r>
+        <w:rPr>
+          <w:rFonts w:ascii="Calibri" w:hAnsi="Calibri"/>
+          <w:b/>
+          <w:color w:val="0A0A0A"/>
+          <w:sz w:val="21"/>
+        </w:rPr>
+        <w:t>Senha incorreta resulta em HTTP 422 (`DomainError` "Senha incorreta."), nunca em HTTP 401</w:t>
+      </w:r>
+      <w:r>
+        <w:rPr>
+          <w:rFonts w:ascii="Calibri" w:hAnsi="Calibri"/>
+          <w:b w:val="0"/>
+          <w:i w:val="0"/>
+          <w:color w:val="0A0A0A"/>
+          <w:sz w:val="21"/>
+        </w:rPr>
+        <w:t xml:space="preserve"> — decisão deliberada, pois o front-end trata 401 como expiração de sessão e deslogaria o usuário. Antes de excluir, o sistema verifica também o pertencimento (</w:t>
       </w:r>
       <w:r>
         <w:rPr>
           <w:rFonts w:ascii="Consolas" w:hAnsi="Consolas"/>
           <w:color w:val="1F1F1F"/>
           <w:sz w:val="19"/>
-          <w:shd w:val="clear" w:fill="F2F2F2"/>
-        </w:rPr>
-        <w:t>uf_nascimento</w:t>
-      </w:r>
-      <w:r>
-        <w:rPr>
+          <w:shd w:val="clear" w:color="auto" w:fill="F4F4F4"/>
+        </w:rPr>
+        <w:t>belongs_to</w:t>
+      </w:r>
+      <w:r>
+        <w:rPr>
+          <w:rFonts w:ascii="Calibri" w:hAnsi="Calibri"/>
+          <w:b w:val="0"/>
+          <w:i w:val="0"/>
           <w:color w:val="0A0A0A"/>
           <w:sz w:val="21"/>
         </w:rPr>
-        <w:t xml:space="preserve"> e </w:t>
+        <w:t>), respondendo 404 se o paciente não for do médico.</w:t>
+      </w:r>
+    </w:p>
+    <w:p>
+      <w:pPr>
+        <w:spacing w:after="140"/>
+        <w:jc w:val="both"/>
+        <w:widowControl w:val="true"/>
+      </w:pPr>
+      <w:r>
+        <w:rPr>
+          <w:rFonts w:ascii="Calibri" w:hAnsi="Calibri"/>
+          <w:b/>
+          <w:color w:val="0A0A0A"/>
+          <w:sz w:val="21"/>
+        </w:rPr>
+        <w:t>RN-15 — Foto do paciente.</w:t>
+      </w:r>
+      <w:r>
+        <w:rPr>
+          <w:rFonts w:ascii="Calibri" w:hAnsi="Calibri"/>
+          <w:b w:val="0"/>
+          <w:i w:val="0"/>
+          <w:color w:val="0A0A0A"/>
+          <w:sz w:val="21"/>
+        </w:rPr>
+        <w:t xml:space="preserve"> O upload de foto (</w:t>
       </w:r>
       <w:r>
         <w:rPr>
           <w:rFonts w:ascii="Consolas" w:hAnsi="Consolas"/>
           <w:color w:val="1F1F1F"/>
           <w:sz w:val="19"/>
-          <w:shd w:val="clear" w:fill="F2F2F2"/>
-        </w:rPr>
-        <w:t>uf_residencia</w:t>
-      </w:r>
-      <w:r>
-        <w:rPr>
+          <w:shd w:val="clear" w:color="auto" w:fill="F4F4F4"/>
+        </w:rPr>
+        <w:t>POST /pacientes/{id}/foto</w:t>
+      </w:r>
+      <w:r>
+        <w:rPr>
+          <w:rFonts w:ascii="Calibri" w:hAnsi="Calibri"/>
+          <w:b w:val="0"/>
+          <w:i w:val="0"/>
           <w:color w:val="0A0A0A"/>
           <w:sz w:val="21"/>
         </w:rPr>
-        <w:t xml:space="preserve"> com no máximo 2 caracteres; </w:t>
+        <w:t xml:space="preserve">) aceita uma imagem em base64, validada (base64 inválido resulta em 422), e a grava no sistema de arquivos em </w:t>
       </w:r>
       <w:r>
         <w:rPr>
           <w:rFonts w:ascii="Consolas" w:hAnsi="Consolas"/>
           <w:color w:val="1F1F1F"/>
           <w:sz w:val="19"/>
-          <w:shd w:val="clear" w:fill="F2F2F2"/>
-        </w:rPr>
-        <w:t>municipio_residencia</w:t>
-      </w:r>
-      <w:r>
-        <w:rPr>
+          <w:shd w:val="clear" w:color="auto" w:fill="F4F4F4"/>
+        </w:rPr>
+        <w:t>frontend/assets/uploads/paciente_{id}.jpg</w:t>
+      </w:r>
+      <w:r>
+        <w:rPr>
+          <w:rFonts w:ascii="Calibri" w:hAnsi="Calibri"/>
+          <w:b w:val="0"/>
+          <w:i w:val="0"/>
           <w:color w:val="0A0A0A"/>
           <w:sz w:val="21"/>
         </w:rPr>
-        <w:t xml:space="preserve"> com no máximo 120. Qualquer campo não previsto no schema faz a requisição falhar com HTTP 422.</w:t>
-      </w:r>
-    </w:p>
-    <w:p>
-      <w:pPr>
-        <w:jc w:val="both"/>
-      </w:pPr>
-      <w:r>
-        <w:rPr>
-          <w:b/>
-          <w:color w:val="0A0A0A"/>
-          <w:sz w:val="21"/>
-        </w:rPr>
-        <w:t>RN-04 — CPF nunca é armazenado; apenas seu hash.</w:t>
-      </w:r>
-      <w:r>
-        <w:rPr>
-          <w:color w:val="0A0A0A"/>
-          <w:sz w:val="21"/>
-        </w:rPr>
-        <w:t xml:space="preserve"> O objeto de valor </w:t>
-      </w:r>
-      <w:r>
-        <w:rPr>
-          <w:rFonts w:ascii="Consolas" w:hAnsi="Consolas"/>
-          <w:color w:val="1F1F1F"/>
-          <w:sz w:val="19"/>
-          <w:shd w:val="clear" w:fill="F2F2F2"/>
-        </w:rPr>
-        <w:t>CPF</w:t>
-      </w:r>
-      <w:r>
-        <w:rPr>
-          <w:color w:val="0A0A0A"/>
-          <w:sz w:val="21"/>
-        </w:rPr>
-        <w:t xml:space="preserve"> valida que o número contém exatamente 11 dígitos numéricos (após remover pontos, traços e espaços); caso contrário, lança </w:t>
-      </w:r>
-      <w:r>
-        <w:rPr>
-          <w:rFonts w:ascii="Consolas" w:hAnsi="Consolas"/>
-          <w:color w:val="1F1F1F"/>
-          <w:sz w:val="19"/>
-          <w:shd w:val="clear" w:fill="F2F2F2"/>
-        </w:rPr>
-        <w:t>ValueError</w:t>
-      </w:r>
-      <w:r>
-        <w:rPr>
-          <w:color w:val="0A0A0A"/>
-          <w:sz w:val="21"/>
-        </w:rPr>
-        <w:t xml:space="preserve"> com a mensagem "CPF inválido: deve conter exatamente 11 dígitos numéricos". Apenas o hash SHA-256 do CPF (</w:t>
-      </w:r>
-      <w:r>
-        <w:rPr>
-          <w:rFonts w:ascii="Consolas" w:hAnsi="Consolas"/>
-          <w:color w:val="1F1F1F"/>
-          <w:sz w:val="19"/>
-          <w:shd w:val="clear" w:fill="F2F2F2"/>
-        </w:rPr>
-        <w:t>cpf_hash</w:t>
-      </w:r>
-      <w:r>
-        <w:rPr>
-          <w:color w:val="0A0A0A"/>
-          <w:sz w:val="21"/>
-        </w:rPr>
-        <w:t xml:space="preserve">) é persistido — o número em si nunca é gravado. O hash permite verificar duplicidade por igualdade sem guardar o dado. Adicionalmente, o </w:t>
-      </w:r>
-      <w:r>
-        <w:rPr>
-          <w:rFonts w:ascii="Consolas" w:hAnsi="Consolas"/>
-          <w:color w:val="1F1F1F"/>
-          <w:sz w:val="19"/>
-          <w:shd w:val="clear" w:fill="F2F2F2"/>
-        </w:rPr>
-        <w:t>CPF</w:t>
-      </w:r>
-      <w:r>
-        <w:rPr>
-          <w:color w:val="0A0A0A"/>
-          <w:sz w:val="21"/>
-        </w:rPr>
-        <w:t xml:space="preserve"> redige a si mesmo em representações textuais (</w:t>
-      </w:r>
-      <w:r>
-        <w:rPr>
-          <w:rFonts w:ascii="Consolas" w:hAnsi="Consolas"/>
-          <w:color w:val="1F1F1F"/>
-          <w:sz w:val="19"/>
-          <w:shd w:val="clear" w:fill="F2F2F2"/>
-        </w:rPr>
-        <w:t>__repr__</w:t>
-      </w:r>
-      <w:r>
-        <w:rPr>
-          <w:color w:val="0A0A0A"/>
-          <w:sz w:val="21"/>
-        </w:rPr>
-        <w:t>/</w:t>
-      </w:r>
-      <w:r>
-        <w:rPr>
-          <w:rFonts w:ascii="Consolas" w:hAnsi="Consolas"/>
-          <w:color w:val="1F1F1F"/>
-          <w:sz w:val="19"/>
-          <w:shd w:val="clear" w:fill="F2F2F2"/>
-        </w:rPr>
-        <w:t>__str__</w:t>
-      </w:r>
-      <w:r>
-        <w:rPr>
-          <w:color w:val="0A0A0A"/>
-          <w:sz w:val="21"/>
-        </w:rPr>
-        <w:t xml:space="preserve"> retornam </w:t>
-      </w:r>
-      <w:r>
-        <w:rPr>
-          <w:rFonts w:ascii="Consolas" w:hAnsi="Consolas"/>
-          <w:color w:val="1F1F1F"/>
-          <w:sz w:val="19"/>
-          <w:shd w:val="clear" w:fill="F2F2F2"/>
-        </w:rPr>
-        <w:t>***redacted***</w:t>
-      </w:r>
-      <w:r>
-        <w:rPr>
-          <w:color w:val="0A0A0A"/>
-          <w:sz w:val="21"/>
-        </w:rPr>
-        <w:t>), de modo que o número nunca aparece em log ou *traceback*.</w:t>
-      </w:r>
-    </w:p>
-    <w:p>
-      <w:pPr>
-        <w:jc w:val="both"/>
-      </w:pPr>
-      <w:r>
-        <w:rPr>
-          <w:b/>
-          <w:color w:val="0A0A0A"/>
-          <w:sz w:val="21"/>
-        </w:rPr>
-        <w:t>RN-05 — Cifragem do nome no banco, não na aplicação.</w:t>
-      </w:r>
-      <w:r>
-        <w:rPr>
-          <w:color w:val="0A0A0A"/>
-          <w:sz w:val="21"/>
-        </w:rPr>
-        <w:t xml:space="preserve"> O repositório insere o nome do paciente em claro na view </w:t>
-      </w:r>
-      <w:r>
-        <w:rPr>
-          <w:rFonts w:ascii="Consolas" w:hAnsi="Consolas"/>
-          <w:color w:val="1F1F1F"/>
-          <w:sz w:val="19"/>
-          <w:shd w:val="clear" w:fill="F2F2F2"/>
-        </w:rPr>
-        <w:t>pacientes</w:t>
-      </w:r>
-      <w:r>
-        <w:rPr>
-          <w:color w:val="0A0A0A"/>
-          <w:sz w:val="21"/>
-        </w:rPr>
-        <w:t xml:space="preserve">. O gatilho </w:t>
-      </w:r>
-      <w:r>
-        <w:rPr>
-          <w:rFonts w:ascii="Consolas" w:hAnsi="Consolas"/>
-          <w:color w:val="1F1F1F"/>
-          <w:sz w:val="19"/>
-          <w:shd w:val="clear" w:fill="F2F2F2"/>
-        </w:rPr>
-        <w:t>INSTEAD OF INSERT</w:t>
-      </w:r>
-      <w:r>
-        <w:rPr>
-          <w:color w:val="0A0A0A"/>
-          <w:sz w:val="21"/>
-        </w:rPr>
-        <w:t xml:space="preserve"> (</w:t>
-      </w:r>
-      <w:r>
-        <w:rPr>
-          <w:rFonts w:ascii="Consolas" w:hAnsi="Consolas"/>
-          <w:color w:val="1F1F1F"/>
-          <w:sz w:val="19"/>
-          <w:shd w:val="clear" w:fill="F2F2F2"/>
-        </w:rPr>
-        <w:t>fn_pacientes_insert</w:t>
-      </w:r>
-      <w:r>
-        <w:rPr>
-          <w:color w:val="0A0A0A"/>
-          <w:sz w:val="21"/>
-        </w:rPr>
-        <w:t xml:space="preserve">) aplica </w:t>
-      </w:r>
-      <w:r>
-        <w:rPr>
-          <w:rFonts w:ascii="Consolas" w:hAnsi="Consolas"/>
-          <w:color w:val="1F1F1F"/>
-          <w:sz w:val="19"/>
-          <w:shd w:val="clear" w:fill="F2F2F2"/>
-        </w:rPr>
-        <w:t>pgp_sym_encrypt</w:t>
-      </w:r>
-      <w:r>
-        <w:rPr>
-          <w:color w:val="0A0A0A"/>
-          <w:sz w:val="21"/>
-        </w:rPr>
-        <w:t xml:space="preserve"> e grava o resultado cifrado (BYTEA) em </w:t>
-      </w:r>
-      <w:r>
-        <w:rPr>
-          <w:rFonts w:ascii="Consolas" w:hAnsi="Consolas"/>
-          <w:color w:val="1F1F1F"/>
-          <w:sz w:val="19"/>
-          <w:shd w:val="clear" w:fill="F2F2F2"/>
-        </w:rPr>
-        <w:t>tb_pacientes.nome_criptografado</w:t>
-      </w:r>
-      <w:r>
-        <w:rPr>
-          <w:color w:val="0A0A0A"/>
-          <w:sz w:val="21"/>
-        </w:rPr>
-        <w:t>. A aplicação Python nunca cifra nada.</w:t>
-      </w:r>
-    </w:p>
-    <w:p>
-      <w:pPr>
-        <w:jc w:val="both"/>
-      </w:pPr>
-      <w:r>
-        <w:rPr>
-          <w:b/>
-          <w:color w:val="0A0A0A"/>
-          <w:sz w:val="21"/>
-        </w:rPr>
-        <w:t>RN-06 — Deduplicação do acompanhante por CPF.</w:t>
-      </w:r>
-      <w:r>
-        <w:rPr>
-          <w:color w:val="0A0A0A"/>
-          <w:sz w:val="21"/>
-        </w:rPr>
-        <w:t xml:space="preserve"> O bloco </w:t>
-      </w:r>
-      <w:r>
-        <w:rPr>
-          <w:rFonts w:ascii="Consolas" w:hAnsi="Consolas"/>
-          <w:color w:val="1F1F1F"/>
-          <w:sz w:val="19"/>
-          <w:shd w:val="clear" w:fill="F2F2F2"/>
-        </w:rPr>
-        <w:t>acompanhante</w:t>
-      </w:r>
-      <w:r>
-        <w:rPr>
-          <w:color w:val="0A0A0A"/>
-          <w:sz w:val="21"/>
-        </w:rPr>
-        <w:t xml:space="preserve"> é opcional; quando presente, exige </w:t>
-      </w:r>
-      <w:r>
-        <w:rPr>
-          <w:rFonts w:ascii="Consolas" w:hAnsi="Consolas"/>
-          <w:color w:val="1F1F1F"/>
-          <w:sz w:val="19"/>
-          <w:shd w:val="clear" w:fill="F2F2F2"/>
-        </w:rPr>
-        <w:t>nome</w:t>
-      </w:r>
-      <w:r>
-        <w:rPr>
-          <w:color w:val="0A0A0A"/>
-          <w:sz w:val="21"/>
-        </w:rPr>
-        <w:t xml:space="preserve"> (2 a 120 caracteres) e </w:t>
-      </w:r>
-      <w:r>
-        <w:rPr>
-          <w:rFonts w:ascii="Consolas" w:hAnsi="Consolas"/>
-          <w:color w:val="1F1F1F"/>
-          <w:sz w:val="19"/>
-          <w:shd w:val="clear" w:fill="F2F2F2"/>
-        </w:rPr>
-        <w:t>relacao</w:t>
-      </w:r>
-      <w:r>
-        <w:rPr>
-          <w:color w:val="0A0A0A"/>
-          <w:sz w:val="21"/>
-        </w:rPr>
-        <w:t xml:space="preserve"> (1 a 40 caracteres). Se o acompanhante informado já existe (mesmo </w:t>
-      </w:r>
-      <w:r>
-        <w:rPr>
-          <w:rFonts w:ascii="Consolas" w:hAnsi="Consolas"/>
-          <w:color w:val="1F1F1F"/>
-          <w:sz w:val="19"/>
-          <w:shd w:val="clear" w:fill="F2F2F2"/>
-        </w:rPr>
-        <w:t>cpf_hash</w:t>
-      </w:r>
-      <w:r>
-        <w:rPr>
-          <w:color w:val="0A0A0A"/>
-          <w:sz w:val="21"/>
-        </w:rPr>
-        <w:t xml:space="preserve">), o cadastro </w:t>
-      </w:r>
-      <w:r>
-        <w:rPr>
-          <w:b/>
-          <w:color w:val="0A0A0A"/>
-          <w:sz w:val="21"/>
-        </w:rPr>
-        <w:t>reaproveita</w:t>
-      </w:r>
-      <w:r>
-        <w:rPr>
-          <w:color w:val="0A0A0A"/>
-          <w:sz w:val="21"/>
-        </w:rPr>
-        <w:t xml:space="preserve"> o registro existente; sem CPF, sempre cria um novo. Isso reflete a realidade de que um mesmo responsável pode cuidar de vários pacientes.</w:t>
-      </w:r>
-    </w:p>
-    <w:p>
-      <w:pPr>
-        <w:jc w:val="both"/>
-      </w:pPr>
-      <w:r>
-        <w:rPr>
-          <w:b/>
-          <w:color w:val="0A0A0A"/>
-          <w:sz w:val="21"/>
-        </w:rPr>
-        <w:t>RN-07 — A relação do acompanhante vira grau de parentesco do paciente.</w:t>
-      </w:r>
-      <w:r>
-        <w:rPr>
-          <w:color w:val="0A0A0A"/>
-          <w:sz w:val="21"/>
-        </w:rPr>
-        <w:t xml:space="preserve"> O grau de parentesco ("Mãe", "Pai", etc.) é enviado dentro do bloco </w:t>
-      </w:r>
-      <w:r>
-        <w:rPr>
-          <w:rFonts w:ascii="Consolas" w:hAnsi="Consolas"/>
-          <w:color w:val="1F1F1F"/>
-          <w:sz w:val="19"/>
-          <w:shd w:val="clear" w:fill="F2F2F2"/>
-        </w:rPr>
-        <w:t>acompanhante</w:t>
-      </w:r>
-      <w:r>
-        <w:rPr>
-          <w:color w:val="0A0A0A"/>
-          <w:sz w:val="21"/>
-        </w:rPr>
-        <w:t xml:space="preserve"> (campo </w:t>
-      </w:r>
-      <w:r>
-        <w:rPr>
-          <w:rFonts w:ascii="Consolas" w:hAnsi="Consolas"/>
-          <w:color w:val="1F1F1F"/>
-          <w:sz w:val="19"/>
-          <w:shd w:val="clear" w:fill="F2F2F2"/>
-        </w:rPr>
-        <w:t>relacao</w:t>
-      </w:r>
-      <w:r>
-        <w:rPr>
-          <w:color w:val="0A0A0A"/>
-          <w:sz w:val="21"/>
-        </w:rPr>
-        <w:t xml:space="preserve">), mas é armazenado na coluna </w:t>
-      </w:r>
-      <w:r>
-        <w:rPr>
-          <w:rFonts w:ascii="Consolas" w:hAnsi="Consolas"/>
-          <w:color w:val="1F1F1F"/>
-          <w:sz w:val="19"/>
-          <w:shd w:val="clear" w:fill="F2F2F2"/>
-        </w:rPr>
-        <w:t>grau_parentesco</w:t>
-      </w:r>
-      <w:r>
-        <w:rPr>
-          <w:color w:val="0A0A0A"/>
-          <w:sz w:val="21"/>
-        </w:rPr>
-        <w:t xml:space="preserve"> do paciente, conforme a modelagem do banco.</w:t>
-      </w:r>
-    </w:p>
-    <w:p>
-      <w:pPr>
-        <w:jc w:val="both"/>
-      </w:pPr>
-      <w:r>
-        <w:rPr>
-          <w:b/>
-          <w:color w:val="0A0A0A"/>
-          <w:sz w:val="21"/>
-        </w:rPr>
-        <w:t>RN-08 — Identidade inteira atribuída pelo banco.</w:t>
-      </w:r>
-      <w:r>
-        <w:rPr>
-          <w:color w:val="0A0A0A"/>
-          <w:sz w:val="21"/>
-        </w:rPr>
-        <w:t xml:space="preserve"> A entidade </w:t>
-      </w:r>
-      <w:r>
-        <w:rPr>
-          <w:rFonts w:ascii="Consolas" w:hAnsi="Consolas"/>
-          <w:color w:val="1F1F1F"/>
-          <w:sz w:val="19"/>
-          <w:shd w:val="clear" w:fill="F2F2F2"/>
-        </w:rPr>
-        <w:t>Patient</w:t>
-      </w:r>
-      <w:r>
-        <w:rPr>
-          <w:color w:val="0A0A0A"/>
-          <w:sz w:val="21"/>
-        </w:rPr>
-        <w:t xml:space="preserve"> nasce com </w:t>
-      </w:r>
-      <w:r>
-        <w:rPr>
-          <w:rFonts w:ascii="Consolas" w:hAnsi="Consolas"/>
-          <w:color w:val="1F1F1F"/>
-          <w:sz w:val="19"/>
-          <w:shd w:val="clear" w:fill="F2F2F2"/>
-        </w:rPr>
-        <w:t>id = None</w:t>
-      </w:r>
-      <w:r>
-        <w:rPr>
-          <w:color w:val="0A0A0A"/>
-          <w:sz w:val="21"/>
-        </w:rPr>
-        <w:t xml:space="preserve">; o INSERT é feito sem id e usa </w:t>
-      </w:r>
-      <w:r>
-        <w:rPr>
-          <w:rFonts w:ascii="Consolas" w:hAnsi="Consolas"/>
-          <w:color w:val="1F1F1F"/>
-          <w:sz w:val="19"/>
-          <w:shd w:val="clear" w:fill="F2F2F2"/>
-        </w:rPr>
-        <w:t>RETURNING id</w:t>
-      </w:r>
-      <w:r>
-        <w:rPr>
-          <w:color w:val="0A0A0A"/>
-          <w:sz w:val="21"/>
-        </w:rPr>
-        <w:t xml:space="preserve">, e o identificador </w:t>
-      </w:r>
-      <w:r>
-        <w:rPr>
-          <w:rFonts w:ascii="Consolas" w:hAnsi="Consolas"/>
-          <w:color w:val="1F1F1F"/>
-          <w:sz w:val="19"/>
-          <w:shd w:val="clear" w:fill="F2F2F2"/>
-        </w:rPr>
-        <w:t>SERIAL</w:t>
-      </w:r>
-      <w:r>
-        <w:rPr>
-          <w:color w:val="0A0A0A"/>
-          <w:sz w:val="21"/>
-        </w:rPr>
-        <w:t xml:space="preserve"> gerado pelo banco é então fixado na entidade. Identificadores são inteiros sequenciais, não UUID.</w:t>
+        <w:t>. A foto só pode ser enviada/removida para pacientes do próprio médico (verificado via detalhe; 404 caso contrário). A exclusão definitiva do paciente também remove sua foto.</w:t>
       </w:r>
     </w:p>
     <w:p>
       <w:pPr>
         <w:keepNext/>
-        <w:spacing w:before="320" w:after="120"/>
+        <w:keepLines/>
+        <w:spacing w:before="360" w:after="140"/>
+        <w:widowControl w:val="true"/>
         <w:pBdr>
-          <w:bottom w:val="single" w:sz="6" w:space="4" w:color="1F1F1F"/>
+          <w:bottom w:val="single" w:sz="8" w:space="4" w:color="1F1F1F"/>
         </w:pBdr>
       </w:pPr>
       <w:r>
         <w:rPr>
+          <w:rFonts w:ascii="Calibri" w:hAnsi="Calibri"/>
           <w:b/>
+          <w:i w:val="0"/>
           <w:color w:val="0A0A0A"/>
-          <w:sz w:val="44"/>
-        </w:rPr>
-        <w:t>3. Listagem, prontuário e ciclo de vida do paciente</w:t>
+          <w:sz w:val="34"/>
+        </w:rPr>
+        <w:t>4. Submissão de anamnese e cálculo do escore</w:t>
       </w:r>
     </w:p>
     <w:p>
       <w:pPr>
+        <w:spacing w:after="140"/>
         <w:jc w:val="both"/>
+        <w:widowControl w:val="true"/>
       </w:pPr>
       <w:r>
         <w:rPr>
+          <w:rFonts w:ascii="Calibri" w:hAnsi="Calibri"/>
+          <w:b w:val="0"/>
+          <w:i w:val="0"/>
+          <w:color w:val="0A0A0A"/>
+          <w:sz w:val="21"/>
+        </w:rPr>
+        <w:t xml:space="preserve">Endpoint: </w:t>
+      </w:r>
+      <w:r>
+        <w:rPr>
+          <w:rFonts w:ascii="Consolas" w:hAnsi="Consolas"/>
+          <w:color w:val="1F1F1F"/>
+          <w:sz w:val="19"/>
+          <w:shd w:val="clear" w:color="auto" w:fill="F4F4F4"/>
+        </w:rPr>
+        <w:t>POST /api/v1/avaliacoes</w:t>
+      </w:r>
+      <w:r>
+        <w:rPr>
+          <w:rFonts w:ascii="Calibri" w:hAnsi="Calibri"/>
+          <w:b w:val="0"/>
+          <w:i w:val="0"/>
+          <w:color w:val="0A0A0A"/>
+          <w:sz w:val="21"/>
+        </w:rPr>
+        <w:t xml:space="preserve">. Caso de uso: </w:t>
+      </w:r>
+      <w:r>
+        <w:rPr>
+          <w:rFonts w:ascii="Consolas" w:hAnsi="Consolas"/>
+          <w:color w:val="1F1F1F"/>
+          <w:sz w:val="19"/>
+          <w:shd w:val="clear" w:color="auto" w:fill="F4F4F4"/>
+        </w:rPr>
+        <w:t>SubmitAnamnesisUseCase</w:t>
+      </w:r>
+      <w:r>
+        <w:rPr>
+          <w:rFonts w:ascii="Calibri" w:hAnsi="Calibri"/>
+          <w:b w:val="0"/>
+          <w:i w:val="0"/>
+          <w:color w:val="0A0A0A"/>
+          <w:sz w:val="21"/>
+        </w:rPr>
+        <w:t xml:space="preserve">. Schema: </w:t>
+      </w:r>
+      <w:r>
+        <w:rPr>
+          <w:rFonts w:ascii="Consolas" w:hAnsi="Consolas"/>
+          <w:color w:val="1F1F1F"/>
+          <w:sz w:val="19"/>
+          <w:shd w:val="clear" w:color="auto" w:fill="F4F4F4"/>
+        </w:rPr>
+        <w:t>SubmitAnamnesisRequest</w:t>
+      </w:r>
+      <w:r>
+        <w:rPr>
+          <w:rFonts w:ascii="Calibri" w:hAnsi="Calibri"/>
+          <w:b w:val="0"/>
+          <w:i w:val="0"/>
+          <w:color w:val="0A0A0A"/>
+          <w:sz w:val="21"/>
+        </w:rPr>
+        <w:t>.</w:t>
+      </w:r>
+    </w:p>
+    <w:p>
+      <w:pPr>
+        <w:spacing w:after="140"/>
+        <w:jc w:val="both"/>
+        <w:widowControl w:val="true"/>
+      </w:pPr>
+      <w:r>
+        <w:rPr>
+          <w:rFonts w:ascii="Calibri" w:hAnsi="Calibri"/>
           <w:b/>
           <w:color w:val="0A0A0A"/>
           <w:sz w:val="21"/>
         </w:rPr>
-        <w:t>RN-09 — Escopo por médico dono (RBAC de aplicação).</w:t>
-      </w:r>
-      <w:r>
-        <w:rPr>
+        <w:t>RN-16 — Submissão consolidada e atômica.</w:t>
+      </w:r>
+      <w:r>
+        <w:rPr>
+          <w:rFonts w:ascii="Calibri" w:hAnsi="Calibri"/>
+          <w:b w:val="0"/>
+          <w:i w:val="0"/>
           <w:color w:val="0A0A0A"/>
           <w:sz w:val="21"/>
         </w:rPr>
-        <w:t xml:space="preserve"> Toda consulta de pacientes é filtrada por </w:t>
+        <w:t xml:space="preserve"> A finalização de uma triagem ocorre em um único endpoint e em uma única transação. O fluxo persiste, em sequência: a avaliação (rascunho), o acompanhante da visita, o registro de análise, as respostas do checklist e o histórico familiar; em seguida calcula o escore; cria o encaminhamento quando recomendado; e registra a auditoria. Qualquer falha desfaz a transação inteira (rollback).</w:t>
+      </w:r>
+    </w:p>
+    <w:p>
+      <w:pPr>
+        <w:spacing w:after="140"/>
+        <w:jc w:val="both"/>
+        <w:widowControl w:val="true"/>
+      </w:pPr>
+      <w:r>
+        <w:rPr>
+          <w:rFonts w:ascii="Calibri" w:hAnsi="Calibri"/>
+          <w:b/>
+          <w:color w:val="0A0A0A"/>
+          <w:sz w:val="21"/>
+        </w:rPr>
+        <w:t>RN-17 — O checklist não pode ser vazio.</w:t>
+      </w:r>
+      <w:r>
+        <w:rPr>
+          <w:rFonts w:ascii="Calibri" w:hAnsi="Calibri"/>
+          <w:b w:val="0"/>
+          <w:i w:val="0"/>
+          <w:color w:val="0A0A0A"/>
+          <w:sz w:val="21"/>
+        </w:rPr>
+        <w:t xml:space="preserve"> O campo </w:t>
       </w:r>
       <w:r>
         <w:rPr>
           <w:rFonts w:ascii="Consolas" w:hAnsi="Consolas"/>
           <w:color w:val="1F1F1F"/>
           <w:sz w:val="19"/>
-          <w:shd w:val="clear" w:fill="F2F2F2"/>
-        </w:rPr>
-        <w:t>WHERE criado_por = :usuario_id</w:t>
-      </w:r>
-      <w:r>
-        <w:rPr>
+          <w:shd w:val="clear" w:color="auto" w:fill="F4F4F4"/>
+        </w:rPr>
+        <w:t>respostas</w:t>
+      </w:r>
+      <w:r>
+        <w:rPr>
+          <w:rFonts w:ascii="Calibri" w:hAnsi="Calibri"/>
+          <w:b w:val="0"/>
+          <w:i w:val="0"/>
           <w:color w:val="0A0A0A"/>
           <w:sz w:val="21"/>
         </w:rPr>
-        <w:t xml:space="preserve"> (o </w:t>
+        <w:t xml:space="preserve"> exige </w:t>
       </w:r>
       <w:r>
         <w:rPr>
           <w:rFonts w:ascii="Consolas" w:hAnsi="Consolas"/>
           <w:color w:val="1F1F1F"/>
           <w:sz w:val="19"/>
-          <w:shd w:val="clear" w:fill="F2F2F2"/>
-        </w:rPr>
-        <w:t>usuario_id</w:t>
-      </w:r>
-      <w:r>
-        <w:rPr>
+          <w:shd w:val="clear" w:color="auto" w:fill="F4F4F4"/>
+        </w:rPr>
+        <w:t>min_length=1</w:t>
+      </w:r>
+      <w:r>
+        <w:rPr>
+          <w:rFonts w:ascii="Calibri" w:hAnsi="Calibri"/>
+          <w:b w:val="0"/>
+          <w:i w:val="0"/>
           <w:color w:val="0A0A0A"/>
           <w:sz w:val="21"/>
         </w:rPr>
-        <w:t xml:space="preserve"> vem do JWT). Um médico só enxerga e manipula os pacientes que ele cadastrou. Como os identificadores são sequenciais e, portanto, adivinháveis, esse filtro por dono é a defesa contra acesso indevido a objetos (IDOR) e é obrigatório em qualquer consulta nova.</w:t>
+        <w:t xml:space="preserve">: ao menos uma resposta de sintoma deve ser enviada, ou a validação falha com HTTP 422. Cada resposta tem </w:t>
+      </w:r>
+      <w:r>
+        <w:rPr>
+          <w:rFonts w:ascii="Consolas" w:hAnsi="Consolas"/>
+          <w:color w:val="1F1F1F"/>
+          <w:sz w:val="19"/>
+          <w:shd w:val="clear" w:color="auto" w:fill="F4F4F4"/>
+        </w:rPr>
+        <w:t>sintoma_id</w:t>
+      </w:r>
+      <w:r>
+        <w:rPr>
+          <w:rFonts w:ascii="Calibri" w:hAnsi="Calibri"/>
+          <w:b w:val="0"/>
+          <w:i w:val="0"/>
+          <w:color w:val="0A0A0A"/>
+          <w:sz w:val="21"/>
+        </w:rPr>
+        <w:t xml:space="preserve"> ≥ 1, </w:t>
+      </w:r>
+      <w:r>
+        <w:rPr>
+          <w:rFonts w:ascii="Consolas" w:hAnsi="Consolas"/>
+          <w:color w:val="1F1F1F"/>
+          <w:sz w:val="19"/>
+          <w:shd w:val="clear" w:color="auto" w:fill="F4F4F4"/>
+        </w:rPr>
+        <w:t>presente</w:t>
+      </w:r>
+      <w:r>
+        <w:rPr>
+          <w:rFonts w:ascii="Calibri" w:hAnsi="Calibri"/>
+          <w:b w:val="0"/>
+          <w:i w:val="0"/>
+          <w:color w:val="0A0A0A"/>
+          <w:sz w:val="21"/>
+        </w:rPr>
+        <w:t xml:space="preserve"> (booleano) e </w:t>
+      </w:r>
+      <w:r>
+        <w:rPr>
+          <w:rFonts w:ascii="Consolas" w:hAnsi="Consolas"/>
+          <w:color w:val="1F1F1F"/>
+          <w:sz w:val="19"/>
+          <w:shd w:val="clear" w:color="auto" w:fill="F4F4F4"/>
+        </w:rPr>
+        <w:t>observacao</w:t>
+      </w:r>
+      <w:r>
+        <w:rPr>
+          <w:rFonts w:ascii="Calibri" w:hAnsi="Calibri"/>
+          <w:b w:val="0"/>
+          <w:i w:val="0"/>
+          <w:color w:val="0A0A0A"/>
+          <w:sz w:val="21"/>
+        </w:rPr>
+        <w:t xml:space="preserve"> opcional (máx. 500 caracteres).</w:t>
       </w:r>
     </w:p>
     <w:p>
       <w:pPr>
+        <w:spacing w:after="140"/>
         <w:jc w:val="both"/>
+        <w:widowControl w:val="true"/>
       </w:pPr>
       <w:r>
         <w:rPr>
+          <w:rFonts w:ascii="Calibri" w:hAnsi="Calibri"/>
           <w:b/>
           <w:color w:val="0A0A0A"/>
           <w:sz w:val="21"/>
         </w:rPr>
-        <w:t>RN-10 — Limite de paginação.</w:t>
-      </w:r>
-      <w:r>
-        <w:rPr>
+        <w:t>RN-18 — O escore é calculado no banco de dados.</w:t>
+      </w:r>
+      <w:r>
+        <w:rPr>
+          <w:rFonts w:ascii="Calibri" w:hAnsi="Calibri"/>
+          <w:b w:val="0"/>
+          <w:i w:val="0"/>
           <w:color w:val="0A0A0A"/>
           <w:sz w:val="21"/>
         </w:rPr>
-        <w:t xml:space="preserve"> A listagem de pacientes aceita </w:t>
+        <w:t xml:space="preserve"> A regra de escore não está em Python. O </w:t>
       </w:r>
       <w:r>
         <w:rPr>
           <w:rFonts w:ascii="Consolas" w:hAnsi="Consolas"/>
           <w:color w:val="1F1F1F"/>
           <w:sz w:val="19"/>
-          <w:shd w:val="clear" w:fill="F2F2F2"/>
-        </w:rPr>
-        <w:t>limit</w:t>
-      </w:r>
-      <w:r>
-        <w:rPr>
+          <w:shd w:val="clear" w:color="auto" w:fill="F4F4F4"/>
+        </w:rPr>
+        <w:t>SymptomScoringOrchestrator</w:t>
+      </w:r>
+      <w:r>
+        <w:rPr>
+          <w:rFonts w:ascii="Calibri" w:hAnsi="Calibri"/>
+          <w:b w:val="0"/>
+          <w:i w:val="0"/>
           <w:color w:val="0A0A0A"/>
           <w:sz w:val="21"/>
         </w:rPr>
-        <w:t xml:space="preserve"> entre 1 e 200 (padrão 50) e </w:t>
+        <w:t xml:space="preserve"> apenas executa </w:t>
       </w:r>
       <w:r>
         <w:rPr>
           <w:rFonts w:ascii="Consolas" w:hAnsi="Consolas"/>
           <w:color w:val="1F1F1F"/>
           <w:sz w:val="19"/>
-          <w:shd w:val="clear" w:fill="F2F2F2"/>
-        </w:rPr>
-        <w:t>offset</w:t>
-      </w:r>
-      <w:r>
-        <w:rPr>
+          <w:shd w:val="clear" w:color="auto" w:fill="F4F4F4"/>
+        </w:rPr>
+        <w:t>SELECT * FROM fn_calcular_score_triagem(:avaliacao_id)</w:t>
+      </w:r>
+      <w:r>
+        <w:rPr>
+          <w:rFonts w:ascii="Calibri" w:hAnsi="Calibri"/>
+          <w:b w:val="0"/>
+          <w:i w:val="0"/>
           <w:color w:val="0A0A0A"/>
           <w:sz w:val="21"/>
         </w:rPr>
-        <w:t xml:space="preserve"> ≥ 0. O mesmo teto de 200 vale para o histórico de avaliações.</w:t>
+        <w:t xml:space="preserve">. A função do banco lê as respostas, multiplica cada sintoma presente pelo peso correspondente ao sexo do paciente, soma para obter o </w:t>
+      </w:r>
+      <w:r>
+        <w:rPr>
+          <w:rFonts w:ascii="Consolas" w:hAnsi="Consolas"/>
+          <w:color w:val="1F1F1F"/>
+          <w:sz w:val="19"/>
+          <w:shd w:val="clear" w:color="auto" w:fill="F4F4F4"/>
+        </w:rPr>
+        <w:t>score_final</w:t>
+      </w:r>
+      <w:r>
+        <w:rPr>
+          <w:rFonts w:ascii="Calibri" w:hAnsi="Calibri"/>
+          <w:b w:val="0"/>
+          <w:i w:val="0"/>
+          <w:color w:val="0A0A0A"/>
+          <w:sz w:val="21"/>
+        </w:rPr>
+        <w:t xml:space="preserve">, compara com o limiar vigente, registra a análise em </w:t>
+      </w:r>
+      <w:r>
+        <w:rPr>
+          <w:rFonts w:ascii="Consolas" w:hAnsi="Consolas"/>
+          <w:color w:val="1F1F1F"/>
+          <w:sz w:val="19"/>
+          <w:shd w:val="clear" w:color="auto" w:fill="F4F4F4"/>
+        </w:rPr>
+        <w:t>tb_log_analises</w:t>
+      </w:r>
+      <w:r>
+        <w:rPr>
+          <w:rFonts w:ascii="Calibri" w:hAnsi="Calibri"/>
+          <w:b w:val="0"/>
+          <w:i w:val="0"/>
+          <w:color w:val="0A0A0A"/>
+          <w:sz w:val="21"/>
+        </w:rPr>
+        <w:t xml:space="preserve"> e atualiza </w:t>
+      </w:r>
+      <w:r>
+        <w:rPr>
+          <w:rFonts w:ascii="Consolas" w:hAnsi="Consolas"/>
+          <w:color w:val="1F1F1F"/>
+          <w:sz w:val="19"/>
+          <w:shd w:val="clear" w:color="auto" w:fill="F4F4F4"/>
+        </w:rPr>
+        <w:t>tb_avaliacoes</w:t>
+      </w:r>
+      <w:r>
+        <w:rPr>
+          <w:rFonts w:ascii="Calibri" w:hAnsi="Calibri"/>
+          <w:b w:val="0"/>
+          <w:i w:val="0"/>
+          <w:color w:val="0A0A0A"/>
+          <w:sz w:val="21"/>
+        </w:rPr>
+        <w:t xml:space="preserve"> (mudando o </w:t>
+      </w:r>
+      <w:r>
+        <w:rPr>
+          <w:rFonts w:ascii="Consolas" w:hAnsi="Consolas"/>
+          <w:color w:val="1F1F1F"/>
+          <w:sz w:val="19"/>
+          <w:shd w:val="clear" w:color="auto" w:fill="F4F4F4"/>
+        </w:rPr>
+        <w:t>status</w:t>
+      </w:r>
+      <w:r>
+        <w:rPr>
+          <w:rFonts w:ascii="Calibri" w:hAnsi="Calibri"/>
+          <w:b w:val="0"/>
+          <w:i w:val="0"/>
+          <w:color w:val="0A0A0A"/>
+          <w:sz w:val="21"/>
+        </w:rPr>
+        <w:t xml:space="preserve"> para </w:t>
+      </w:r>
+      <w:r>
+        <w:rPr>
+          <w:rFonts w:ascii="Consolas" w:hAnsi="Consolas"/>
+          <w:color w:val="1F1F1F"/>
+          <w:sz w:val="19"/>
+          <w:shd w:val="clear" w:color="auto" w:fill="F4F4F4"/>
+        </w:rPr>
+        <w:t>finalizada</w:t>
+      </w:r>
+      <w:r>
+        <w:rPr>
+          <w:rFonts w:ascii="Calibri" w:hAnsi="Calibri"/>
+          <w:b w:val="0"/>
+          <w:i w:val="0"/>
+          <w:color w:val="0A0A0A"/>
+          <w:sz w:val="21"/>
+        </w:rPr>
+        <w:t>). O back-end não duplica essa fórmula.</w:t>
       </w:r>
     </w:p>
     <w:p>
       <w:pPr>
+        <w:spacing w:after="140"/>
         <w:jc w:val="both"/>
+        <w:widowControl w:val="true"/>
       </w:pPr>
       <w:r>
         <w:rPr>
+          <w:rFonts w:ascii="Calibri" w:hAnsi="Calibri"/>
           <w:b/>
           <w:color w:val="0A0A0A"/>
           <w:sz w:val="21"/>
         </w:rPr>
-        <w:t>RN-11 — Busca por nome é feita no servidor.</w:t>
-      </w:r>
-      <w:r>
-        <w:rPr>
-          <w:color w:val="0A0A0A"/>
-          <w:sz w:val="21"/>
-        </w:rPr>
-        <w:t xml:space="preserve"> Como o nome pode não estar disponível em claro no cliente, a busca textual usa </w:t>
-      </w:r>
-      <w:r>
-        <w:rPr>
-          <w:rFonts w:ascii="Consolas" w:hAnsi="Consolas"/>
-          <w:color w:val="1F1F1F"/>
-          <w:sz w:val="19"/>
-          <w:shd w:val="clear" w:fill="F2F2F2"/>
-        </w:rPr>
-        <w:t>ILIKE</w:t>
-      </w:r>
-      <w:r>
-        <w:rPr>
-          <w:color w:val="0A0A0A"/>
-          <w:sz w:val="21"/>
-        </w:rPr>
-        <w:t xml:space="preserve"> no servidor (a view decifra o nome antes da comparação). O front-end envia o filtro via parâmetro </w:t>
-      </w:r>
-      <w:r>
-        <w:rPr>
-          <w:rFonts w:ascii="Consolas" w:hAnsi="Consolas"/>
-          <w:color w:val="1F1F1F"/>
-          <w:sz w:val="19"/>
-          <w:shd w:val="clear" w:fill="F2F2F2"/>
-        </w:rPr>
-        <w:t>?nome=</w:t>
-      </w:r>
-      <w:r>
-        <w:rPr>
-          <w:color w:val="0A0A0A"/>
-          <w:sz w:val="21"/>
-        </w:rPr>
-        <w:t xml:space="preserve"> com *debounce*.</w:t>
-      </w:r>
-    </w:p>
-    <w:p>
-      <w:pPr>
-        <w:jc w:val="both"/>
-      </w:pPr>
-      <w:r>
-        <w:rPr>
-          <w:b/>
-          <w:color w:val="0A0A0A"/>
-          <w:sz w:val="21"/>
-        </w:rPr>
-        <w:t>RN-12 — Acesso ao prontuário restrito ao dono.</w:t>
-      </w:r>
-      <w:r>
-        <w:rPr>
-          <w:color w:val="0A0A0A"/>
-          <w:sz w:val="21"/>
-        </w:rPr>
-        <w:t xml:space="preserve"> O detalhe de um paciente (</w:t>
-      </w:r>
-      <w:r>
-        <w:rPr>
-          <w:rFonts w:ascii="Consolas" w:hAnsi="Consolas"/>
-          <w:color w:val="1F1F1F"/>
-          <w:sz w:val="19"/>
-          <w:shd w:val="clear" w:fill="F2F2F2"/>
-        </w:rPr>
-        <w:t>GET /pacientes/{id}</w:t>
-      </w:r>
-      <w:r>
-        <w:rPr>
-          <w:color w:val="0A0A0A"/>
-          <w:sz w:val="21"/>
-        </w:rPr>
-        <w:t>) só é retornado se o paciente pertencer ao médico autenticado (</w:t>
-      </w:r>
-      <w:r>
-        <w:rPr>
-          <w:rFonts w:ascii="Consolas" w:hAnsi="Consolas"/>
-          <w:color w:val="1F1F1F"/>
-          <w:sz w:val="19"/>
-          <w:shd w:val="clear" w:fill="F2F2F2"/>
-        </w:rPr>
-        <w:t>WHERE p.id = :id AND p.criado_por = :usuario_id</w:t>
-      </w:r>
-      <w:r>
-        <w:rPr>
-          <w:color w:val="0A0A0A"/>
-          <w:sz w:val="21"/>
-        </w:rPr>
-        <w:t>). Caso contrário, o sistema responde HTTP 404 "Paciente não encontrado" — sem distinguir entre inexistência e pertencimento a outro médico.</w:t>
-      </w:r>
-    </w:p>
-    <w:p>
-      <w:pPr>
-        <w:jc w:val="both"/>
-      </w:pPr>
-      <w:r>
-        <w:rPr>
-          <w:b/>
-          <w:color w:val="0A0A0A"/>
-          <w:sz w:val="21"/>
-        </w:rPr>
-        <w:t>RN-13 — Exclusão lógica (arquivamento).</w:t>
-      </w:r>
-      <w:r>
-        <w:rPr>
-          <w:color w:val="0A0A0A"/>
-          <w:sz w:val="21"/>
-        </w:rPr>
-        <w:t xml:space="preserve"> </w:t>
-      </w:r>
-      <w:r>
-        <w:rPr>
-          <w:rFonts w:ascii="Consolas" w:hAnsi="Consolas"/>
-          <w:color w:val="1F1F1F"/>
-          <w:sz w:val="19"/>
-          <w:shd w:val="clear" w:fill="F2F2F2"/>
-        </w:rPr>
-        <w:t>PATCH /pacientes/{id}</w:t>
-      </w:r>
-      <w:r>
-        <w:rPr>
-          <w:color w:val="0A0A0A"/>
-          <w:sz w:val="21"/>
-        </w:rPr>
-        <w:t xml:space="preserve"> arquiva (</w:t>
-      </w:r>
-      <w:r>
-        <w:rPr>
-          <w:rFonts w:ascii="Consolas" w:hAnsi="Consolas"/>
-          <w:color w:val="1F1F1F"/>
-          <w:sz w:val="19"/>
-          <w:shd w:val="clear" w:fill="F2F2F2"/>
-        </w:rPr>
-        <w:t>ativo = FALSE</w:t>
-      </w:r>
-      <w:r>
-        <w:rPr>
-          <w:color w:val="0A0A0A"/>
-          <w:sz w:val="21"/>
-        </w:rPr>
-        <w:t>) ou reativa (</w:t>
-      </w:r>
-      <w:r>
-        <w:rPr>
-          <w:rFonts w:ascii="Consolas" w:hAnsi="Consolas"/>
-          <w:color w:val="1F1F1F"/>
-          <w:sz w:val="19"/>
-          <w:shd w:val="clear" w:fill="F2F2F2"/>
-        </w:rPr>
-        <w:t>ativo = TRUE</w:t>
-      </w:r>
-      <w:r>
-        <w:rPr>
-          <w:color w:val="0A0A0A"/>
-          <w:sz w:val="21"/>
-        </w:rPr>
-        <w:t xml:space="preserve">) um paciente do próprio médico. Pacientes arquivados são omitidos da listagem por padrão; só aparecem quando se informa </w:t>
-      </w:r>
-      <w:r>
-        <w:rPr>
-          <w:rFonts w:ascii="Consolas" w:hAnsi="Consolas"/>
-          <w:color w:val="1F1F1F"/>
-          <w:sz w:val="19"/>
-          <w:shd w:val="clear" w:fill="F2F2F2"/>
-        </w:rPr>
-        <w:t>incluir_inativos=true</w:t>
-      </w:r>
-      <w:r>
-        <w:rPr>
-          <w:color w:val="0A0A0A"/>
-          <w:sz w:val="21"/>
-        </w:rPr>
-        <w:t xml:space="preserve">. Se o paciente não pertencer ao médico, o caso de uso lança </w:t>
-      </w:r>
-      <w:r>
-        <w:rPr>
-          <w:rFonts w:ascii="Consolas" w:hAnsi="Consolas"/>
-          <w:color w:val="1F1F1F"/>
-          <w:sz w:val="19"/>
-          <w:shd w:val="clear" w:fill="F2F2F2"/>
-        </w:rPr>
-        <w:t>NotFoundError</w:t>
-      </w:r>
-      <w:r>
-        <w:rPr>
-          <w:color w:val="0A0A0A"/>
-          <w:sz w:val="21"/>
-        </w:rPr>
-        <w:t xml:space="preserve"> (HTTP 404).</w:t>
-      </w:r>
-    </w:p>
-    <w:p>
-      <w:pPr>
-        <w:jc w:val="both"/>
-      </w:pPr>
-      <w:r>
-        <w:rPr>
-          <w:b/>
-          <w:color w:val="0A0A0A"/>
-          <w:sz w:val="21"/>
-        </w:rPr>
-        <w:t>RN-14 — Exclusão definitiva exige confirmação por senha.</w:t>
-      </w:r>
-      <w:r>
-        <w:rPr>
-          <w:color w:val="0A0A0A"/>
-          <w:sz w:val="21"/>
-        </w:rPr>
-        <w:t xml:space="preserve"> </w:t>
-      </w:r>
-      <w:r>
-        <w:rPr>
-          <w:rFonts w:ascii="Consolas" w:hAnsi="Consolas"/>
-          <w:color w:val="1F1F1F"/>
-          <w:sz w:val="19"/>
-          <w:shd w:val="clear" w:fill="F2F2F2"/>
-        </w:rPr>
-        <w:t>DELETE /pacientes/{id}</w:t>
-      </w:r>
-      <w:r>
-        <w:rPr>
-          <w:color w:val="0A0A0A"/>
-          <w:sz w:val="21"/>
-        </w:rPr>
-        <w:t xml:space="preserve"> remove o paciente e todos os registros dependentes em cascata (avaliações, respostas, histórico familiar, encaminhamentos, logs de análise, agendamentos). A operação é confirmada com a senha do próprio médico requisitante. </w:t>
-      </w:r>
-      <w:r>
-        <w:rPr>
-          <w:b/>
-          <w:color w:val="0A0A0A"/>
-          <w:sz w:val="21"/>
-        </w:rPr>
-        <w:t>Senha incorreta resulta em HTTP 422 (`DomainError` "Senha incorreta."), nunca em HTTP 401</w:t>
-      </w:r>
-      <w:r>
-        <w:rPr>
-          <w:color w:val="0A0A0A"/>
-          <w:sz w:val="21"/>
-        </w:rPr>
-        <w:t xml:space="preserve"> — decisão deliberada, pois o front-end trata 401 como expiração de sessão e deslogaria o usuário. Antes de excluir, o sistema verifica também o pertencimento (</w:t>
-      </w:r>
-      <w:r>
-        <w:rPr>
-          <w:rFonts w:ascii="Consolas" w:hAnsi="Consolas"/>
-          <w:color w:val="1F1F1F"/>
-          <w:sz w:val="19"/>
-          <w:shd w:val="clear" w:fill="F2F2F2"/>
-        </w:rPr>
-        <w:t>belongs_to</w:t>
-      </w:r>
-      <w:r>
-        <w:rPr>
-          <w:color w:val="0A0A0A"/>
-          <w:sz w:val="21"/>
-        </w:rPr>
-        <w:t>), respondendo 404 se o paciente não for do médico.</w:t>
-      </w:r>
-    </w:p>
-    <w:p>
-      <w:pPr>
-        <w:jc w:val="both"/>
-      </w:pPr>
-      <w:r>
-        <w:rPr>
-          <w:b/>
-          <w:color w:val="0A0A0A"/>
-          <w:sz w:val="21"/>
-        </w:rPr>
-        <w:t>RN-15 — Foto do paciente.</w:t>
-      </w:r>
-      <w:r>
-        <w:rPr>
-          <w:color w:val="0A0A0A"/>
-          <w:sz w:val="21"/>
-        </w:rPr>
-        <w:t xml:space="preserve"> O upload de foto (</w:t>
-      </w:r>
-      <w:r>
-        <w:rPr>
-          <w:rFonts w:ascii="Consolas" w:hAnsi="Consolas"/>
-          <w:color w:val="1F1F1F"/>
-          <w:sz w:val="19"/>
-          <w:shd w:val="clear" w:fill="F2F2F2"/>
-        </w:rPr>
-        <w:t>POST /pacientes/{id}/foto</w:t>
-      </w:r>
-      <w:r>
-        <w:rPr>
-          <w:color w:val="0A0A0A"/>
-          <w:sz w:val="21"/>
-        </w:rPr>
-        <w:t xml:space="preserve">) aceita uma imagem em base64, validada (base64 inválido resulta em 422), e a grava no sistema de arquivos em </w:t>
-      </w:r>
-      <w:r>
-        <w:rPr>
-          <w:rFonts w:ascii="Consolas" w:hAnsi="Consolas"/>
-          <w:color w:val="1F1F1F"/>
-          <w:sz w:val="19"/>
-          <w:shd w:val="clear" w:fill="F2F2F2"/>
-        </w:rPr>
-        <w:t>frontend/assets/uploads/paciente_{id}.jpg</w:t>
-      </w:r>
-      <w:r>
-        <w:rPr>
-          <w:color w:val="0A0A0A"/>
-          <w:sz w:val="21"/>
-        </w:rPr>
-        <w:t>. A foto só pode ser enviada/removida para pacientes do próprio médico (verificado via detalhe; 404 caso contrário). A exclusão definitiva do paciente também remove sua foto.</w:t>
-      </w:r>
-    </w:p>
-    <w:p>
-      <w:pPr>
-        <w:keepNext/>
-        <w:spacing w:before="320" w:after="120"/>
-        <w:pBdr>
-          <w:bottom w:val="single" w:sz="6" w:space="4" w:color="1F1F1F"/>
-        </w:pBdr>
-      </w:pPr>
-      <w:r>
-        <w:rPr>
-          <w:b/>
-          <w:color w:val="0A0A0A"/>
-          <w:sz w:val="44"/>
-        </w:rPr>
-        <w:t>4. Submissão de anamnese e cálculo do escore</w:t>
-      </w:r>
-    </w:p>
-    <w:p>
-      <w:pPr>
-        <w:jc w:val="both"/>
-      </w:pPr>
-      <w:r>
-        <w:rPr>
-          <w:color w:val="0A0A0A"/>
-          <w:sz w:val="21"/>
-        </w:rPr>
-        <w:t xml:space="preserve">Endpoint: </w:t>
-      </w:r>
-      <w:r>
-        <w:rPr>
-          <w:rFonts w:ascii="Consolas" w:hAnsi="Consolas"/>
-          <w:color w:val="1F1F1F"/>
-          <w:sz w:val="19"/>
-          <w:shd w:val="clear" w:fill="F2F2F2"/>
-        </w:rPr>
-        <w:t>POST /api/v1/avaliacoes</w:t>
-      </w:r>
-      <w:r>
-        <w:rPr>
-          <w:color w:val="0A0A0A"/>
-          <w:sz w:val="21"/>
-        </w:rPr>
-        <w:t xml:space="preserve">. Caso de uso: </w:t>
-      </w:r>
-      <w:r>
-        <w:rPr>
-          <w:rFonts w:ascii="Consolas" w:hAnsi="Consolas"/>
-          <w:color w:val="1F1F1F"/>
-          <w:sz w:val="19"/>
-          <w:shd w:val="clear" w:fill="F2F2F2"/>
-        </w:rPr>
-        <w:t>SubmitAnamnesisUseCase</w:t>
-      </w:r>
-      <w:r>
-        <w:rPr>
-          <w:color w:val="0A0A0A"/>
-          <w:sz w:val="21"/>
-        </w:rPr>
-        <w:t xml:space="preserve">. Schema: </w:t>
-      </w:r>
-      <w:r>
-        <w:rPr>
-          <w:rFonts w:ascii="Consolas" w:hAnsi="Consolas"/>
-          <w:color w:val="1F1F1F"/>
-          <w:sz w:val="19"/>
-          <w:shd w:val="clear" w:fill="F2F2F2"/>
-        </w:rPr>
-        <w:t>SubmitAnamnesisRequest</w:t>
-      </w:r>
-      <w:r>
-        <w:rPr>
-          <w:color w:val="0A0A0A"/>
-          <w:sz w:val="21"/>
-        </w:rPr>
-        <w:t>.</w:t>
-      </w:r>
-    </w:p>
-    <w:p>
-      <w:pPr>
-        <w:jc w:val="both"/>
-      </w:pPr>
-      <w:r>
-        <w:rPr>
-          <w:b/>
-          <w:color w:val="0A0A0A"/>
-          <w:sz w:val="21"/>
-        </w:rPr>
-        <w:t>RN-16 — Submissão consolidada e atômica.</w:t>
-      </w:r>
-      <w:r>
-        <w:rPr>
-          <w:color w:val="0A0A0A"/>
-          <w:sz w:val="21"/>
-        </w:rPr>
-        <w:t xml:space="preserve"> A finalização de uma triagem ocorre em um único endpoint e em uma única transação. O fluxo persiste, em sequência: a avaliação (rascunho), o acompanhante da visita, o registro de análise, as respostas do checklist e o histórico familiar; em seguida calcula o escore; cria o encaminhamento quando recomendado; e registra a auditoria. Qualquer falha desfaz a transação inteira (rollback).</w:t>
-      </w:r>
-    </w:p>
-    <w:p>
-      <w:pPr>
-        <w:jc w:val="both"/>
-      </w:pPr>
-      <w:r>
-        <w:rPr>
-          <w:b/>
-          <w:color w:val="0A0A0A"/>
-          <w:sz w:val="21"/>
-        </w:rPr>
-        <w:t>RN-17 — O checklist não pode ser vazio.</w:t>
-      </w:r>
-      <w:r>
-        <w:rPr>
-          <w:color w:val="0A0A0A"/>
-          <w:sz w:val="21"/>
-        </w:rPr>
-        <w:t xml:space="preserve"> O campo </w:t>
-      </w:r>
-      <w:r>
-        <w:rPr>
-          <w:rFonts w:ascii="Consolas" w:hAnsi="Consolas"/>
-          <w:color w:val="1F1F1F"/>
-          <w:sz w:val="19"/>
-          <w:shd w:val="clear" w:fill="F2F2F2"/>
-        </w:rPr>
-        <w:t>respostas</w:t>
-      </w:r>
-      <w:r>
-        <w:rPr>
-          <w:color w:val="0A0A0A"/>
-          <w:sz w:val="21"/>
-        </w:rPr>
-        <w:t xml:space="preserve"> exige </w:t>
-      </w:r>
-      <w:r>
-        <w:rPr>
-          <w:rFonts w:ascii="Consolas" w:hAnsi="Consolas"/>
-          <w:color w:val="1F1F1F"/>
-          <w:sz w:val="19"/>
-          <w:shd w:val="clear" w:fill="F2F2F2"/>
-        </w:rPr>
-        <w:t>min_length=1</w:t>
-      </w:r>
-      <w:r>
-        <w:rPr>
-          <w:color w:val="0A0A0A"/>
-          <w:sz w:val="21"/>
-        </w:rPr>
-        <w:t xml:space="preserve">: ao menos uma resposta de sintoma deve ser enviada, ou a validação falha com HTTP 422. Cada resposta tem </w:t>
-      </w:r>
-      <w:r>
-        <w:rPr>
-          <w:rFonts w:ascii="Consolas" w:hAnsi="Consolas"/>
-          <w:color w:val="1F1F1F"/>
-          <w:sz w:val="19"/>
-          <w:shd w:val="clear" w:fill="F2F2F2"/>
-        </w:rPr>
-        <w:t>sintoma_id</w:t>
-      </w:r>
-      <w:r>
-        <w:rPr>
-          <w:color w:val="0A0A0A"/>
-          <w:sz w:val="21"/>
-        </w:rPr>
-        <w:t xml:space="preserve"> ≥ 1, </w:t>
-      </w:r>
-      <w:r>
-        <w:rPr>
-          <w:rFonts w:ascii="Consolas" w:hAnsi="Consolas"/>
-          <w:color w:val="1F1F1F"/>
-          <w:sz w:val="19"/>
-          <w:shd w:val="clear" w:fill="F2F2F2"/>
-        </w:rPr>
-        <w:t>presente</w:t>
-      </w:r>
-      <w:r>
-        <w:rPr>
-          <w:color w:val="0A0A0A"/>
-          <w:sz w:val="21"/>
-        </w:rPr>
-        <w:t xml:space="preserve"> (booleano) e </w:t>
-      </w:r>
-      <w:r>
-        <w:rPr>
-          <w:rFonts w:ascii="Consolas" w:hAnsi="Consolas"/>
-          <w:color w:val="1F1F1F"/>
-          <w:sz w:val="19"/>
-          <w:shd w:val="clear" w:fill="F2F2F2"/>
-        </w:rPr>
-        <w:t>observacao</w:t>
-      </w:r>
-      <w:r>
-        <w:rPr>
-          <w:color w:val="0A0A0A"/>
-          <w:sz w:val="21"/>
-        </w:rPr>
-        <w:t xml:space="preserve"> opcional (máx. 500 caracteres).</w:t>
-      </w:r>
-    </w:p>
-    <w:p>
-      <w:pPr>
-        <w:jc w:val="both"/>
-      </w:pPr>
-      <w:r>
-        <w:rPr>
-          <w:b/>
-          <w:color w:val="0A0A0A"/>
-          <w:sz w:val="21"/>
-        </w:rPr>
-        <w:t>RN-18 — O escore é calculado no banco de dados.</w:t>
-      </w:r>
-      <w:r>
-        <w:rPr>
-          <w:color w:val="0A0A0A"/>
-          <w:sz w:val="21"/>
-        </w:rPr>
-        <w:t xml:space="preserve"> A regra de escore não está em Python. O </w:t>
-      </w:r>
-      <w:r>
-        <w:rPr>
-          <w:rFonts w:ascii="Consolas" w:hAnsi="Consolas"/>
-          <w:color w:val="1F1F1F"/>
-          <w:sz w:val="19"/>
-          <w:shd w:val="clear" w:fill="F2F2F2"/>
-        </w:rPr>
-        <w:t>SymptomScoringOrchestrator</w:t>
-      </w:r>
-      <w:r>
-        <w:rPr>
-          <w:color w:val="0A0A0A"/>
-          <w:sz w:val="21"/>
-        </w:rPr>
-        <w:t xml:space="preserve"> apenas executa </w:t>
-      </w:r>
-      <w:r>
-        <w:rPr>
-          <w:rFonts w:ascii="Consolas" w:hAnsi="Consolas"/>
-          <w:color w:val="1F1F1F"/>
-          <w:sz w:val="19"/>
-          <w:shd w:val="clear" w:fill="F2F2F2"/>
-        </w:rPr>
-        <w:t>SELECT * FROM fn_calcular_score_triagem(:avaliacao_id)</w:t>
-      </w:r>
-      <w:r>
-        <w:rPr>
-          <w:color w:val="0A0A0A"/>
-          <w:sz w:val="21"/>
-        </w:rPr>
-        <w:t xml:space="preserve">. A função do banco lê as respostas, multiplica cada sintoma presente pelo peso correspondente ao sexo do paciente, soma para obter o </w:t>
-      </w:r>
-      <w:r>
-        <w:rPr>
-          <w:rFonts w:ascii="Consolas" w:hAnsi="Consolas"/>
-          <w:color w:val="1F1F1F"/>
-          <w:sz w:val="19"/>
-          <w:shd w:val="clear" w:fill="F2F2F2"/>
-        </w:rPr>
-        <w:t>score_final</w:t>
-      </w:r>
-      <w:r>
-        <w:rPr>
-          <w:color w:val="0A0A0A"/>
-          <w:sz w:val="21"/>
-        </w:rPr>
-        <w:t xml:space="preserve">, compara com o limiar vigente, registra a análise em </w:t>
-      </w:r>
-      <w:r>
-        <w:rPr>
-          <w:rFonts w:ascii="Consolas" w:hAnsi="Consolas"/>
-          <w:color w:val="1F1F1F"/>
-          <w:sz w:val="19"/>
-          <w:shd w:val="clear" w:fill="F2F2F2"/>
-        </w:rPr>
-        <w:t>tb_log_analises</w:t>
-      </w:r>
-      <w:r>
-        <w:rPr>
-          <w:color w:val="0A0A0A"/>
-          <w:sz w:val="21"/>
-        </w:rPr>
-        <w:t xml:space="preserve"> e atualiza </w:t>
-      </w:r>
-      <w:r>
-        <w:rPr>
-          <w:rFonts w:ascii="Consolas" w:hAnsi="Consolas"/>
-          <w:color w:val="1F1F1F"/>
-          <w:sz w:val="19"/>
-          <w:shd w:val="clear" w:fill="F2F2F2"/>
-        </w:rPr>
-        <w:t>tb_avaliacoes</w:t>
-      </w:r>
-      <w:r>
-        <w:rPr>
-          <w:color w:val="0A0A0A"/>
-          <w:sz w:val="21"/>
-        </w:rPr>
-        <w:t xml:space="preserve"> (mudando o </w:t>
-      </w:r>
-      <w:r>
-        <w:rPr>
-          <w:rFonts w:ascii="Consolas" w:hAnsi="Consolas"/>
-          <w:color w:val="1F1F1F"/>
-          <w:sz w:val="19"/>
-          <w:shd w:val="clear" w:fill="F2F2F2"/>
-        </w:rPr>
-        <w:t>status</w:t>
-      </w:r>
-      <w:r>
-        <w:rPr>
-          <w:color w:val="0A0A0A"/>
-          <w:sz w:val="21"/>
-        </w:rPr>
-        <w:t xml:space="preserve"> para </w:t>
-      </w:r>
-      <w:r>
-        <w:rPr>
-          <w:rFonts w:ascii="Consolas" w:hAnsi="Consolas"/>
-          <w:color w:val="1F1F1F"/>
-          <w:sz w:val="19"/>
-          <w:shd w:val="clear" w:fill="F2F2F2"/>
-        </w:rPr>
-        <w:t>finalizada</w:t>
-      </w:r>
-      <w:r>
-        <w:rPr>
-          <w:color w:val="0A0A0A"/>
-          <w:sz w:val="21"/>
-        </w:rPr>
-        <w:t>). O back-end não duplica essa fórmula.</w:t>
-      </w:r>
-    </w:p>
-    <w:p>
-      <w:pPr>
-        <w:jc w:val="both"/>
-      </w:pPr>
-      <w:r>
-        <w:rPr>
-          <w:b/>
-          <w:color w:val="0A0A0A"/>
-          <w:sz w:val="21"/>
-        </w:rPr>
         <w:t>RN-19 — Catálogo de sintomas e pesos por sexo.</w:t>
       </w:r>
       <w:r>
         <w:rPr>
+          <w:rFonts w:ascii="Calibri" w:hAnsi="Calibri"/>
+          <w:b w:val="0"/>
+          <w:i w:val="0"/>
           <w:color w:val="0A0A0A"/>
           <w:sz w:val="21"/>
         </w:rPr>
@@ -1719,29 +2148,43 @@
         <w:tblStyle w:val="TableGrid"/>
         <w:tblW w:type="auto" w:w="0"/>
         <w:jc w:val="center"/>
-        <w:tblLayout w:type="autofit"/>
+        <w:tblLayout w:type="fixed"/>
         <w:tblLook w:firstColumn="1" w:firstRow="1" w:lastColumn="0" w:lastRow="0" w:noHBand="0" w:noVBand="1" w:val="04A0"/>
+        <w:tblLayout w:type="fixed"/>
+        <w:tblW w:type="dxa" w:w="9360"/>
+        <w:tblCellMar>
+          <w:top w:w="40" w:type="dxa"/>
+          <w:bottom w:w="40" w:type="dxa"/>
+          <w:left w:w="90" w:type="dxa"/>
+          <w:right w:w="90" w:type="dxa"/>
+        </w:tblCellMar>
       </w:tblPr>
       <w:tblGrid>
-        <w:gridCol w:w="1930"/>
-        <w:gridCol w:w="1930"/>
-        <w:gridCol w:w="1930"/>
-        <w:gridCol w:w="1930"/>
-        <w:gridCol w:w="1930"/>
+        <w:gridCol w:w="825"/>
+        <w:gridCol w:w="4680"/>
+        <w:gridCol w:w="963"/>
+        <w:gridCol w:w="963"/>
+        <w:gridCol w:w="1927"/>
       </w:tblGrid>
       <w:tr>
+        <w:trPr>
+          <w:tblHeader/>
+          <w:cantSplit/>
+        </w:trPr>
         <w:tc>
           <w:tcPr>
-            <w:tcW w:type="dxa" w:w="1930"/>
+            <w:tcW w:type="dxa" w:w="825"/>
             <w:shd w:val="clear" w:color="auto" w:fill="1F1F1F"/>
           </w:tcPr>
           <w:p>
             <w:pPr>
-              <w:jc w:val="left"/>
+              <w:spacing w:after="20" w:before="20"/>
             </w:pPr>
             <w:r>
               <w:rPr>
+                <w:rFonts w:ascii="Calibri" w:hAnsi="Calibri"/>
                 <w:b/>
+                <w:i w:val="0"/>
                 <w:color w:val="FFFFFF"/>
                 <w:sz w:val="19"/>
               </w:rPr>
@@ -1751,16 +2194,18 @@
         </w:tc>
         <w:tc>
           <w:tcPr>
-            <w:tcW w:type="dxa" w:w="1930"/>
+            <w:tcW w:type="dxa" w:w="4680"/>
             <w:shd w:val="clear" w:color="auto" w:fill="1F1F1F"/>
           </w:tcPr>
           <w:p>
             <w:pPr>
-              <w:jc w:val="left"/>
+              <w:spacing w:after="20" w:before="20"/>
             </w:pPr>
             <w:r>
               <w:rPr>
+                <w:rFonts w:ascii="Calibri" w:hAnsi="Calibri"/>
                 <w:b/>
+                <w:i w:val="0"/>
                 <w:color w:val="FFFFFF"/>
                 <w:sz w:val="19"/>
               </w:rPr>
@@ -1770,16 +2215,18 @@
         </w:tc>
         <w:tc>
           <w:tcPr>
-            <w:tcW w:type="dxa" w:w="1930"/>
+            <w:tcW w:type="dxa" w:w="963"/>
             <w:shd w:val="clear" w:color="auto" w:fill="1F1F1F"/>
           </w:tcPr>
           <w:p>
             <w:pPr>
-              <w:jc w:val="left"/>
+              <w:spacing w:after="20" w:before="20"/>
             </w:pPr>
             <w:r>
               <w:rPr>
+                <w:rFonts w:ascii="Calibri" w:hAnsi="Calibri"/>
                 <w:b/>
+                <w:i w:val="0"/>
                 <w:color w:val="FFFFFF"/>
                 <w:sz w:val="19"/>
               </w:rPr>
@@ -1789,16 +2236,18 @@
         </w:tc>
         <w:tc>
           <w:tcPr>
-            <w:tcW w:type="dxa" w:w="1930"/>
+            <w:tcW w:type="dxa" w:w="963"/>
             <w:shd w:val="clear" w:color="auto" w:fill="1F1F1F"/>
           </w:tcPr>
           <w:p>
             <w:pPr>
-              <w:jc w:val="left"/>
+              <w:spacing w:after="20" w:before="20"/>
             </w:pPr>
             <w:r>
               <w:rPr>
+                <w:rFonts w:ascii="Calibri" w:hAnsi="Calibri"/>
                 <w:b/>
+                <w:i w:val="0"/>
                 <w:color w:val="FFFFFF"/>
                 <w:sz w:val="19"/>
               </w:rPr>
@@ -1808,16 +2257,18 @@
         </w:tc>
         <w:tc>
           <w:tcPr>
-            <w:tcW w:type="dxa" w:w="1930"/>
+            <w:tcW w:type="dxa" w:w="1927"/>
             <w:shd w:val="clear" w:color="auto" w:fill="1F1F1F"/>
           </w:tcPr>
           <w:p>
             <w:pPr>
-              <w:jc w:val="left"/>
+              <w:spacing w:after="20" w:before="20"/>
             </w:pPr>
             <w:r>
               <w:rPr>
+                <w:rFonts w:ascii="Calibri" w:hAnsi="Calibri"/>
                 <w:b/>
+                <w:i w:val="0"/>
                 <w:color w:val="FFFFFF"/>
                 <w:sz w:val="19"/>
               </w:rPr>
@@ -1827,16 +2278,22 @@
         </w:tc>
       </w:tr>
       <w:tr>
+        <w:trPr>
+          <w:cantSplit/>
+        </w:trPr>
         <w:tc>
           <w:tcPr>
-            <w:tcW w:type="dxa" w:w="1930"/>
+            <w:tcW w:type="dxa" w:w="825"/>
           </w:tcPr>
           <w:p>
             <w:pPr>
-              <w:spacing w:after="40"/>
+              <w:spacing w:after="40" w:before="20"/>
             </w:pPr>
             <w:r>
               <w:rPr>
+                <w:rFonts w:ascii="Calibri" w:hAnsi="Calibri"/>
+                <w:b w:val="0"/>
+                <w:i w:val="0"/>
                 <w:color w:val="0A0A0A"/>
                 <w:sz w:val="19"/>
               </w:rPr>
@@ -1846,14 +2303,17 @@
         </w:tc>
         <w:tc>
           <w:tcPr>
-            <w:tcW w:type="dxa" w:w="1930"/>
+            <w:tcW w:type="dxa" w:w="4680"/>
           </w:tcPr>
           <w:p>
             <w:pPr>
-              <w:spacing w:after="40"/>
+              <w:spacing w:after="40" w:before="20"/>
             </w:pPr>
             <w:r>
               <w:rPr>
+                <w:rFonts w:ascii="Calibri" w:hAnsi="Calibri"/>
+                <w:b w:val="0"/>
+                <w:i w:val="0"/>
                 <w:color w:val="0A0A0A"/>
                 <w:sz w:val="19"/>
               </w:rPr>
@@ -1863,14 +2323,17 @@
         </w:tc>
         <w:tc>
           <w:tcPr>
-            <w:tcW w:type="dxa" w:w="1930"/>
+            <w:tcW w:type="dxa" w:w="963"/>
           </w:tcPr>
           <w:p>
             <w:pPr>
-              <w:spacing w:after="40"/>
+              <w:spacing w:after="40" w:before="20"/>
             </w:pPr>
             <w:r>
               <w:rPr>
+                <w:rFonts w:ascii="Calibri" w:hAnsi="Calibri"/>
+                <w:b w:val="0"/>
+                <w:i w:val="0"/>
                 <w:color w:val="0A0A0A"/>
                 <w:sz w:val="19"/>
               </w:rPr>
@@ -1880,14 +2343,17 @@
         </w:tc>
         <w:tc>
           <w:tcPr>
-            <w:tcW w:type="dxa" w:w="1930"/>
+            <w:tcW w:type="dxa" w:w="963"/>
           </w:tcPr>
           <w:p>
             <w:pPr>
-              <w:spacing w:after="40"/>
+              <w:spacing w:after="40" w:before="20"/>
             </w:pPr>
             <w:r>
               <w:rPr>
+                <w:rFonts w:ascii="Calibri" w:hAnsi="Calibri"/>
+                <w:b w:val="0"/>
+                <w:i w:val="0"/>
                 <w:color w:val="0A0A0A"/>
                 <w:sz w:val="19"/>
               </w:rPr>
@@ -1897,14 +2363,17 @@
         </w:tc>
         <w:tc>
           <w:tcPr>
-            <w:tcW w:type="dxa" w:w="1930"/>
+            <w:tcW w:type="dxa" w:w="1927"/>
           </w:tcPr>
           <w:p>
             <w:pPr>
-              <w:spacing w:after="40"/>
+              <w:spacing w:after="40" w:before="20"/>
             </w:pPr>
             <w:r>
               <w:rPr>
+                <w:rFonts w:ascii="Calibri" w:hAnsi="Calibri"/>
+                <w:b w:val="0"/>
+                <w:i w:val="0"/>
                 <w:color w:val="0A0A0A"/>
                 <w:sz w:val="19"/>
               </w:rPr>
@@ -1914,17 +2383,23 @@
         </w:tc>
       </w:tr>
       <w:tr>
+        <w:trPr>
+          <w:cantSplit/>
+        </w:trPr>
         <w:tc>
           <w:tcPr>
-            <w:tcW w:type="dxa" w:w="1930"/>
-            <w:shd w:val="clear" w:color="auto" w:fill="F6F6F6"/>
+            <w:tcW w:type="dxa" w:w="825"/>
+            <w:shd w:val="clear" w:color="auto" w:fill="F7F7F7"/>
           </w:tcPr>
           <w:p>
             <w:pPr>
-              <w:spacing w:after="40"/>
+              <w:spacing w:after="40" w:before="20"/>
             </w:pPr>
             <w:r>
               <w:rPr>
+                <w:rFonts w:ascii="Calibri" w:hAnsi="Calibri"/>
+                <w:b w:val="0"/>
+                <w:i w:val="0"/>
                 <w:color w:val="0A0A0A"/>
                 <w:sz w:val="19"/>
               </w:rPr>
@@ -1934,15 +2409,18 @@
         </w:tc>
         <w:tc>
           <w:tcPr>
-            <w:tcW w:type="dxa" w:w="1930"/>
-            <w:shd w:val="clear" w:color="auto" w:fill="F6F6F6"/>
+            <w:tcW w:type="dxa" w:w="4680"/>
+            <w:shd w:val="clear" w:color="auto" w:fill="F7F7F7"/>
           </w:tcPr>
           <w:p>
             <w:pPr>
-              <w:spacing w:after="40"/>
+              <w:spacing w:after="40" w:before="20"/>
             </w:pPr>
             <w:r>
               <w:rPr>
+                <w:rFonts w:ascii="Calibri" w:hAnsi="Calibri"/>
+                <w:b w:val="0"/>
+                <w:i w:val="0"/>
                 <w:color w:val="0A0A0A"/>
                 <w:sz w:val="19"/>
               </w:rPr>
@@ -1952,15 +2430,18 @@
         </w:tc>
         <w:tc>
           <w:tcPr>
-            <w:tcW w:type="dxa" w:w="1930"/>
-            <w:shd w:val="clear" w:color="auto" w:fill="F6F6F6"/>
+            <w:tcW w:type="dxa" w:w="963"/>
+            <w:shd w:val="clear" w:color="auto" w:fill="F7F7F7"/>
           </w:tcPr>
           <w:p>
             <w:pPr>
-              <w:spacing w:after="40"/>
+              <w:spacing w:after="40" w:before="20"/>
             </w:pPr>
             <w:r>
               <w:rPr>
+                <w:rFonts w:ascii="Calibri" w:hAnsi="Calibri"/>
+                <w:b w:val="0"/>
+                <w:i w:val="0"/>
                 <w:color w:val="0A0A0A"/>
                 <w:sz w:val="19"/>
               </w:rPr>
@@ -1970,15 +2451,18 @@
         </w:tc>
         <w:tc>
           <w:tcPr>
-            <w:tcW w:type="dxa" w:w="1930"/>
-            <w:shd w:val="clear" w:color="auto" w:fill="F6F6F6"/>
+            <w:tcW w:type="dxa" w:w="963"/>
+            <w:shd w:val="clear" w:color="auto" w:fill="F7F7F7"/>
           </w:tcPr>
           <w:p>
             <w:pPr>
-              <w:spacing w:after="40"/>
+              <w:spacing w:after="40" w:before="20"/>
             </w:pPr>
             <w:r>
               <w:rPr>
+                <w:rFonts w:ascii="Calibri" w:hAnsi="Calibri"/>
+                <w:b w:val="0"/>
+                <w:i w:val="0"/>
                 <w:color w:val="0A0A0A"/>
                 <w:sz w:val="19"/>
               </w:rPr>
@@ -1988,15 +2472,18 @@
         </w:tc>
         <w:tc>
           <w:tcPr>
-            <w:tcW w:type="dxa" w:w="1930"/>
-            <w:shd w:val="clear" w:color="auto" w:fill="F6F6F6"/>
+            <w:tcW w:type="dxa" w:w="1927"/>
+            <w:shd w:val="clear" w:color="auto" w:fill="F7F7F7"/>
           </w:tcPr>
           <w:p>
             <w:pPr>
-              <w:spacing w:after="40"/>
+              <w:spacing w:after="40" w:before="20"/>
             </w:pPr>
             <w:r>
               <w:rPr>
+                <w:rFonts w:ascii="Calibri" w:hAnsi="Calibri"/>
+                <w:b w:val="0"/>
+                <w:i w:val="0"/>
                 <w:color w:val="0A0A0A"/>
                 <w:sz w:val="19"/>
               </w:rPr>
@@ -2006,16 +2493,22 @@
         </w:tc>
       </w:tr>
       <w:tr>
+        <w:trPr>
+          <w:cantSplit/>
+        </w:trPr>
         <w:tc>
           <w:tcPr>
-            <w:tcW w:type="dxa" w:w="1930"/>
+            <w:tcW w:type="dxa" w:w="825"/>
           </w:tcPr>
           <w:p>
             <w:pPr>
-              <w:spacing w:after="40"/>
+              <w:spacing w:after="40" w:before="20"/>
             </w:pPr>
             <w:r>
               <w:rPr>
+                <w:rFonts w:ascii="Calibri" w:hAnsi="Calibri"/>
+                <w:b w:val="0"/>
+                <w:i w:val="0"/>
                 <w:color w:val="0A0A0A"/>
                 <w:sz w:val="19"/>
               </w:rPr>
@@ -2025,14 +2518,17 @@
         </w:tc>
         <w:tc>
           <w:tcPr>
-            <w:tcW w:type="dxa" w:w="1930"/>
+            <w:tcW w:type="dxa" w:w="4680"/>
           </w:tcPr>
           <w:p>
             <w:pPr>
-              <w:spacing w:after="40"/>
+              <w:spacing w:after="40" w:before="20"/>
             </w:pPr>
             <w:r>
               <w:rPr>
+                <w:rFonts w:ascii="Calibri" w:hAnsi="Calibri"/>
+                <w:b w:val="0"/>
+                <w:i w:val="0"/>
                 <w:color w:val="0A0A0A"/>
                 <w:sz w:val="19"/>
               </w:rPr>
@@ -2042,14 +2538,17 @@
         </w:tc>
         <w:tc>
           <w:tcPr>
-            <w:tcW w:type="dxa" w:w="1930"/>
+            <w:tcW w:type="dxa" w:w="963"/>
           </w:tcPr>
           <w:p>
             <w:pPr>
-              <w:spacing w:after="40"/>
+              <w:spacing w:after="40" w:before="20"/>
             </w:pPr>
             <w:r>
               <w:rPr>
+                <w:rFonts w:ascii="Calibri" w:hAnsi="Calibri"/>
+                <w:b w:val="0"/>
+                <w:i w:val="0"/>
                 <w:color w:val="0A0A0A"/>
                 <w:sz w:val="19"/>
               </w:rPr>
@@ -2059,14 +2558,17 @@
         </w:tc>
         <w:tc>
           <w:tcPr>
-            <w:tcW w:type="dxa" w:w="1930"/>
+            <w:tcW w:type="dxa" w:w="963"/>
           </w:tcPr>
           <w:p>
             <w:pPr>
-              <w:spacing w:after="40"/>
+              <w:spacing w:after="40" w:before="20"/>
             </w:pPr>
             <w:r>
               <w:rPr>
+                <w:rFonts w:ascii="Calibri" w:hAnsi="Calibri"/>
+                <w:b w:val="0"/>
+                <w:i w:val="0"/>
                 <w:color w:val="0A0A0A"/>
                 <w:sz w:val="19"/>
               </w:rPr>
@@ -2076,14 +2578,17 @@
         </w:tc>
         <w:tc>
           <w:tcPr>
-            <w:tcW w:type="dxa" w:w="1930"/>
+            <w:tcW w:type="dxa" w:w="1927"/>
           </w:tcPr>
           <w:p>
             <w:pPr>
-              <w:spacing w:after="40"/>
+              <w:spacing w:after="40" w:before="20"/>
             </w:pPr>
             <w:r>
               <w:rPr>
+                <w:rFonts w:ascii="Calibri" w:hAnsi="Calibri"/>
+                <w:b w:val="0"/>
+                <w:i w:val="0"/>
                 <w:color w:val="0A0A0A"/>
                 <w:sz w:val="19"/>
               </w:rPr>
@@ -2093,17 +2598,23 @@
         </w:tc>
       </w:tr>
       <w:tr>
+        <w:trPr>
+          <w:cantSplit/>
+        </w:trPr>
         <w:tc>
           <w:tcPr>
-            <w:tcW w:type="dxa" w:w="1930"/>
-            <w:shd w:val="clear" w:color="auto" w:fill="F6F6F6"/>
+            <w:tcW w:type="dxa" w:w="825"/>
+            <w:shd w:val="clear" w:color="auto" w:fill="F7F7F7"/>
           </w:tcPr>
           <w:p>
             <w:pPr>
-              <w:spacing w:after="40"/>
+              <w:spacing w:after="40" w:before="20"/>
             </w:pPr>
             <w:r>
               <w:rPr>
+                <w:rFonts w:ascii="Calibri" w:hAnsi="Calibri"/>
+                <w:b w:val="0"/>
+                <w:i w:val="0"/>
                 <w:color w:val="0A0A0A"/>
                 <w:sz w:val="19"/>
               </w:rPr>
@@ -2113,15 +2624,18 @@
         </w:tc>
         <w:tc>
           <w:tcPr>
-            <w:tcW w:type="dxa" w:w="1930"/>
-            <w:shd w:val="clear" w:color="auto" w:fill="F6F6F6"/>
+            <w:tcW w:type="dxa" w:w="4680"/>
+            <w:shd w:val="clear" w:color="auto" w:fill="F7F7F7"/>
           </w:tcPr>
           <w:p>
             <w:pPr>
-              <w:spacing w:after="40"/>
+              <w:spacing w:after="40" w:before="20"/>
             </w:pPr>
             <w:r>
               <w:rPr>
+                <w:rFonts w:ascii="Calibri" w:hAnsi="Calibri"/>
+                <w:b w:val="0"/>
+                <w:i w:val="0"/>
                 <w:color w:val="0A0A0A"/>
                 <w:sz w:val="19"/>
               </w:rPr>
@@ -2131,15 +2645,18 @@
         </w:tc>
         <w:tc>
           <w:tcPr>
-            <w:tcW w:type="dxa" w:w="1930"/>
-            <w:shd w:val="clear" w:color="auto" w:fill="F6F6F6"/>
+            <w:tcW w:type="dxa" w:w="963"/>
+            <w:shd w:val="clear" w:color="auto" w:fill="F7F7F7"/>
           </w:tcPr>
           <w:p>
             <w:pPr>
-              <w:spacing w:after="40"/>
+              <w:spacing w:after="40" w:before="20"/>
             </w:pPr>
             <w:r>
               <w:rPr>
+                <w:rFonts w:ascii="Calibri" w:hAnsi="Calibri"/>
+                <w:b w:val="0"/>
+                <w:i w:val="0"/>
                 <w:color w:val="0A0A0A"/>
                 <w:sz w:val="19"/>
               </w:rPr>
@@ -2149,15 +2666,18 @@
         </w:tc>
         <w:tc>
           <w:tcPr>
-            <w:tcW w:type="dxa" w:w="1930"/>
-            <w:shd w:val="clear" w:color="auto" w:fill="F6F6F6"/>
+            <w:tcW w:type="dxa" w:w="963"/>
+            <w:shd w:val="clear" w:color="auto" w:fill="F7F7F7"/>
           </w:tcPr>
           <w:p>
             <w:pPr>
-              <w:spacing w:after="40"/>
+              <w:spacing w:after="40" w:before="20"/>
             </w:pPr>
             <w:r>
               <w:rPr>
+                <w:rFonts w:ascii="Calibri" w:hAnsi="Calibri"/>
+                <w:b w:val="0"/>
+                <w:i w:val="0"/>
                 <w:color w:val="0A0A0A"/>
                 <w:sz w:val="19"/>
               </w:rPr>
@@ -2167,15 +2687,18 @@
         </w:tc>
         <w:tc>
           <w:tcPr>
-            <w:tcW w:type="dxa" w:w="1930"/>
-            <w:shd w:val="clear" w:color="auto" w:fill="F6F6F6"/>
+            <w:tcW w:type="dxa" w:w="1927"/>
+            <w:shd w:val="clear" w:color="auto" w:fill="F7F7F7"/>
           </w:tcPr>
           <w:p>
             <w:pPr>
-              <w:spacing w:after="40"/>
+              <w:spacing w:after="40" w:before="20"/>
             </w:pPr>
             <w:r>
               <w:rPr>
+                <w:rFonts w:ascii="Calibri" w:hAnsi="Calibri"/>
+                <w:b w:val="0"/>
+                <w:i w:val="0"/>
                 <w:color w:val="0A0A0A"/>
                 <w:sz w:val="19"/>
               </w:rPr>
@@ -2185,16 +2708,22 @@
         </w:tc>
       </w:tr>
       <w:tr>
+        <w:trPr>
+          <w:cantSplit/>
+        </w:trPr>
         <w:tc>
           <w:tcPr>
-            <w:tcW w:type="dxa" w:w="1930"/>
+            <w:tcW w:type="dxa" w:w="825"/>
           </w:tcPr>
           <w:p>
             <w:pPr>
-              <w:spacing w:after="40"/>
+              <w:spacing w:after="40" w:before="20"/>
             </w:pPr>
             <w:r>
               <w:rPr>
+                <w:rFonts w:ascii="Calibri" w:hAnsi="Calibri"/>
+                <w:b w:val="0"/>
+                <w:i w:val="0"/>
                 <w:color w:val="0A0A0A"/>
                 <w:sz w:val="19"/>
               </w:rPr>
@@ -2204,14 +2733,17 @@
         </w:tc>
         <w:tc>
           <w:tcPr>
-            <w:tcW w:type="dxa" w:w="1930"/>
+            <w:tcW w:type="dxa" w:w="4680"/>
           </w:tcPr>
           <w:p>
             <w:pPr>
-              <w:spacing w:after="40"/>
+              <w:spacing w:after="40" w:before="20"/>
             </w:pPr>
             <w:r>
               <w:rPr>
+                <w:rFonts w:ascii="Calibri" w:hAnsi="Calibri"/>
+                <w:b w:val="0"/>
+                <w:i w:val="0"/>
                 <w:color w:val="0A0A0A"/>
                 <w:sz w:val="19"/>
               </w:rPr>
@@ -2221,14 +2753,17 @@
         </w:tc>
         <w:tc>
           <w:tcPr>
-            <w:tcW w:type="dxa" w:w="1930"/>
+            <w:tcW w:type="dxa" w:w="963"/>
           </w:tcPr>
           <w:p>
             <w:pPr>
-              <w:spacing w:after="40"/>
+              <w:spacing w:after="40" w:before="20"/>
             </w:pPr>
             <w:r>
               <w:rPr>
+                <w:rFonts w:ascii="Calibri" w:hAnsi="Calibri"/>
+                <w:b w:val="0"/>
+                <w:i w:val="0"/>
                 <w:color w:val="0A0A0A"/>
                 <w:sz w:val="19"/>
               </w:rPr>
@@ -2238,14 +2773,17 @@
         </w:tc>
         <w:tc>
           <w:tcPr>
-            <w:tcW w:type="dxa" w:w="1930"/>
+            <w:tcW w:type="dxa" w:w="963"/>
           </w:tcPr>
           <w:p>
             <w:pPr>
-              <w:spacing w:after="40"/>
+              <w:spacing w:after="40" w:before="20"/>
             </w:pPr>
             <w:r>
               <w:rPr>
+                <w:rFonts w:ascii="Calibri" w:hAnsi="Calibri"/>
+                <w:b w:val="0"/>
+                <w:i w:val="0"/>
                 <w:color w:val="0A0A0A"/>
                 <w:sz w:val="19"/>
               </w:rPr>
@@ -2255,14 +2793,17 @@
         </w:tc>
         <w:tc>
           <w:tcPr>
-            <w:tcW w:type="dxa" w:w="1930"/>
+            <w:tcW w:type="dxa" w:w="1927"/>
           </w:tcPr>
           <w:p>
             <w:pPr>
-              <w:spacing w:after="40"/>
+              <w:spacing w:after="40" w:before="20"/>
             </w:pPr>
             <w:r>
               <w:rPr>
+                <w:rFonts w:ascii="Calibri" w:hAnsi="Calibri"/>
+                <w:b w:val="0"/>
+                <w:i w:val="0"/>
                 <w:color w:val="0A0A0A"/>
                 <w:sz w:val="19"/>
               </w:rPr>
@@ -2272,17 +2813,23 @@
         </w:tc>
       </w:tr>
       <w:tr>
+        <w:trPr>
+          <w:cantSplit/>
+        </w:trPr>
         <w:tc>
           <w:tcPr>
-            <w:tcW w:type="dxa" w:w="1930"/>
-            <w:shd w:val="clear" w:color="auto" w:fill="F6F6F6"/>
+            <w:tcW w:type="dxa" w:w="825"/>
+            <w:shd w:val="clear" w:color="auto" w:fill="F7F7F7"/>
           </w:tcPr>
           <w:p>
             <w:pPr>
-              <w:spacing w:after="40"/>
+              <w:spacing w:after="40" w:before="20"/>
             </w:pPr>
             <w:r>
               <w:rPr>
+                <w:rFonts w:ascii="Calibri" w:hAnsi="Calibri"/>
+                <w:b w:val="0"/>
+                <w:i w:val="0"/>
                 <w:color w:val="0A0A0A"/>
                 <w:sz w:val="19"/>
               </w:rPr>
@@ -2292,15 +2839,18 @@
         </w:tc>
         <w:tc>
           <w:tcPr>
-            <w:tcW w:type="dxa" w:w="1930"/>
-            <w:shd w:val="clear" w:color="auto" w:fill="F6F6F6"/>
+            <w:tcW w:type="dxa" w:w="4680"/>
+            <w:shd w:val="clear" w:color="auto" w:fill="F7F7F7"/>
           </w:tcPr>
           <w:p>
             <w:pPr>
-              <w:spacing w:after="40"/>
+              <w:spacing w:after="40" w:before="20"/>
             </w:pPr>
             <w:r>
               <w:rPr>
+                <w:rFonts w:ascii="Calibri" w:hAnsi="Calibri"/>
+                <w:b w:val="0"/>
+                <w:i w:val="0"/>
                 <w:color w:val="0A0A0A"/>
                 <w:sz w:val="19"/>
               </w:rPr>
@@ -2310,15 +2860,18 @@
         </w:tc>
         <w:tc>
           <w:tcPr>
-            <w:tcW w:type="dxa" w:w="1930"/>
-            <w:shd w:val="clear" w:color="auto" w:fill="F6F6F6"/>
+            <w:tcW w:type="dxa" w:w="963"/>
+            <w:shd w:val="clear" w:color="auto" w:fill="F7F7F7"/>
           </w:tcPr>
           <w:p>
             <w:pPr>
-              <w:spacing w:after="40"/>
+              <w:spacing w:after="40" w:before="20"/>
             </w:pPr>
             <w:r>
               <w:rPr>
+                <w:rFonts w:ascii="Calibri" w:hAnsi="Calibri"/>
+                <w:b w:val="0"/>
+                <w:i w:val="0"/>
                 <w:color w:val="0A0A0A"/>
                 <w:sz w:val="19"/>
               </w:rPr>
@@ -2328,15 +2881,18 @@
         </w:tc>
         <w:tc>
           <w:tcPr>
-            <w:tcW w:type="dxa" w:w="1930"/>
-            <w:shd w:val="clear" w:color="auto" w:fill="F6F6F6"/>
+            <w:tcW w:type="dxa" w:w="963"/>
+            <w:shd w:val="clear" w:color="auto" w:fill="F7F7F7"/>
           </w:tcPr>
           <w:p>
             <w:pPr>
-              <w:spacing w:after="40"/>
+              <w:spacing w:after="40" w:before="20"/>
             </w:pPr>
             <w:r>
               <w:rPr>
+                <w:rFonts w:ascii="Calibri" w:hAnsi="Calibri"/>
+                <w:b w:val="0"/>
+                <w:i w:val="0"/>
                 <w:color w:val="0A0A0A"/>
                 <w:sz w:val="19"/>
               </w:rPr>
@@ -2346,15 +2902,18 @@
         </w:tc>
         <w:tc>
           <w:tcPr>
-            <w:tcW w:type="dxa" w:w="1930"/>
-            <w:shd w:val="clear" w:color="auto" w:fill="F6F6F6"/>
+            <w:tcW w:type="dxa" w:w="1927"/>
+            <w:shd w:val="clear" w:color="auto" w:fill="F7F7F7"/>
           </w:tcPr>
           <w:p>
             <w:pPr>
-              <w:spacing w:after="40"/>
+              <w:spacing w:after="40" w:before="20"/>
             </w:pPr>
             <w:r>
               <w:rPr>
+                <w:rFonts w:ascii="Calibri" w:hAnsi="Calibri"/>
+                <w:b w:val="0"/>
+                <w:i w:val="0"/>
                 <w:color w:val="0A0A0A"/>
                 <w:sz w:val="19"/>
               </w:rPr>
@@ -2364,16 +2923,22 @@
         </w:tc>
       </w:tr>
       <w:tr>
+        <w:trPr>
+          <w:cantSplit/>
+        </w:trPr>
         <w:tc>
           <w:tcPr>
-            <w:tcW w:type="dxa" w:w="1930"/>
+            <w:tcW w:type="dxa" w:w="825"/>
           </w:tcPr>
           <w:p>
             <w:pPr>
-              <w:spacing w:after="40"/>
+              <w:spacing w:after="40" w:before="20"/>
             </w:pPr>
             <w:r>
               <w:rPr>
+                <w:rFonts w:ascii="Calibri" w:hAnsi="Calibri"/>
+                <w:b w:val="0"/>
+                <w:i w:val="0"/>
                 <w:color w:val="0A0A0A"/>
                 <w:sz w:val="19"/>
               </w:rPr>
@@ -2383,14 +2948,17 @@
         </w:tc>
         <w:tc>
           <w:tcPr>
-            <w:tcW w:type="dxa" w:w="1930"/>
+            <w:tcW w:type="dxa" w:w="4680"/>
           </w:tcPr>
           <w:p>
             <w:pPr>
-              <w:spacing w:after="40"/>
+              <w:spacing w:after="40" w:before="20"/>
             </w:pPr>
             <w:r>
               <w:rPr>
+                <w:rFonts w:ascii="Calibri" w:hAnsi="Calibri"/>
+                <w:b w:val="0"/>
+                <w:i w:val="0"/>
                 <w:color w:val="0A0A0A"/>
                 <w:sz w:val="19"/>
               </w:rPr>
@@ -2400,14 +2968,17 @@
         </w:tc>
         <w:tc>
           <w:tcPr>
-            <w:tcW w:type="dxa" w:w="1930"/>
+            <w:tcW w:type="dxa" w:w="963"/>
           </w:tcPr>
           <w:p>
             <w:pPr>
-              <w:spacing w:after="40"/>
+              <w:spacing w:after="40" w:before="20"/>
             </w:pPr>
             <w:r>
               <w:rPr>
+                <w:rFonts w:ascii="Calibri" w:hAnsi="Calibri"/>
+                <w:b w:val="0"/>
+                <w:i w:val="0"/>
                 <w:color w:val="0A0A0A"/>
                 <w:sz w:val="19"/>
               </w:rPr>
@@ -2417,14 +2988,17 @@
         </w:tc>
         <w:tc>
           <w:tcPr>
-            <w:tcW w:type="dxa" w:w="1930"/>
+            <w:tcW w:type="dxa" w:w="963"/>
           </w:tcPr>
           <w:p>
             <w:pPr>
-              <w:spacing w:after="40"/>
+              <w:spacing w:after="40" w:before="20"/>
             </w:pPr>
             <w:r>
               <w:rPr>
+                <w:rFonts w:ascii="Calibri" w:hAnsi="Calibri"/>
+                <w:b w:val="0"/>
+                <w:i w:val="0"/>
                 <w:color w:val="0A0A0A"/>
                 <w:sz w:val="19"/>
               </w:rPr>
@@ -2434,14 +3008,17 @@
         </w:tc>
         <w:tc>
           <w:tcPr>
-            <w:tcW w:type="dxa" w:w="1930"/>
+            <w:tcW w:type="dxa" w:w="1927"/>
           </w:tcPr>
           <w:p>
             <w:pPr>
-              <w:spacing w:after="40"/>
+              <w:spacing w:after="40" w:before="20"/>
             </w:pPr>
             <w:r>
               <w:rPr>
+                <w:rFonts w:ascii="Calibri" w:hAnsi="Calibri"/>
+                <w:b w:val="0"/>
+                <w:i w:val="0"/>
                 <w:color w:val="0A0A0A"/>
                 <w:sz w:val="19"/>
               </w:rPr>
@@ -2451,17 +3028,23 @@
         </w:tc>
       </w:tr>
       <w:tr>
+        <w:trPr>
+          <w:cantSplit/>
+        </w:trPr>
         <w:tc>
           <w:tcPr>
-            <w:tcW w:type="dxa" w:w="1930"/>
-            <w:shd w:val="clear" w:color="auto" w:fill="F6F6F6"/>
+            <w:tcW w:type="dxa" w:w="825"/>
+            <w:shd w:val="clear" w:color="auto" w:fill="F7F7F7"/>
           </w:tcPr>
           <w:p>
             <w:pPr>
-              <w:spacing w:after="40"/>
+              <w:spacing w:after="40" w:before="20"/>
             </w:pPr>
             <w:r>
               <w:rPr>
+                <w:rFonts w:ascii="Calibri" w:hAnsi="Calibri"/>
+                <w:b w:val="0"/>
+                <w:i w:val="0"/>
                 <w:color w:val="0A0A0A"/>
                 <w:sz w:val="19"/>
               </w:rPr>
@@ -2471,15 +3054,18 @@
         </w:tc>
         <w:tc>
           <w:tcPr>
-            <w:tcW w:type="dxa" w:w="1930"/>
-            <w:shd w:val="clear" w:color="auto" w:fill="F6F6F6"/>
+            <w:tcW w:type="dxa" w:w="4680"/>
+            <w:shd w:val="clear" w:color="auto" w:fill="F7F7F7"/>
           </w:tcPr>
           <w:p>
             <w:pPr>
-              <w:spacing w:after="40"/>
+              <w:spacing w:after="40" w:before="20"/>
             </w:pPr>
             <w:r>
               <w:rPr>
+                <w:rFonts w:ascii="Calibri" w:hAnsi="Calibri"/>
+                <w:b w:val="0"/>
+                <w:i w:val="0"/>
                 <w:color w:val="0A0A0A"/>
                 <w:sz w:val="19"/>
               </w:rPr>
@@ -2489,15 +3075,18 @@
         </w:tc>
         <w:tc>
           <w:tcPr>
-            <w:tcW w:type="dxa" w:w="1930"/>
-            <w:shd w:val="clear" w:color="auto" w:fill="F6F6F6"/>
+            <w:tcW w:type="dxa" w:w="963"/>
+            <w:shd w:val="clear" w:color="auto" w:fill="F7F7F7"/>
           </w:tcPr>
           <w:p>
             <w:pPr>
-              <w:spacing w:after="40"/>
+              <w:spacing w:after="40" w:before="20"/>
             </w:pPr>
             <w:r>
               <w:rPr>
+                <w:rFonts w:ascii="Calibri" w:hAnsi="Calibri"/>
+                <w:b w:val="0"/>
+                <w:i w:val="0"/>
                 <w:color w:val="0A0A0A"/>
                 <w:sz w:val="19"/>
               </w:rPr>
@@ -2507,15 +3096,18 @@
         </w:tc>
         <w:tc>
           <w:tcPr>
-            <w:tcW w:type="dxa" w:w="1930"/>
-            <w:shd w:val="clear" w:color="auto" w:fill="F6F6F6"/>
+            <w:tcW w:type="dxa" w:w="963"/>
+            <w:shd w:val="clear" w:color="auto" w:fill="F7F7F7"/>
           </w:tcPr>
           <w:p>
             <w:pPr>
-              <w:spacing w:after="40"/>
+              <w:spacing w:after="40" w:before="20"/>
             </w:pPr>
             <w:r>
               <w:rPr>
+                <w:rFonts w:ascii="Calibri" w:hAnsi="Calibri"/>
+                <w:b w:val="0"/>
+                <w:i w:val="0"/>
                 <w:color w:val="0A0A0A"/>
                 <w:sz w:val="19"/>
               </w:rPr>
@@ -2525,15 +3117,18 @@
         </w:tc>
         <w:tc>
           <w:tcPr>
-            <w:tcW w:type="dxa" w:w="1930"/>
-            <w:shd w:val="clear" w:color="auto" w:fill="F6F6F6"/>
+            <w:tcW w:type="dxa" w:w="1927"/>
+            <w:shd w:val="clear" w:color="auto" w:fill="F7F7F7"/>
           </w:tcPr>
           <w:p>
             <w:pPr>
-              <w:spacing w:after="40"/>
+              <w:spacing w:after="40" w:before="20"/>
             </w:pPr>
             <w:r>
               <w:rPr>
+                <w:rFonts w:ascii="Calibri" w:hAnsi="Calibri"/>
+                <w:b w:val="0"/>
+                <w:i w:val="0"/>
                 <w:color w:val="0A0A0A"/>
                 <w:sz w:val="19"/>
               </w:rPr>
@@ -2543,16 +3138,22 @@
         </w:tc>
       </w:tr>
       <w:tr>
+        <w:trPr>
+          <w:cantSplit/>
+        </w:trPr>
         <w:tc>
           <w:tcPr>
-            <w:tcW w:type="dxa" w:w="1930"/>
+            <w:tcW w:type="dxa" w:w="825"/>
           </w:tcPr>
           <w:p>
             <w:pPr>
-              <w:spacing w:after="40"/>
+              <w:spacing w:after="40" w:before="20"/>
             </w:pPr>
             <w:r>
               <w:rPr>
+                <w:rFonts w:ascii="Calibri" w:hAnsi="Calibri"/>
+                <w:b w:val="0"/>
+                <w:i w:val="0"/>
                 <w:color w:val="0A0A0A"/>
                 <w:sz w:val="19"/>
               </w:rPr>
@@ -2562,14 +3163,17 @@
         </w:tc>
         <w:tc>
           <w:tcPr>
-            <w:tcW w:type="dxa" w:w="1930"/>
+            <w:tcW w:type="dxa" w:w="4680"/>
           </w:tcPr>
           <w:p>
             <w:pPr>
-              <w:spacing w:after="40"/>
+              <w:spacing w:after="40" w:before="20"/>
             </w:pPr>
             <w:r>
               <w:rPr>
+                <w:rFonts w:ascii="Calibri" w:hAnsi="Calibri"/>
+                <w:b w:val="0"/>
+                <w:i w:val="0"/>
                 <w:color w:val="0A0A0A"/>
                 <w:sz w:val="19"/>
               </w:rPr>
@@ -2579,14 +3183,17 @@
         </w:tc>
         <w:tc>
           <w:tcPr>
-            <w:tcW w:type="dxa" w:w="1930"/>
+            <w:tcW w:type="dxa" w:w="963"/>
           </w:tcPr>
           <w:p>
             <w:pPr>
-              <w:spacing w:after="40"/>
+              <w:spacing w:after="40" w:before="20"/>
             </w:pPr>
             <w:r>
               <w:rPr>
+                <w:rFonts w:ascii="Calibri" w:hAnsi="Calibri"/>
+                <w:b w:val="0"/>
+                <w:i w:val="0"/>
                 <w:color w:val="0A0A0A"/>
                 <w:sz w:val="19"/>
               </w:rPr>
@@ -2596,14 +3203,17 @@
         </w:tc>
         <w:tc>
           <w:tcPr>
-            <w:tcW w:type="dxa" w:w="1930"/>
+            <w:tcW w:type="dxa" w:w="963"/>
           </w:tcPr>
           <w:p>
             <w:pPr>
-              <w:spacing w:after="40"/>
+              <w:spacing w:after="40" w:before="20"/>
             </w:pPr>
             <w:r>
               <w:rPr>
+                <w:rFonts w:ascii="Calibri" w:hAnsi="Calibri"/>
+                <w:b w:val="0"/>
+                <w:i w:val="0"/>
                 <w:color w:val="0A0A0A"/>
                 <w:sz w:val="19"/>
               </w:rPr>
@@ -2613,14 +3223,17 @@
         </w:tc>
         <w:tc>
           <w:tcPr>
-            <w:tcW w:type="dxa" w:w="1930"/>
+            <w:tcW w:type="dxa" w:w="1927"/>
           </w:tcPr>
           <w:p>
             <w:pPr>
-              <w:spacing w:after="40"/>
+              <w:spacing w:after="40" w:before="20"/>
             </w:pPr>
             <w:r>
               <w:rPr>
+                <w:rFonts w:ascii="Calibri" w:hAnsi="Calibri"/>
+                <w:b w:val="0"/>
+                <w:i w:val="0"/>
                 <w:color w:val="0A0A0A"/>
                 <w:sz w:val="19"/>
               </w:rPr>
@@ -2630,17 +3243,23 @@
         </w:tc>
       </w:tr>
       <w:tr>
+        <w:trPr>
+          <w:cantSplit/>
+        </w:trPr>
         <w:tc>
           <w:tcPr>
-            <w:tcW w:type="dxa" w:w="1930"/>
-            <w:shd w:val="clear" w:color="auto" w:fill="F6F6F6"/>
+            <w:tcW w:type="dxa" w:w="825"/>
+            <w:shd w:val="clear" w:color="auto" w:fill="F7F7F7"/>
           </w:tcPr>
           <w:p>
             <w:pPr>
-              <w:spacing w:after="40"/>
+              <w:spacing w:after="40" w:before="20"/>
             </w:pPr>
             <w:r>
               <w:rPr>
+                <w:rFonts w:ascii="Calibri" w:hAnsi="Calibri"/>
+                <w:b w:val="0"/>
+                <w:i w:val="0"/>
                 <w:color w:val="0A0A0A"/>
                 <w:sz w:val="19"/>
               </w:rPr>
@@ -2650,15 +3269,18 @@
         </w:tc>
         <w:tc>
           <w:tcPr>
-            <w:tcW w:type="dxa" w:w="1930"/>
-            <w:shd w:val="clear" w:color="auto" w:fill="F6F6F6"/>
+            <w:tcW w:type="dxa" w:w="4680"/>
+            <w:shd w:val="clear" w:color="auto" w:fill="F7F7F7"/>
           </w:tcPr>
           <w:p>
             <w:pPr>
-              <w:spacing w:after="40"/>
+              <w:spacing w:after="40" w:before="20"/>
             </w:pPr>
             <w:r>
               <w:rPr>
+                <w:rFonts w:ascii="Calibri" w:hAnsi="Calibri"/>
+                <w:b w:val="0"/>
+                <w:i w:val="0"/>
                 <w:color w:val="0A0A0A"/>
                 <w:sz w:val="19"/>
               </w:rPr>
@@ -2668,15 +3290,18 @@
         </w:tc>
         <w:tc>
           <w:tcPr>
-            <w:tcW w:type="dxa" w:w="1930"/>
-            <w:shd w:val="clear" w:color="auto" w:fill="F6F6F6"/>
+            <w:tcW w:type="dxa" w:w="963"/>
+            <w:shd w:val="clear" w:color="auto" w:fill="F7F7F7"/>
           </w:tcPr>
           <w:p>
             <w:pPr>
-              <w:spacing w:after="40"/>
+              <w:spacing w:after="40" w:before="20"/>
             </w:pPr>
             <w:r>
               <w:rPr>
+                <w:rFonts w:ascii="Calibri" w:hAnsi="Calibri"/>
+                <w:b w:val="0"/>
+                <w:i w:val="0"/>
                 <w:color w:val="0A0A0A"/>
                 <w:sz w:val="19"/>
               </w:rPr>
@@ -2686,15 +3311,18 @@
         </w:tc>
         <w:tc>
           <w:tcPr>
-            <w:tcW w:type="dxa" w:w="1930"/>
-            <w:shd w:val="clear" w:color="auto" w:fill="F6F6F6"/>
+            <w:tcW w:type="dxa" w:w="963"/>
+            <w:shd w:val="clear" w:color="auto" w:fill="F7F7F7"/>
           </w:tcPr>
           <w:p>
             <w:pPr>
-              <w:spacing w:after="40"/>
+              <w:spacing w:after="40" w:before="20"/>
             </w:pPr>
             <w:r>
               <w:rPr>
+                <w:rFonts w:ascii="Calibri" w:hAnsi="Calibri"/>
+                <w:b w:val="0"/>
+                <w:i w:val="0"/>
                 <w:color w:val="0A0A0A"/>
                 <w:sz w:val="19"/>
               </w:rPr>
@@ -2704,15 +3332,18 @@
         </w:tc>
         <w:tc>
           <w:tcPr>
-            <w:tcW w:type="dxa" w:w="1930"/>
-            <w:shd w:val="clear" w:color="auto" w:fill="F6F6F6"/>
+            <w:tcW w:type="dxa" w:w="1927"/>
+            <w:shd w:val="clear" w:color="auto" w:fill="F7F7F7"/>
           </w:tcPr>
           <w:p>
             <w:pPr>
-              <w:spacing w:after="40"/>
+              <w:spacing w:after="40" w:before="20"/>
             </w:pPr>
             <w:r>
               <w:rPr>
+                <w:rFonts w:ascii="Calibri" w:hAnsi="Calibri"/>
+                <w:b w:val="0"/>
+                <w:i w:val="0"/>
                 <w:color w:val="0A0A0A"/>
                 <w:sz w:val="19"/>
               </w:rPr>
@@ -2722,16 +3353,22 @@
         </w:tc>
       </w:tr>
       <w:tr>
+        <w:trPr>
+          <w:cantSplit/>
+        </w:trPr>
         <w:tc>
           <w:tcPr>
-            <w:tcW w:type="dxa" w:w="1930"/>
+            <w:tcW w:type="dxa" w:w="825"/>
           </w:tcPr>
           <w:p>
             <w:pPr>
-              <w:spacing w:after="40"/>
+              <w:spacing w:after="40" w:before="20"/>
             </w:pPr>
             <w:r>
               <w:rPr>
+                <w:rFonts w:ascii="Calibri" w:hAnsi="Calibri"/>
+                <w:b w:val="0"/>
+                <w:i w:val="0"/>
                 <w:color w:val="0A0A0A"/>
                 <w:sz w:val="19"/>
               </w:rPr>
@@ -2741,14 +3378,17 @@
         </w:tc>
         <w:tc>
           <w:tcPr>
-            <w:tcW w:type="dxa" w:w="1930"/>
+            <w:tcW w:type="dxa" w:w="4680"/>
           </w:tcPr>
           <w:p>
             <w:pPr>
-              <w:spacing w:after="40"/>
+              <w:spacing w:after="40" w:before="20"/>
             </w:pPr>
             <w:r>
               <w:rPr>
+                <w:rFonts w:ascii="Calibri" w:hAnsi="Calibri"/>
+                <w:b w:val="0"/>
+                <w:i w:val="0"/>
                 <w:color w:val="0A0A0A"/>
                 <w:sz w:val="19"/>
               </w:rPr>
@@ -2758,14 +3398,17 @@
         </w:tc>
         <w:tc>
           <w:tcPr>
-            <w:tcW w:type="dxa" w:w="1930"/>
+            <w:tcW w:type="dxa" w:w="963"/>
           </w:tcPr>
           <w:p>
             <w:pPr>
-              <w:spacing w:after="40"/>
+              <w:spacing w:after="40" w:before="20"/>
             </w:pPr>
             <w:r>
               <w:rPr>
+                <w:rFonts w:ascii="Calibri" w:hAnsi="Calibri"/>
+                <w:b w:val="0"/>
+                <w:i w:val="0"/>
                 <w:color w:val="0A0A0A"/>
                 <w:sz w:val="19"/>
               </w:rPr>
@@ -2775,14 +3418,17 @@
         </w:tc>
         <w:tc>
           <w:tcPr>
-            <w:tcW w:type="dxa" w:w="1930"/>
+            <w:tcW w:type="dxa" w:w="963"/>
           </w:tcPr>
           <w:p>
             <w:pPr>
-              <w:spacing w:after="40"/>
+              <w:spacing w:after="40" w:before="20"/>
             </w:pPr>
             <w:r>
               <w:rPr>
+                <w:rFonts w:ascii="Calibri" w:hAnsi="Calibri"/>
+                <w:b w:val="0"/>
+                <w:i w:val="0"/>
                 <w:color w:val="0A0A0A"/>
                 <w:sz w:val="19"/>
               </w:rPr>
@@ -2792,14 +3438,17 @@
         </w:tc>
         <w:tc>
           <w:tcPr>
-            <w:tcW w:type="dxa" w:w="1930"/>
+            <w:tcW w:type="dxa" w:w="1927"/>
           </w:tcPr>
           <w:p>
             <w:pPr>
-              <w:spacing w:after="40"/>
+              <w:spacing w:after="40" w:before="20"/>
             </w:pPr>
             <w:r>
               <w:rPr>
+                <w:rFonts w:ascii="Calibri" w:hAnsi="Calibri"/>
+                <w:b w:val="0"/>
+                <w:i w:val="0"/>
                 <w:color w:val="0A0A0A"/>
                 <w:sz w:val="19"/>
               </w:rPr>
@@ -2809,17 +3458,23 @@
         </w:tc>
       </w:tr>
       <w:tr>
+        <w:trPr>
+          <w:cantSplit/>
+        </w:trPr>
         <w:tc>
           <w:tcPr>
-            <w:tcW w:type="dxa" w:w="1930"/>
-            <w:shd w:val="clear" w:color="auto" w:fill="F6F6F6"/>
+            <w:tcW w:type="dxa" w:w="825"/>
+            <w:shd w:val="clear" w:color="auto" w:fill="F7F7F7"/>
           </w:tcPr>
           <w:p>
             <w:pPr>
-              <w:spacing w:after="40"/>
+              <w:spacing w:after="40" w:before="20"/>
             </w:pPr>
             <w:r>
               <w:rPr>
+                <w:rFonts w:ascii="Calibri" w:hAnsi="Calibri"/>
+                <w:b w:val="0"/>
+                <w:i w:val="0"/>
                 <w:color w:val="0A0A0A"/>
                 <w:sz w:val="19"/>
               </w:rPr>
@@ -2829,15 +3484,18 @@
         </w:tc>
         <w:tc>
           <w:tcPr>
-            <w:tcW w:type="dxa" w:w="1930"/>
-            <w:shd w:val="clear" w:color="auto" w:fill="F6F6F6"/>
+            <w:tcW w:type="dxa" w:w="4680"/>
+            <w:shd w:val="clear" w:color="auto" w:fill="F7F7F7"/>
           </w:tcPr>
           <w:p>
             <w:pPr>
-              <w:spacing w:after="40"/>
+              <w:spacing w:after="40" w:before="20"/>
             </w:pPr>
             <w:r>
               <w:rPr>
+                <w:rFonts w:ascii="Calibri" w:hAnsi="Calibri"/>
+                <w:b w:val="0"/>
+                <w:i w:val="0"/>
                 <w:color w:val="0A0A0A"/>
                 <w:sz w:val="19"/>
               </w:rPr>
@@ -2847,15 +3505,18 @@
         </w:tc>
         <w:tc>
           <w:tcPr>
-            <w:tcW w:type="dxa" w:w="1930"/>
-            <w:shd w:val="clear" w:color="auto" w:fill="F6F6F6"/>
+            <w:tcW w:type="dxa" w:w="963"/>
+            <w:shd w:val="clear" w:color="auto" w:fill="F7F7F7"/>
           </w:tcPr>
           <w:p>
             <w:pPr>
-              <w:spacing w:after="40"/>
+              <w:spacing w:after="40" w:before="20"/>
             </w:pPr>
             <w:r>
               <w:rPr>
+                <w:rFonts w:ascii="Calibri" w:hAnsi="Calibri"/>
+                <w:b w:val="0"/>
+                <w:i w:val="0"/>
                 <w:color w:val="0A0A0A"/>
                 <w:sz w:val="19"/>
               </w:rPr>
@@ -2865,15 +3526,18 @@
         </w:tc>
         <w:tc>
           <w:tcPr>
-            <w:tcW w:type="dxa" w:w="1930"/>
-            <w:shd w:val="clear" w:color="auto" w:fill="F6F6F6"/>
+            <w:tcW w:type="dxa" w:w="963"/>
+            <w:shd w:val="clear" w:color="auto" w:fill="F7F7F7"/>
           </w:tcPr>
           <w:p>
             <w:pPr>
-              <w:spacing w:after="40"/>
+              <w:spacing w:after="40" w:before="20"/>
             </w:pPr>
             <w:r>
               <w:rPr>
+                <w:rFonts w:ascii="Calibri" w:hAnsi="Calibri"/>
+                <w:b w:val="0"/>
+                <w:i w:val="0"/>
                 <w:color w:val="0A0A0A"/>
                 <w:sz w:val="19"/>
               </w:rPr>
@@ -2883,15 +3547,18 @@
         </w:tc>
         <w:tc>
           <w:tcPr>
-            <w:tcW w:type="dxa" w:w="1930"/>
-            <w:shd w:val="clear" w:color="auto" w:fill="F6F6F6"/>
+            <w:tcW w:type="dxa" w:w="1927"/>
+            <w:shd w:val="clear" w:color="auto" w:fill="F7F7F7"/>
           </w:tcPr>
           <w:p>
             <w:pPr>
-              <w:spacing w:after="40"/>
+              <w:spacing w:after="40" w:before="20"/>
             </w:pPr>
             <w:r>
               <w:rPr>
+                <w:rFonts w:ascii="Calibri" w:hAnsi="Calibri"/>
+                <w:b w:val="0"/>
+                <w:i w:val="0"/>
                 <w:color w:val="0A0A0A"/>
                 <w:sz w:val="19"/>
               </w:rPr>
@@ -2903,22 +3570,35 @@
     </w:tbl>
     <w:p>
       <w:pPr>
-        <w:jc w:val="both"/>
+        <w:spacing w:after="40" w:before="0"/>
       </w:pPr>
-      <w:r>
-        <w:rPr>
-          <w:color w:val="0A0A0A"/>
-          <w:sz w:val="21"/>
-        </w:rPr>
-        <w:t>O macroorquidismo, por ser exclusivamente masculino, não possui peso feminino. Note que alguns sintomas pesam mais no sexo feminino (por exemplo, "dificuldades de aprendizagem": 0.28 em F contra 0.18 em M).</w:t>
-      </w:r>
     </w:p>
     <w:p>
       <w:pPr>
+        <w:spacing w:after="140"/>
         <w:jc w:val="both"/>
+        <w:widowControl w:val="true"/>
       </w:pPr>
       <w:r>
         <w:rPr>
+          <w:rFonts w:ascii="Calibri" w:hAnsi="Calibri"/>
+          <w:b w:val="0"/>
+          <w:i w:val="0"/>
+          <w:color w:val="0A0A0A"/>
+          <w:sz w:val="21"/>
+        </w:rPr>
+        <w:t>O macroorquidismo, por ser exclusivamente masculino, não possui peso feminino. Note que alguns sintomas pesam mais no sexo feminino (por exemplo, "dificuldades de aprendizagem": 0.28 em F contra 0.18 em M).</w:t>
+      </w:r>
+    </w:p>
+    <w:p>
+      <w:pPr>
+        <w:spacing w:after="140"/>
+        <w:jc w:val="both"/>
+        <w:widowControl w:val="true"/>
+      </w:pPr>
+      <w:r>
+        <w:rPr>
+          <w:rFonts w:ascii="Calibri" w:hAnsi="Calibri"/>
           <w:b/>
           <w:color w:val="0A0A0A"/>
           <w:sz w:val="21"/>
@@ -2927,6 +3607,9 @@
       </w:r>
       <w:r>
         <w:rPr>
+          <w:rFonts w:ascii="Calibri" w:hAnsi="Calibri"/>
+          <w:b w:val="0"/>
+          <w:i w:val="0"/>
           <w:color w:val="0A0A0A"/>
           <w:sz w:val="21"/>
         </w:rPr>
@@ -2937,12 +3620,15 @@
           <w:rFonts w:ascii="Consolas" w:hAnsi="Consolas"/>
           <w:color w:val="1F1F1F"/>
           <w:sz w:val="19"/>
-          <w:shd w:val="clear" w:fill="F2F2F2"/>
+          <w:shd w:val="clear" w:color="auto" w:fill="F4F4F4"/>
         </w:rPr>
         <w:t>parametro_triagem</w:t>
       </w:r>
       <w:r>
         <w:rPr>
+          <w:rFonts w:ascii="Calibri" w:hAnsi="Calibri"/>
+          <w:b w:val="0"/>
+          <w:i w:val="0"/>
           <w:color w:val="0A0A0A"/>
           <w:sz w:val="21"/>
         </w:rPr>
@@ -2954,29 +3640,43 @@
         <w:tblStyle w:val="TableGrid"/>
         <w:tblW w:type="auto" w:w="0"/>
         <w:jc w:val="center"/>
-        <w:tblLayout w:type="autofit"/>
+        <w:tblLayout w:type="fixed"/>
         <w:tblLook w:firstColumn="1" w:firstRow="1" w:lastColumn="0" w:lastRow="0" w:noHBand="0" w:noVBand="1" w:val="04A0"/>
+        <w:tblLayout w:type="fixed"/>
+        <w:tblW w:type="dxa" w:w="9360"/>
+        <w:tblCellMar>
+          <w:top w:w="40" w:type="dxa"/>
+          <w:bottom w:w="40" w:type="dxa"/>
+          <w:left w:w="90" w:type="dxa"/>
+          <w:right w:w="90" w:type="dxa"/>
+        </w:tblCellMar>
       </w:tblPr>
       <w:tblGrid>
-        <w:gridCol w:w="1930"/>
-        <w:gridCol w:w="1930"/>
-        <w:gridCol w:w="1930"/>
-        <w:gridCol w:w="1930"/>
-        <w:gridCol w:w="1930"/>
+        <w:gridCol w:w="684"/>
+        <w:gridCol w:w="3081"/>
+        <w:gridCol w:w="684"/>
+        <w:gridCol w:w="2168"/>
+        <w:gridCol w:w="2739"/>
       </w:tblGrid>
       <w:tr>
+        <w:trPr>
+          <w:tblHeader/>
+          <w:cantSplit/>
+        </w:trPr>
         <w:tc>
           <w:tcPr>
-            <w:tcW w:type="dxa" w:w="1930"/>
+            <w:tcW w:type="dxa" w:w="684"/>
             <w:shd w:val="clear" w:color="auto" w:fill="1F1F1F"/>
           </w:tcPr>
           <w:p>
             <w:pPr>
-              <w:jc w:val="left"/>
+              <w:spacing w:after="20" w:before="20"/>
             </w:pPr>
             <w:r>
               <w:rPr>
+                <w:rFonts w:ascii="Calibri" w:hAnsi="Calibri"/>
                 <w:b/>
+                <w:i w:val="0"/>
                 <w:color w:val="FFFFFF"/>
                 <w:sz w:val="19"/>
               </w:rPr>
@@ -2986,16 +3686,18 @@
         </w:tc>
         <w:tc>
           <w:tcPr>
-            <w:tcW w:type="dxa" w:w="1930"/>
+            <w:tcW w:type="dxa" w:w="3081"/>
             <w:shd w:val="clear" w:color="auto" w:fill="1F1F1F"/>
           </w:tcPr>
           <w:p>
             <w:pPr>
-              <w:jc w:val="left"/>
+              <w:spacing w:after="20" w:before="20"/>
             </w:pPr>
             <w:r>
               <w:rPr>
+                <w:rFonts w:ascii="Calibri" w:hAnsi="Calibri"/>
                 <w:b/>
+                <w:i w:val="0"/>
                 <w:color w:val="FFFFFF"/>
                 <w:sz w:val="19"/>
               </w:rPr>
@@ -3004,16 +3706,17 @@
             <w:r>
               <w:rPr>
                 <w:rFonts w:ascii="Consolas" w:hAnsi="Consolas"/>
-                <w:b/>
                 <w:color w:val="1F1F1F"/>
                 <w:sz w:val="17"/>
-                <w:shd w:val="clear" w:fill="F2F2F2"/>
+                <w:shd w:val="clear" w:color="auto" w:fill="F4F4F4"/>
               </w:rPr>
               <w:t>limiar_score</w:t>
             </w:r>
             <w:r>
               <w:rPr>
+                <w:rFonts w:ascii="Calibri" w:hAnsi="Calibri"/>
                 <w:b/>
+                <w:i w:val="0"/>
                 <w:color w:val="FFFFFF"/>
                 <w:sz w:val="19"/>
               </w:rPr>
@@ -3023,16 +3726,18 @@
         </w:tc>
         <w:tc>
           <w:tcPr>
-            <w:tcW w:type="dxa" w:w="1930"/>
+            <w:tcW w:type="dxa" w:w="684"/>
             <w:shd w:val="clear" w:color="auto" w:fill="1F1F1F"/>
           </w:tcPr>
           <w:p>
             <w:pPr>
-              <w:jc w:val="left"/>
+              <w:spacing w:after="20" w:before="20"/>
             </w:pPr>
             <w:r>
               <w:rPr>
+                <w:rFonts w:ascii="Calibri" w:hAnsi="Calibri"/>
                 <w:b/>
+                <w:i w:val="0"/>
                 <w:color w:val="FFFFFF"/>
                 <w:sz w:val="19"/>
               </w:rPr>
@@ -3042,16 +3747,18 @@
         </w:tc>
         <w:tc>
           <w:tcPr>
-            <w:tcW w:type="dxa" w:w="1930"/>
+            <w:tcW w:type="dxa" w:w="2168"/>
             <w:shd w:val="clear" w:color="auto" w:fill="1F1F1F"/>
           </w:tcPr>
           <w:p>
             <w:pPr>
-              <w:jc w:val="left"/>
+              <w:spacing w:after="20" w:before="20"/>
             </w:pPr>
             <w:r>
               <w:rPr>
+                <w:rFonts w:ascii="Calibri" w:hAnsi="Calibri"/>
                 <w:b/>
+                <w:i w:val="0"/>
                 <w:color w:val="FFFFFF"/>
                 <w:sz w:val="19"/>
               </w:rPr>
@@ -3061,16 +3768,18 @@
         </w:tc>
         <w:tc>
           <w:tcPr>
-            <w:tcW w:type="dxa" w:w="1930"/>
+            <w:tcW w:type="dxa" w:w="2739"/>
             <w:shd w:val="clear" w:color="auto" w:fill="1F1F1F"/>
           </w:tcPr>
           <w:p>
             <w:pPr>
-              <w:jc w:val="left"/>
+              <w:spacing w:after="20" w:before="20"/>
             </w:pPr>
             <w:r>
               <w:rPr>
+                <w:rFonts w:ascii="Calibri" w:hAnsi="Calibri"/>
                 <w:b/>
+                <w:i w:val="0"/>
                 <w:color w:val="FFFFFF"/>
                 <w:sz w:val="19"/>
               </w:rPr>
@@ -3080,16 +3789,22 @@
         </w:tc>
       </w:tr>
       <w:tr>
+        <w:trPr>
+          <w:cantSplit/>
+        </w:trPr>
         <w:tc>
           <w:tcPr>
-            <w:tcW w:type="dxa" w:w="1930"/>
+            <w:tcW w:type="dxa" w:w="684"/>
           </w:tcPr>
           <w:p>
             <w:pPr>
-              <w:spacing w:after="40"/>
+              <w:spacing w:after="40" w:before="20"/>
             </w:pPr>
             <w:r>
               <w:rPr>
+                <w:rFonts w:ascii="Calibri" w:hAnsi="Calibri"/>
+                <w:b w:val="0"/>
+                <w:i w:val="0"/>
                 <w:color w:val="0A0A0A"/>
                 <w:sz w:val="19"/>
               </w:rPr>
@@ -3099,14 +3814,17 @@
         </w:tc>
         <w:tc>
           <w:tcPr>
-            <w:tcW w:type="dxa" w:w="1930"/>
+            <w:tcW w:type="dxa" w:w="3081"/>
           </w:tcPr>
           <w:p>
             <w:pPr>
-              <w:spacing w:after="40"/>
+              <w:spacing w:after="40" w:before="20"/>
             </w:pPr>
             <w:r>
               <w:rPr>
+                <w:rFonts w:ascii="Calibri" w:hAnsi="Calibri"/>
+                <w:b w:val="0"/>
+                <w:i w:val="0"/>
                 <w:color w:val="0A0A0A"/>
                 <w:sz w:val="19"/>
               </w:rPr>
@@ -3116,14 +3834,17 @@
         </w:tc>
         <w:tc>
           <w:tcPr>
-            <w:tcW w:type="dxa" w:w="1930"/>
+            <w:tcW w:type="dxa" w:w="684"/>
           </w:tcPr>
           <w:p>
             <w:pPr>
-              <w:spacing w:after="40"/>
+              <w:spacing w:after="40" w:before="20"/>
             </w:pPr>
             <w:r>
               <w:rPr>
+                <w:rFonts w:ascii="Calibri" w:hAnsi="Calibri"/>
+                <w:b w:val="0"/>
+                <w:i w:val="0"/>
                 <w:color w:val="0A0A0A"/>
                 <w:sz w:val="19"/>
               </w:rPr>
@@ -3133,14 +3854,17 @@
         </w:tc>
         <w:tc>
           <w:tcPr>
-            <w:tcW w:type="dxa" w:w="1930"/>
+            <w:tcW w:type="dxa" w:w="2168"/>
           </w:tcPr>
           <w:p>
             <w:pPr>
-              <w:spacing w:after="40"/>
+              <w:spacing w:after="40" w:before="20"/>
             </w:pPr>
             <w:r>
               <w:rPr>
+                <w:rFonts w:ascii="Calibri" w:hAnsi="Calibri"/>
+                <w:b w:val="0"/>
+                <w:i w:val="0"/>
                 <w:color w:val="0A0A0A"/>
                 <w:sz w:val="19"/>
               </w:rPr>
@@ -3150,14 +3874,17 @@
         </w:tc>
         <w:tc>
           <w:tcPr>
-            <w:tcW w:type="dxa" w:w="1930"/>
+            <w:tcW w:type="dxa" w:w="2739"/>
           </w:tcPr>
           <w:p>
             <w:pPr>
-              <w:spacing w:after="40"/>
+              <w:spacing w:after="40" w:before="20"/>
             </w:pPr>
             <w:r>
               <w:rPr>
+                <w:rFonts w:ascii="Calibri" w:hAnsi="Calibri"/>
+                <w:b w:val="0"/>
+                <w:i w:val="0"/>
                 <w:color w:val="0A0A0A"/>
                 <w:sz w:val="19"/>
               </w:rPr>
@@ -3167,17 +3894,23 @@
         </w:tc>
       </w:tr>
       <w:tr>
+        <w:trPr>
+          <w:cantSplit/>
+        </w:trPr>
         <w:tc>
           <w:tcPr>
-            <w:tcW w:type="dxa" w:w="1930"/>
-            <w:shd w:val="clear" w:color="auto" w:fill="F6F6F6"/>
+            <w:tcW w:type="dxa" w:w="684"/>
+            <w:shd w:val="clear" w:color="auto" w:fill="F7F7F7"/>
           </w:tcPr>
           <w:p>
             <w:pPr>
-              <w:spacing w:after="40"/>
+              <w:spacing w:after="40" w:before="20"/>
             </w:pPr>
             <w:r>
               <w:rPr>
+                <w:rFonts w:ascii="Calibri" w:hAnsi="Calibri"/>
+                <w:b w:val="0"/>
+                <w:i w:val="0"/>
                 <w:color w:val="0A0A0A"/>
                 <w:sz w:val="19"/>
               </w:rPr>
@@ -3187,15 +3920,18 @@
         </w:tc>
         <w:tc>
           <w:tcPr>
-            <w:tcW w:type="dxa" w:w="1930"/>
-            <w:shd w:val="clear" w:color="auto" w:fill="F6F6F6"/>
+            <w:tcW w:type="dxa" w:w="3081"/>
+            <w:shd w:val="clear" w:color="auto" w:fill="F7F7F7"/>
           </w:tcPr>
           <w:p>
             <w:pPr>
-              <w:spacing w:after="40"/>
+              <w:spacing w:after="40" w:before="20"/>
             </w:pPr>
             <w:r>
               <w:rPr>
+                <w:rFonts w:ascii="Calibri" w:hAnsi="Calibri"/>
+                <w:b w:val="0"/>
+                <w:i w:val="0"/>
                 <w:color w:val="0A0A0A"/>
                 <w:sz w:val="19"/>
               </w:rPr>
@@ -3205,15 +3941,18 @@
         </w:tc>
         <w:tc>
           <w:tcPr>
-            <w:tcW w:type="dxa" w:w="1930"/>
-            <w:shd w:val="clear" w:color="auto" w:fill="F6F6F6"/>
+            <w:tcW w:type="dxa" w:w="684"/>
+            <w:shd w:val="clear" w:color="auto" w:fill="F7F7F7"/>
           </w:tcPr>
           <w:p>
             <w:pPr>
-              <w:spacing w:after="40"/>
+              <w:spacing w:after="40" w:before="20"/>
             </w:pPr>
             <w:r>
               <w:rPr>
+                <w:rFonts w:ascii="Calibri" w:hAnsi="Calibri"/>
+                <w:b w:val="0"/>
+                <w:i w:val="0"/>
                 <w:color w:val="0A0A0A"/>
                 <w:sz w:val="19"/>
               </w:rPr>
@@ -3223,15 +3962,18 @@
         </w:tc>
         <w:tc>
           <w:tcPr>
-            <w:tcW w:type="dxa" w:w="1930"/>
-            <w:shd w:val="clear" w:color="auto" w:fill="F6F6F6"/>
+            <w:tcW w:type="dxa" w:w="2168"/>
+            <w:shd w:val="clear" w:color="auto" w:fill="F7F7F7"/>
           </w:tcPr>
           <w:p>
             <w:pPr>
-              <w:spacing w:after="40"/>
+              <w:spacing w:after="40" w:before="20"/>
             </w:pPr>
             <w:r>
               <w:rPr>
+                <w:rFonts w:ascii="Calibri" w:hAnsi="Calibri"/>
+                <w:b w:val="0"/>
+                <w:i w:val="0"/>
                 <w:color w:val="0A0A0A"/>
                 <w:sz w:val="19"/>
               </w:rPr>
@@ -3241,15 +3983,18 @@
         </w:tc>
         <w:tc>
           <w:tcPr>
-            <w:tcW w:type="dxa" w:w="1930"/>
-            <w:shd w:val="clear" w:color="auto" w:fill="F6F6F6"/>
+            <w:tcW w:type="dxa" w:w="2739"/>
+            <w:shd w:val="clear" w:color="auto" w:fill="F7F7F7"/>
           </w:tcPr>
           <w:p>
             <w:pPr>
-              <w:spacing w:after="40"/>
+              <w:spacing w:after="40" w:before="20"/>
             </w:pPr>
             <w:r>
               <w:rPr>
+                <w:rFonts w:ascii="Calibri" w:hAnsi="Calibri"/>
+                <w:b w:val="0"/>
+                <w:i w:val="0"/>
                 <w:color w:val="0A0A0A"/>
                 <w:sz w:val="19"/>
               </w:rPr>
@@ -3261,10 +4006,18 @@
     </w:tbl>
     <w:p>
       <w:pPr>
+        <w:spacing w:after="40" w:before="0"/>
+      </w:pPr>
+    </w:p>
+    <w:p>
+      <w:pPr>
+        <w:spacing w:after="140"/>
         <w:jc w:val="both"/>
+        <w:widowControl w:val="true"/>
       </w:pPr>
       <w:r>
         <w:rPr>
+          <w:rFonts w:ascii="Calibri" w:hAnsi="Calibri"/>
           <w:b/>
           <w:color w:val="0A0A0A"/>
           <w:sz w:val="21"/>
@@ -3273,6 +4026,9 @@
       </w:r>
       <w:r>
         <w:rPr>
+          <w:rFonts w:ascii="Calibri" w:hAnsi="Calibri"/>
+          <w:b w:val="0"/>
+          <w:i w:val="0"/>
           <w:color w:val="0A0A0A"/>
           <w:sz w:val="21"/>
         </w:rPr>
@@ -3283,12 +4039,15 @@
           <w:rFonts w:ascii="Consolas" w:hAnsi="Consolas"/>
           <w:color w:val="1F1F1F"/>
           <w:sz w:val="19"/>
-          <w:shd w:val="clear" w:fill="F2F2F2"/>
+          <w:shd w:val="clear" w:color="auto" w:fill="F4F4F4"/>
         </w:rPr>
         <w:t>avaliacoes</w:t>
       </w:r>
       <w:r>
         <w:rPr>
+          <w:rFonts w:ascii="Calibri" w:hAnsi="Calibri"/>
+          <w:b w:val="0"/>
+          <w:i w:val="0"/>
           <w:color w:val="0A0A0A"/>
           <w:sz w:val="21"/>
         </w:rPr>
@@ -3297,9 +4056,10 @@
     </w:p>
     <w:p>
       <w:pPr>
-        <w:spacing w:before="80" w:after="160"/>
-        <w:ind w:left="144"/>
-        <w:shd w:val="clear" w:fill="F2F2F2"/>
+        <w:keepLines/>
+        <w:spacing w:before="80" w:after="180" w:line="240" w:lineRule="auto"/>
+        <w:ind w:left="173" w:right="72"/>
+        <w:shd w:val="clear" w:color="auto" w:fill="F4F4F4"/>
         <w:pBdr>
           <w:top w:val="single" w:sz="4" w:space="6" w:color="DDDDDD"/>
           <w:bottom w:val="single" w:sz="4" w:space="6" w:color="DDDDDD"/>
@@ -3311,7 +4071,7 @@
         <w:rPr>
           <w:rFonts w:ascii="Consolas" w:hAnsi="Consolas"/>
           <w:color w:val="222222"/>
-          <w:sz w:val="18"/>
+          <w:sz w:val="17"/>
         </w:rPr>
         <w:t>recomenda_exame =</w:t>
         <w:br/>
@@ -3324,10 +4084,13 @@
     </w:p>
     <w:p>
       <w:pPr>
+        <w:spacing w:after="140"/>
         <w:jc w:val="both"/>
+        <w:widowControl w:val="true"/>
       </w:pPr>
       <w:r>
         <w:rPr>
+          <w:rFonts w:ascii="Calibri" w:hAnsi="Calibri"/>
           <w:b/>
           <w:color w:val="0A0A0A"/>
           <w:sz w:val="21"/>
@@ -3336,6 +4099,9 @@
       </w:r>
       <w:r>
         <w:rPr>
+          <w:rFonts w:ascii="Calibri" w:hAnsi="Calibri"/>
+          <w:b w:val="0"/>
+          <w:i w:val="0"/>
           <w:color w:val="0A0A0A"/>
           <w:sz w:val="21"/>
         </w:rPr>
@@ -3346,12 +4112,15 @@
           <w:rFonts w:ascii="Consolas" w:hAnsi="Consolas"/>
           <w:color w:val="1F1F1F"/>
           <w:sz w:val="19"/>
-          <w:shd w:val="clear" w:fill="F2F2F2"/>
+          <w:shd w:val="clear" w:color="auto" w:fill="F4F4F4"/>
         </w:rPr>
         <w:t>diagnostico_previo_fxs</w:t>
       </w:r>
       <w:r>
         <w:rPr>
+          <w:rFonts w:ascii="Calibri" w:hAnsi="Calibri"/>
+          <w:b w:val="0"/>
+          <w:i w:val="0"/>
           <w:color w:val="0A0A0A"/>
           <w:sz w:val="21"/>
         </w:rPr>
@@ -3362,12 +4131,15 @@
           <w:rFonts w:ascii="Consolas" w:hAnsi="Consolas"/>
           <w:color w:val="1F1F1F"/>
           <w:sz w:val="19"/>
-          <w:shd w:val="clear" w:fill="F2F2F2"/>
+          <w:shd w:val="clear" w:color="auto" w:fill="F4F4F4"/>
         </w:rPr>
         <w:t>recomenda_exame</w:t>
       </w:r>
       <w:r>
         <w:rPr>
+          <w:rFonts w:ascii="Calibri" w:hAnsi="Calibri"/>
+          <w:b w:val="0"/>
+          <w:i w:val="0"/>
           <w:color w:val="0A0A0A"/>
           <w:sz w:val="21"/>
         </w:rPr>
@@ -3378,12 +4150,15 @@
           <w:rFonts w:ascii="Consolas" w:hAnsi="Consolas"/>
           <w:color w:val="1F1F1F"/>
           <w:sz w:val="19"/>
-          <w:shd w:val="clear" w:fill="F2F2F2"/>
+          <w:shd w:val="clear" w:color="auto" w:fill="F4F4F4"/>
         </w:rPr>
         <w:t>false</w:t>
       </w:r>
       <w:r>
         <w:rPr>
+          <w:rFonts w:ascii="Calibri" w:hAnsi="Calibri"/>
+          <w:b w:val="0"/>
+          <w:i w:val="0"/>
           <w:color w:val="0A0A0A"/>
           <w:sz w:val="21"/>
         </w:rPr>
@@ -3392,10 +4167,13 @@
     </w:p>
     <w:p>
       <w:pPr>
+        <w:spacing w:after="140"/>
         <w:jc w:val="both"/>
+        <w:widowControl w:val="true"/>
       </w:pPr>
       <w:r>
         <w:rPr>
+          <w:rFonts w:ascii="Calibri" w:hAnsi="Calibri"/>
           <w:b/>
           <w:color w:val="0A0A0A"/>
           <w:sz w:val="21"/>
@@ -3404,6 +4182,9 @@
       </w:r>
       <w:r>
         <w:rPr>
+          <w:rFonts w:ascii="Calibri" w:hAnsi="Calibri"/>
+          <w:b w:val="0"/>
+          <w:i w:val="0"/>
           <w:color w:val="0A0A0A"/>
           <w:sz w:val="21"/>
         </w:rPr>
@@ -3414,12 +4195,15 @@
           <w:rFonts w:ascii="Consolas" w:hAnsi="Consolas"/>
           <w:color w:val="1F1F1F"/>
           <w:sz w:val="19"/>
-          <w:shd w:val="clear" w:fill="F2F2F2"/>
+          <w:shd w:val="clear" w:color="auto" w:fill="F4F4F4"/>
         </w:rPr>
         <w:t>recomenda_exame</w:t>
       </w:r>
       <w:r>
         <w:rPr>
+          <w:rFonts w:ascii="Calibri" w:hAnsi="Calibri"/>
+          <w:b w:val="0"/>
+          <w:i w:val="0"/>
           <w:color w:val="0A0A0A"/>
           <w:sz w:val="21"/>
         </w:rPr>
@@ -3430,12 +4214,15 @@
           <w:rFonts w:ascii="Consolas" w:hAnsi="Consolas"/>
           <w:color w:val="1F1F1F"/>
           <w:sz w:val="19"/>
-          <w:shd w:val="clear" w:fill="F2F2F2"/>
+          <w:shd w:val="clear" w:color="auto" w:fill="F4F4F4"/>
         </w:rPr>
         <w:t>exame_fmr1</w:t>
       </w:r>
       <w:r>
         <w:rPr>
+          <w:rFonts w:ascii="Calibri" w:hAnsi="Calibri"/>
+          <w:b w:val="0"/>
+          <w:i w:val="0"/>
           <w:color w:val="0A0A0A"/>
           <w:sz w:val="21"/>
         </w:rPr>
@@ -3446,12 +4233,15 @@
           <w:rFonts w:ascii="Consolas" w:hAnsi="Consolas"/>
           <w:color w:val="1F1F1F"/>
           <w:sz w:val="19"/>
-          <w:shd w:val="clear" w:fill="F2F2F2"/>
+          <w:shd w:val="clear" w:color="auto" w:fill="F4F4F4"/>
         </w:rPr>
         <w:t>tb_encaminhamentos</w:t>
       </w:r>
       <w:r>
         <w:rPr>
+          <w:rFonts w:ascii="Calibri" w:hAnsi="Calibri"/>
+          <w:b w:val="0"/>
+          <w:i w:val="0"/>
           <w:color w:val="0A0A0A"/>
           <w:sz w:val="21"/>
         </w:rPr>
@@ -3462,12 +4252,15 @@
           <w:rFonts w:ascii="Consolas" w:hAnsi="Consolas"/>
           <w:color w:val="1F1F1F"/>
           <w:sz w:val="19"/>
-          <w:shd w:val="clear" w:fill="F2F2F2"/>
+          <w:shd w:val="clear" w:color="auto" w:fill="F4F4F4"/>
         </w:rPr>
         <w:t>gerado_automaticamente = TRUE</w:t>
       </w:r>
       <w:r>
         <w:rPr>
+          <w:rFonts w:ascii="Calibri" w:hAnsi="Calibri"/>
+          <w:b w:val="0"/>
+          <w:i w:val="0"/>
           <w:color w:val="0A0A0A"/>
           <w:sz w:val="21"/>
         </w:rPr>
@@ -3476,10 +4269,13 @@
     </w:p>
     <w:p>
       <w:pPr>
+        <w:spacing w:after="140"/>
         <w:jc w:val="both"/>
+        <w:widowControl w:val="true"/>
       </w:pPr>
       <w:r>
         <w:rPr>
+          <w:rFonts w:ascii="Calibri" w:hAnsi="Calibri"/>
           <w:b/>
           <w:color w:val="0A0A0A"/>
           <w:sz w:val="21"/>
@@ -3488,6 +4284,9 @@
       </w:r>
       <w:r>
         <w:rPr>
+          <w:rFonts w:ascii="Calibri" w:hAnsi="Calibri"/>
+          <w:b w:val="0"/>
+          <w:i w:val="0"/>
           <w:color w:val="0A0A0A"/>
           <w:sz w:val="21"/>
         </w:rPr>
@@ -3498,12 +4297,15 @@
           <w:rFonts w:ascii="Consolas" w:hAnsi="Consolas"/>
           <w:color w:val="1F1F1F"/>
           <w:sz w:val="19"/>
-          <w:shd w:val="clear" w:fill="F2F2F2"/>
+          <w:shd w:val="clear" w:color="auto" w:fill="F4F4F4"/>
         </w:rPr>
         <w:t>tb_historico_familiar.avaliacao_id</w:t>
       </w:r>
       <w:r>
         <w:rPr>
+          <w:rFonts w:ascii="Calibri" w:hAnsi="Calibri"/>
+          <w:b w:val="0"/>
+          <w:i w:val="0"/>
           <w:color w:val="0A0A0A"/>
           <w:sz w:val="21"/>
         </w:rPr>
@@ -3514,12 +4316,15 @@
           <w:rFonts w:ascii="Consolas" w:hAnsi="Consolas"/>
           <w:color w:val="1F1F1F"/>
           <w:sz w:val="19"/>
-          <w:shd w:val="clear" w:fill="F2F2F2"/>
+          <w:shd w:val="clear" w:color="auto" w:fill="F4F4F4"/>
         </w:rPr>
         <w:t>descricao_outros</w:t>
       </w:r>
       <w:r>
         <w:rPr>
+          <w:rFonts w:ascii="Calibri" w:hAnsi="Calibri"/>
+          <w:b w:val="0"/>
+          <w:i w:val="0"/>
           <w:color w:val="0A0A0A"/>
           <w:sz w:val="21"/>
         </w:rPr>
@@ -3528,10 +4333,13 @@
     </w:p>
     <w:p>
       <w:pPr>
+        <w:spacing w:after="140"/>
         <w:jc w:val="both"/>
+        <w:widowControl w:val="true"/>
       </w:pPr>
       <w:r>
         <w:rPr>
+          <w:rFonts w:ascii="Calibri" w:hAnsi="Calibri"/>
           <w:b/>
           <w:color w:val="0A0A0A"/>
           <w:sz w:val="21"/>
@@ -3540,6 +4348,9 @@
       </w:r>
       <w:r>
         <w:rPr>
+          <w:rFonts w:ascii="Calibri" w:hAnsi="Calibri"/>
+          <w:b w:val="0"/>
+          <w:i w:val="0"/>
           <w:color w:val="0A0A0A"/>
           <w:sz w:val="21"/>
         </w:rPr>
@@ -3547,6 +4358,7 @@
       </w:r>
       <w:r>
         <w:rPr>
+          <w:rFonts w:ascii="Calibri" w:hAnsi="Calibri"/>
           <w:b/>
           <w:color w:val="0A0A0A"/>
           <w:sz w:val="21"/>
@@ -3555,6 +4367,9 @@
       </w:r>
       <w:r>
         <w:rPr>
+          <w:rFonts w:ascii="Calibri" w:hAnsi="Calibri"/>
+          <w:b w:val="0"/>
+          <w:i w:val="0"/>
           <w:color w:val="0A0A0A"/>
           <w:sz w:val="21"/>
         </w:rPr>
@@ -3562,6 +4377,7 @@
       </w:r>
       <w:r>
         <w:rPr>
+          <w:rFonts w:ascii="Calibri" w:hAnsi="Calibri"/>
           <w:b/>
           <w:color w:val="0A0A0A"/>
           <w:sz w:val="21"/>
@@ -3570,6 +4386,9 @@
       </w:r>
       <w:r>
         <w:rPr>
+          <w:rFonts w:ascii="Calibri" w:hAnsi="Calibri"/>
+          <w:b w:val="0"/>
+          <w:i w:val="0"/>
           <w:color w:val="0A0A0A"/>
           <w:sz w:val="21"/>
         </w:rPr>
@@ -3578,10 +4397,13 @@
     </w:p>
     <w:p>
       <w:pPr>
+        <w:spacing w:after="140"/>
         <w:jc w:val="both"/>
+        <w:widowControl w:val="true"/>
       </w:pPr>
       <w:r>
         <w:rPr>
+          <w:rFonts w:ascii="Calibri" w:hAnsi="Calibri"/>
           <w:b/>
           <w:color w:val="0A0A0A"/>
           <w:sz w:val="21"/>
@@ -3590,6 +4412,9 @@
       </w:r>
       <w:r>
         <w:rPr>
+          <w:rFonts w:ascii="Calibri" w:hAnsi="Calibri"/>
+          <w:b w:val="0"/>
+          <w:i w:val="0"/>
           <w:color w:val="0A0A0A"/>
           <w:sz w:val="21"/>
         </w:rPr>
@@ -3598,10 +4423,13 @@
     </w:p>
     <w:p>
       <w:pPr>
+        <w:spacing w:after="140"/>
         <w:jc w:val="both"/>
+        <w:widowControl w:val="true"/>
       </w:pPr>
       <w:r>
         <w:rPr>
+          <w:rFonts w:ascii="Calibri" w:hAnsi="Calibri"/>
           <w:b/>
           <w:color w:val="0A0A0A"/>
           <w:sz w:val="21"/>
@@ -3610,6 +4438,9 @@
       </w:r>
       <w:r>
         <w:rPr>
+          <w:rFonts w:ascii="Calibri" w:hAnsi="Calibri"/>
+          <w:b w:val="0"/>
+          <w:i w:val="0"/>
           <w:color w:val="0A0A0A"/>
           <w:sz w:val="21"/>
         </w:rPr>
@@ -3620,12 +4451,15 @@
           <w:rFonts w:ascii="Consolas" w:hAnsi="Consolas"/>
           <w:color w:val="1F1F1F"/>
           <w:sz w:val="19"/>
-          <w:shd w:val="clear" w:fill="F2F2F2"/>
+          <w:shd w:val="clear" w:color="auto" w:fill="F4F4F4"/>
         </w:rPr>
         <w:t>RuntimeError</w:t>
       </w:r>
       <w:r>
         <w:rPr>
+          <w:rFonts w:ascii="Calibri" w:hAnsi="Calibri"/>
+          <w:b w:val="0"/>
+          <w:i w:val="0"/>
           <w:color w:val="0A0A0A"/>
           <w:sz w:val="21"/>
         </w:rPr>
@@ -3636,12 +4470,15 @@
           <w:rFonts w:ascii="Consolas" w:hAnsi="Consolas"/>
           <w:color w:val="1F1F1F"/>
           <w:sz w:val="19"/>
-          <w:shd w:val="clear" w:fill="F2F2F2"/>
+          <w:shd w:val="clear" w:color="auto" w:fill="F4F4F4"/>
         </w:rPr>
         <w:t>ValueError</w:t>
       </w:r>
       <w:r>
         <w:rPr>
+          <w:rFonts w:ascii="Calibri" w:hAnsi="Calibri"/>
+          <w:b w:val="0"/>
+          <w:i w:val="0"/>
           <w:color w:val="0A0A0A"/>
           <w:sz w:val="21"/>
         </w:rPr>
@@ -3652,12 +4489,15 @@
           <w:rFonts w:ascii="Consolas" w:hAnsi="Consolas"/>
           <w:color w:val="1F1F1F"/>
           <w:sz w:val="19"/>
-          <w:shd w:val="clear" w:fill="F2F2F2"/>
+          <w:shd w:val="clear" w:color="auto" w:fill="F4F4F4"/>
         </w:rPr>
         <w:t>RETURNING</w:t>
       </w:r>
       <w:r>
         <w:rPr>
+          <w:rFonts w:ascii="Calibri" w:hAnsi="Calibri"/>
+          <w:b w:val="0"/>
+          <w:i w:val="0"/>
           <w:color w:val="0A0A0A"/>
           <w:sz w:val="21"/>
         </w:rPr>
@@ -3667,26 +4507,33 @@
     <w:p>
       <w:pPr>
         <w:keepNext/>
-        <w:spacing w:before="320" w:after="120"/>
+        <w:keepLines/>
+        <w:spacing w:before="360" w:after="140"/>
+        <w:widowControl w:val="true"/>
         <w:pBdr>
-          <w:bottom w:val="single" w:sz="6" w:space="4" w:color="1F1F1F"/>
+          <w:bottom w:val="single" w:sz="8" w:space="4" w:color="1F1F1F"/>
         </w:pBdr>
       </w:pPr>
       <w:r>
         <w:rPr>
+          <w:rFonts w:ascii="Calibri" w:hAnsi="Calibri"/>
           <w:b/>
+          <w:i w:val="0"/>
           <w:color w:val="0A0A0A"/>
-          <w:sz w:val="44"/>
+          <w:sz w:val="34"/>
         </w:rPr>
         <w:t>5. Histórico, dashboard e relatórios</w:t>
       </w:r>
     </w:p>
     <w:p>
       <w:pPr>
+        <w:spacing w:after="140"/>
         <w:jc w:val="both"/>
+        <w:widowControl w:val="true"/>
       </w:pPr>
       <w:r>
         <w:rPr>
+          <w:rFonts w:ascii="Calibri" w:hAnsi="Calibri"/>
           <w:b/>
           <w:color w:val="0A0A0A"/>
           <w:sz w:val="21"/>
@@ -3695,6 +4542,9 @@
       </w:r>
       <w:r>
         <w:rPr>
+          <w:rFonts w:ascii="Calibri" w:hAnsi="Calibri"/>
+          <w:b w:val="0"/>
+          <w:i w:val="0"/>
           <w:color w:val="0A0A0A"/>
           <w:sz w:val="21"/>
         </w:rPr>
@@ -3705,12 +4555,15 @@
           <w:rFonts w:ascii="Consolas" w:hAnsi="Consolas"/>
           <w:color w:val="1F1F1F"/>
           <w:sz w:val="19"/>
-          <w:shd w:val="clear" w:fill="F2F2F2"/>
+          <w:shd w:val="clear" w:color="auto" w:fill="F4F4F4"/>
         </w:rPr>
         <w:t>GET /pacientes/{id}/historico</w:t>
       </w:r>
       <w:r>
         <w:rPr>
+          <w:rFonts w:ascii="Calibri" w:hAnsi="Calibri"/>
+          <w:b w:val="0"/>
+          <w:i w:val="0"/>
           <w:color w:val="0A0A0A"/>
           <w:sz w:val="21"/>
         </w:rPr>
@@ -3721,12 +4574,15 @@
           <w:rFonts w:ascii="Consolas" w:hAnsi="Consolas"/>
           <w:color w:val="1F1F1F"/>
           <w:sz w:val="19"/>
-          <w:shd w:val="clear" w:fill="F2F2F2"/>
+          <w:shd w:val="clear" w:color="auto" w:fill="F4F4F4"/>
         </w:rPr>
         <w:t>WHERE a.paciente_id = :id AND p.criado_por = :usuario_id</w:t>
       </w:r>
       <w:r>
         <w:rPr>
+          <w:rFonts w:ascii="Calibri" w:hAnsi="Calibri"/>
+          <w:b w:val="0"/>
+          <w:i w:val="0"/>
           <w:color w:val="0A0A0A"/>
           <w:sz w:val="21"/>
         </w:rPr>
@@ -3735,10 +4591,13 @@
     </w:p>
     <w:p>
       <w:pPr>
+        <w:spacing w:after="140"/>
         <w:jc w:val="both"/>
+        <w:widowControl w:val="true"/>
       </w:pPr>
       <w:r>
         <w:rPr>
+          <w:rFonts w:ascii="Calibri" w:hAnsi="Calibri"/>
           <w:b/>
           <w:color w:val="0A0A0A"/>
           <w:sz w:val="21"/>
@@ -3747,6 +4606,9 @@
       </w:r>
       <w:r>
         <w:rPr>
+          <w:rFonts w:ascii="Calibri" w:hAnsi="Calibri"/>
+          <w:b w:val="0"/>
+          <w:i w:val="0"/>
           <w:color w:val="0A0A0A"/>
           <w:sz w:val="21"/>
         </w:rPr>
@@ -3757,12 +4619,15 @@
           <w:rFonts w:ascii="Consolas" w:hAnsi="Consolas"/>
           <w:color w:val="1F1F1F"/>
           <w:sz w:val="19"/>
-          <w:shd w:val="clear" w:fill="F2F2F2"/>
+          <w:shd w:val="clear" w:color="auto" w:fill="F4F4F4"/>
         </w:rPr>
         <w:t>GET /dashboard/summary</w:t>
       </w:r>
       <w:r>
         <w:rPr>
+          <w:rFonts w:ascii="Calibri" w:hAnsi="Calibri"/>
+          <w:b w:val="0"/>
+          <w:i w:val="0"/>
           <w:color w:val="0A0A0A"/>
           <w:sz w:val="21"/>
         </w:rPr>
@@ -3773,12 +4638,15 @@
           <w:rFonts w:ascii="Consolas" w:hAnsi="Consolas"/>
           <w:color w:val="1F1F1F"/>
           <w:sz w:val="19"/>
-          <w:shd w:val="clear" w:fill="F2F2F2"/>
+          <w:shd w:val="clear" w:color="auto" w:fill="F4F4F4"/>
         </w:rPr>
         <w:t>recomenda_exame = TRUE</w:t>
       </w:r>
       <w:r>
         <w:rPr>
+          <w:rFonts w:ascii="Calibri" w:hAnsi="Calibri"/>
+          <w:b w:val="0"/>
+          <w:i w:val="0"/>
           <w:color w:val="0A0A0A"/>
           <w:sz w:val="21"/>
         </w:rPr>
@@ -3787,10 +4655,13 @@
     </w:p>
     <w:p>
       <w:pPr>
+        <w:spacing w:after="140"/>
         <w:jc w:val="both"/>
+        <w:widowControl w:val="true"/>
       </w:pPr>
       <w:r>
         <w:rPr>
+          <w:rFonts w:ascii="Calibri" w:hAnsi="Calibri"/>
           <w:b/>
           <w:color w:val="0A0A0A"/>
           <w:sz w:val="21"/>
@@ -3799,6 +4670,9 @@
       </w:r>
       <w:r>
         <w:rPr>
+          <w:rFonts w:ascii="Calibri" w:hAnsi="Calibri"/>
+          <w:b w:val="0"/>
+          <w:i w:val="0"/>
           <w:color w:val="0A0A0A"/>
           <w:sz w:val="21"/>
         </w:rPr>
@@ -3809,12 +4683,15 @@
           <w:rFonts w:ascii="Consolas" w:hAnsi="Consolas"/>
           <w:color w:val="1F1F1F"/>
           <w:sz w:val="19"/>
-          <w:shd w:val="clear" w:fill="F2F2F2"/>
+          <w:shd w:val="clear" w:color="auto" w:fill="F4F4F4"/>
         </w:rPr>
         <w:t>GET /dashboard/stats</w:t>
       </w:r>
       <w:r>
         <w:rPr>
+          <w:rFonts w:ascii="Calibri" w:hAnsi="Calibri"/>
+          <w:b w:val="0"/>
+          <w:i w:val="0"/>
           <w:color w:val="0A0A0A"/>
           <w:sz w:val="21"/>
         </w:rPr>
@@ -3825,12 +4702,15 @@
           <w:rFonts w:ascii="Consolas" w:hAnsi="Consolas"/>
           <w:color w:val="1F1F1F"/>
           <w:sz w:val="19"/>
-          <w:shd w:val="clear" w:fill="F2F2F2"/>
+          <w:shd w:val="clear" w:color="auto" w:fill="F4F4F4"/>
         </w:rPr>
         <w:t>vw_dashboard_anonimizado</w:t>
       </w:r>
       <w:r>
         <w:rPr>
+          <w:rFonts w:ascii="Calibri" w:hAnsi="Calibri"/>
+          <w:b w:val="0"/>
+          <w:i w:val="0"/>
           <w:color w:val="0A0A0A"/>
           <w:sz w:val="21"/>
         </w:rPr>
@@ -3838,6 +4718,7 @@
       </w:r>
       <w:r>
         <w:rPr>
+          <w:rFonts w:ascii="Calibri" w:hAnsi="Calibri"/>
           <w:b/>
           <w:color w:val="0A0A0A"/>
           <w:sz w:val="21"/>
@@ -3846,6 +4727,9 @@
       </w:r>
       <w:r>
         <w:rPr>
+          <w:rFonts w:ascii="Calibri" w:hAnsi="Calibri"/>
+          <w:b w:val="0"/>
+          <w:i w:val="0"/>
           <w:color w:val="0A0A0A"/>
           <w:sz w:val="21"/>
         </w:rPr>
@@ -3856,12 +4740,15 @@
           <w:rFonts w:ascii="Consolas" w:hAnsi="Consolas"/>
           <w:color w:val="1F1F1F"/>
           <w:sz w:val="19"/>
-          <w:shd w:val="clear" w:fill="F2F2F2"/>
+          <w:shd w:val="clear" w:color="auto" w:fill="F4F4F4"/>
         </w:rPr>
         <w:t>K_ANONYMITY_THRESHOLD = 5</w:t>
       </w:r>
       <w:r>
         <w:rPr>
+          <w:rFonts w:ascii="Calibri" w:hAnsi="Calibri"/>
+          <w:b w:val="0"/>
+          <w:i w:val="0"/>
           <w:color w:val="0A0A0A"/>
           <w:sz w:val="21"/>
         </w:rPr>
@@ -3869,6 +4756,7 @@
       </w:r>
       <w:r>
         <w:rPr>
+          <w:rFonts w:ascii="Calibri" w:hAnsi="Calibri"/>
           <w:b/>
           <w:color w:val="0A0A0A"/>
           <w:sz w:val="21"/>
@@ -3877,6 +4765,9 @@
       </w:r>
       <w:r>
         <w:rPr>
+          <w:rFonts w:ascii="Calibri" w:hAnsi="Calibri"/>
+          <w:b w:val="0"/>
+          <w:i w:val="0"/>
           <w:color w:val="0A0A0A"/>
           <w:sz w:val="21"/>
         </w:rPr>
@@ -3887,12 +4778,15 @@
           <w:rFonts w:ascii="Consolas" w:hAnsi="Consolas"/>
           <w:color w:val="1F1F1F"/>
           <w:sz w:val="19"/>
-          <w:shd w:val="clear" w:fill="F2F2F2"/>
+          <w:shd w:val="clear" w:color="auto" w:fill="F4F4F4"/>
         </w:rPr>
         <w:t>LGPDComplianceError</w:t>
       </w:r>
       <w:r>
         <w:rPr>
+          <w:rFonts w:ascii="Calibri" w:hAnsi="Calibri"/>
+          <w:b w:val="0"/>
+          <w:i w:val="0"/>
           <w:color w:val="0A0A0A"/>
           <w:sz w:val="21"/>
         </w:rPr>
@@ -3901,10 +4795,13 @@
     </w:p>
     <w:p>
       <w:pPr>
+        <w:spacing w:after="140"/>
         <w:jc w:val="both"/>
+        <w:widowControl w:val="true"/>
       </w:pPr>
       <w:r>
         <w:rPr>
+          <w:rFonts w:ascii="Calibri" w:hAnsi="Calibri"/>
           <w:b/>
           <w:color w:val="0A0A0A"/>
           <w:sz w:val="21"/>
@@ -3913,6 +4810,9 @@
       </w:r>
       <w:r>
         <w:rPr>
+          <w:rFonts w:ascii="Calibri" w:hAnsi="Calibri"/>
+          <w:b w:val="0"/>
+          <w:i w:val="0"/>
           <w:color w:val="0A0A0A"/>
           <w:sz w:val="21"/>
         </w:rPr>
@@ -3923,12 +4823,15 @@
           <w:rFonts w:ascii="Consolas" w:hAnsi="Consolas"/>
           <w:color w:val="1F1F1F"/>
           <w:sz w:val="19"/>
-          <w:shd w:val="clear" w:fill="F2F2F2"/>
+          <w:shd w:val="clear" w:color="auto" w:fill="F4F4F4"/>
         </w:rPr>
         <w:t>POST /dashboard/refresh</w:t>
       </w:r>
       <w:r>
         <w:rPr>
+          <w:rFonts w:ascii="Calibri" w:hAnsi="Calibri"/>
+          <w:b w:val="0"/>
+          <w:i w:val="0"/>
           <w:color w:val="0A0A0A"/>
           <w:sz w:val="21"/>
         </w:rPr>
@@ -3939,12 +4842,15 @@
           <w:rFonts w:ascii="Consolas" w:hAnsi="Consolas"/>
           <w:color w:val="1F1F1F"/>
           <w:sz w:val="19"/>
-          <w:shd w:val="clear" w:fill="F2F2F2"/>
+          <w:shd w:val="clear" w:color="auto" w:fill="F4F4F4"/>
         </w:rPr>
         <w:t>REFRESH MATERIALIZED VIEW CONCURRENTLY</w:t>
       </w:r>
       <w:r>
         <w:rPr>
+          <w:rFonts w:ascii="Calibri" w:hAnsi="Calibri"/>
+          <w:b w:val="0"/>
+          <w:i w:val="0"/>
           <w:color w:val="0A0A0A"/>
           <w:sz w:val="21"/>
         </w:rPr>
@@ -3955,12 +4861,15 @@
           <w:rFonts w:ascii="Consolas" w:hAnsi="Consolas"/>
           <w:color w:val="1F1F1F"/>
           <w:sz w:val="19"/>
-          <w:shd w:val="clear" w:fill="F2F2F2"/>
+          <w:shd w:val="clear" w:color="auto" w:fill="F4F4F4"/>
         </w:rPr>
         <w:t>admin</w:t>
       </w:r>
       <w:r>
         <w:rPr>
+          <w:rFonts w:ascii="Calibri" w:hAnsi="Calibri"/>
+          <w:b w:val="0"/>
+          <w:i w:val="0"/>
           <w:color w:val="0A0A0A"/>
           <w:sz w:val="21"/>
         </w:rPr>
@@ -3969,10 +4878,13 @@
     </w:p>
     <w:p>
       <w:pPr>
+        <w:spacing w:after="140"/>
         <w:jc w:val="both"/>
+        <w:widowControl w:val="true"/>
       </w:pPr>
       <w:r>
         <w:rPr>
+          <w:rFonts w:ascii="Calibri" w:hAnsi="Calibri"/>
           <w:b/>
           <w:color w:val="0A0A0A"/>
           <w:sz w:val="21"/>
@@ -3981,6 +4893,9 @@
       </w:r>
       <w:r>
         <w:rPr>
+          <w:rFonts w:ascii="Calibri" w:hAnsi="Calibri"/>
+          <w:b w:val="0"/>
+          <w:i w:val="0"/>
           <w:color w:val="0A0A0A"/>
           <w:sz w:val="21"/>
         </w:rPr>
@@ -3991,12 +4906,15 @@
           <w:rFonts w:ascii="Consolas" w:hAnsi="Consolas"/>
           <w:color w:val="1F1F1F"/>
           <w:sz w:val="19"/>
-          <w:shd w:val="clear" w:fill="F2F2F2"/>
+          <w:shd w:val="clear" w:color="auto" w:fill="F4F4F4"/>
         </w:rPr>
         <w:t>GET /relatorios/avaliacoes</w:t>
       </w:r>
       <w:r>
         <w:rPr>
+          <w:rFonts w:ascii="Calibri" w:hAnsi="Calibri"/>
+          <w:b w:val="0"/>
+          <w:i w:val="0"/>
           <w:color w:val="0A0A0A"/>
           <w:sz w:val="21"/>
         </w:rPr>
@@ -4007,12 +4925,15 @@
           <w:rFonts w:ascii="Consolas" w:hAnsi="Consolas"/>
           <w:color w:val="1F1F1F"/>
           <w:sz w:val="19"/>
-          <w:shd w:val="clear" w:fill="F2F2F2"/>
+          <w:shd w:val="clear" w:color="auto" w:fill="F4F4F4"/>
         </w:rPr>
         <w:t>data_avaliacao</w:t>
       </w:r>
       <w:r>
         <w:rPr>
+          <w:rFonts w:ascii="Calibri" w:hAnsi="Calibri"/>
+          <w:b w:val="0"/>
+          <w:i w:val="0"/>
           <w:color w:val="0A0A0A"/>
           <w:sz w:val="21"/>
         </w:rPr>
@@ -4023,12 +4944,15 @@
           <w:rFonts w:ascii="Consolas" w:hAnsi="Consolas"/>
           <w:color w:val="1F1F1F"/>
           <w:sz w:val="19"/>
-          <w:shd w:val="clear" w:fill="F2F2F2"/>
+          <w:shd w:val="clear" w:color="auto" w:fill="F4F4F4"/>
         </w:rPr>
         <w:t>score_final</w:t>
       </w:r>
       <w:r>
         <w:rPr>
+          <w:rFonts w:ascii="Calibri" w:hAnsi="Calibri"/>
+          <w:b w:val="0"/>
+          <w:i w:val="0"/>
           <w:color w:val="0A0A0A"/>
           <w:sz w:val="21"/>
         </w:rPr>
@@ -4039,12 +4963,15 @@
           <w:rFonts w:ascii="Consolas" w:hAnsi="Consolas"/>
           <w:color w:val="1F1F1F"/>
           <w:sz w:val="19"/>
-          <w:shd w:val="clear" w:fill="F2F2F2"/>
+          <w:shd w:val="clear" w:color="auto" w:fill="F4F4F4"/>
         </w:rPr>
         <w:t>sexo</w:t>
       </w:r>
       <w:r>
         <w:rPr>
+          <w:rFonts w:ascii="Calibri" w:hAnsi="Calibri"/>
+          <w:b w:val="0"/>
+          <w:i w:val="0"/>
           <w:color w:val="0A0A0A"/>
           <w:sz w:val="21"/>
         </w:rPr>
@@ -4055,12 +4982,15 @@
           <w:rFonts w:ascii="Consolas" w:hAnsi="Consolas"/>
           <w:color w:val="1F1F1F"/>
           <w:sz w:val="19"/>
-          <w:shd w:val="clear" w:fill="F2F2F2"/>
+          <w:shd w:val="clear" w:color="auto" w:fill="F4F4F4"/>
         </w:rPr>
         <w:t>recomenda_exame</w:t>
       </w:r>
       <w:r>
         <w:rPr>
+          <w:rFonts w:ascii="Calibri" w:hAnsi="Calibri"/>
+          <w:b w:val="0"/>
+          <w:i w:val="0"/>
           <w:color w:val="0A0A0A"/>
           <w:sz w:val="21"/>
         </w:rPr>
@@ -4070,26 +5000,33 @@
     <w:p>
       <w:pPr>
         <w:keepNext/>
-        <w:spacing w:before="320" w:after="120"/>
+        <w:keepLines/>
+        <w:spacing w:before="360" w:after="140"/>
+        <w:widowControl w:val="true"/>
         <w:pBdr>
-          <w:bottom w:val="single" w:sz="6" w:space="4" w:color="1F1F1F"/>
+          <w:bottom w:val="single" w:sz="8" w:space="4" w:color="1F1F1F"/>
         </w:pBdr>
       </w:pPr>
       <w:r>
         <w:rPr>
+          <w:rFonts w:ascii="Calibri" w:hAnsi="Calibri"/>
           <w:b/>
+          <w:i w:val="0"/>
           <w:color w:val="0A0A0A"/>
-          <w:sz w:val="44"/>
+          <w:sz w:val="34"/>
         </w:rPr>
         <w:t>6. Autenticação, sessão e segurança</w:t>
       </w:r>
     </w:p>
     <w:p>
       <w:pPr>
+        <w:spacing w:after="140"/>
         <w:jc w:val="both"/>
+        <w:widowControl w:val="true"/>
       </w:pPr>
       <w:r>
         <w:rPr>
+          <w:rFonts w:ascii="Calibri" w:hAnsi="Calibri"/>
           <w:b/>
           <w:color w:val="0A0A0A"/>
           <w:sz w:val="21"/>
@@ -4098,6 +5035,9 @@
       </w:r>
       <w:r>
         <w:rPr>
+          <w:rFonts w:ascii="Calibri" w:hAnsi="Calibri"/>
+          <w:b w:val="0"/>
+          <w:i w:val="0"/>
           <w:color w:val="0A0A0A"/>
           <w:sz w:val="21"/>
         </w:rPr>
@@ -4108,12 +5048,15 @@
           <w:rFonts w:ascii="Consolas" w:hAnsi="Consolas"/>
           <w:color w:val="1F1F1F"/>
           <w:sz w:val="19"/>
-          <w:shd w:val="clear" w:fill="F2F2F2"/>
+          <w:shd w:val="clear" w:color="auto" w:fill="F4F4F4"/>
         </w:rPr>
         <w:t>POST /auth/login</w:t>
       </w:r>
       <w:r>
         <w:rPr>
+          <w:rFonts w:ascii="Calibri" w:hAnsi="Calibri"/>
+          <w:b w:val="0"/>
+          <w:i w:val="0"/>
           <w:color w:val="0A0A0A"/>
           <w:sz w:val="21"/>
         </w:rPr>
@@ -4124,12 +5067,15 @@
           <w:rFonts w:ascii="Consolas" w:hAnsi="Consolas"/>
           <w:color w:val="1F1F1F"/>
           <w:sz w:val="19"/>
-          <w:shd w:val="clear" w:fill="F2F2F2"/>
+          <w:shd w:val="clear" w:color="auto" w:fill="F4F4F4"/>
         </w:rPr>
         <w:t>username</w:t>
       </w:r>
       <w:r>
         <w:rPr>
+          <w:rFonts w:ascii="Calibri" w:hAnsi="Calibri"/>
+          <w:b w:val="0"/>
+          <w:i w:val="0"/>
           <w:color w:val="0A0A0A"/>
           <w:sz w:val="21"/>
         </w:rPr>
@@ -4140,12 +5086,15 @@
           <w:rFonts w:ascii="Consolas" w:hAnsi="Consolas"/>
           <w:color w:val="1F1F1F"/>
           <w:sz w:val="19"/>
-          <w:shd w:val="clear" w:fill="F2F2F2"/>
+          <w:shd w:val="clear" w:color="auto" w:fill="F4F4F4"/>
         </w:rPr>
         <w:t>password</w:t>
       </w:r>
       <w:r>
         <w:rPr>
+          <w:rFonts w:ascii="Calibri" w:hAnsi="Calibri"/>
+          <w:b w:val="0"/>
+          <w:i w:val="0"/>
           <w:color w:val="0A0A0A"/>
           <w:sz w:val="21"/>
         </w:rPr>
@@ -4156,12 +5105,15 @@
           <w:rFonts w:ascii="Consolas" w:hAnsi="Consolas"/>
           <w:color w:val="1F1F1F"/>
           <w:sz w:val="19"/>
-          <w:shd w:val="clear" w:fill="F2F2F2"/>
+          <w:shd w:val="clear" w:color="auto" w:fill="F4F4F4"/>
         </w:rPr>
         <w:t>application/x-www-form-urlencoded</w:t>
       </w:r>
       <w:r>
         <w:rPr>
+          <w:rFonts w:ascii="Calibri" w:hAnsi="Calibri"/>
+          <w:b w:val="0"/>
+          <w:i w:val="0"/>
           <w:color w:val="0A0A0A"/>
           <w:sz w:val="21"/>
         </w:rPr>
@@ -4170,10 +5122,13 @@
     </w:p>
     <w:p>
       <w:pPr>
+        <w:spacing w:after="140"/>
         <w:jc w:val="both"/>
+        <w:widowControl w:val="true"/>
       </w:pPr>
       <w:r>
         <w:rPr>
+          <w:rFonts w:ascii="Calibri" w:hAnsi="Calibri"/>
           <w:b/>
           <w:color w:val="0A0A0A"/>
           <w:sz w:val="21"/>
@@ -4182,6 +5137,9 @@
       </w:r>
       <w:r>
         <w:rPr>
+          <w:rFonts w:ascii="Calibri" w:hAnsi="Calibri"/>
+          <w:b w:val="0"/>
+          <w:i w:val="0"/>
           <w:color w:val="0A0A0A"/>
           <w:sz w:val="21"/>
         </w:rPr>
@@ -4192,12 +5150,15 @@
           <w:rFonts w:ascii="Consolas" w:hAnsi="Consolas"/>
           <w:color w:val="1F1F1F"/>
           <w:sz w:val="19"/>
-          <w:shd w:val="clear" w:fill="F2F2F2"/>
+          <w:shd w:val="clear" w:color="auto" w:fill="F4F4F4"/>
         </w:rPr>
         <w:t>senha = crypt(:senha, senha)</w:t>
       </w:r>
       <w:r>
         <w:rPr>
+          <w:rFonts w:ascii="Calibri" w:hAnsi="Calibri"/>
+          <w:b w:val="0"/>
+          <w:i w:val="0"/>
           <w:color w:val="0A0A0A"/>
           <w:sz w:val="21"/>
         </w:rPr>
@@ -4208,12 +5169,15 @@
           <w:rFonts w:ascii="Consolas" w:hAnsi="Consolas"/>
           <w:color w:val="1F1F1F"/>
           <w:sz w:val="19"/>
-          <w:shd w:val="clear" w:fill="F2F2F2"/>
+          <w:shd w:val="clear" w:color="auto" w:fill="F4F4F4"/>
         </w:rPr>
         <w:t>pgcrypto</w:t>
       </w:r>
       <w:r>
         <w:rPr>
+          <w:rFonts w:ascii="Calibri" w:hAnsi="Calibri"/>
+          <w:b w:val="0"/>
+          <w:i w:val="0"/>
           <w:color w:val="0A0A0A"/>
           <w:sz w:val="21"/>
         </w:rPr>
@@ -4224,12 +5188,15 @@
           <w:rFonts w:ascii="Consolas" w:hAnsi="Consolas"/>
           <w:color w:val="1F1F1F"/>
           <w:sz w:val="19"/>
-          <w:shd w:val="clear" w:fill="F2F2F2"/>
+          <w:shd w:val="clear" w:color="auto" w:fill="F4F4F4"/>
         </w:rPr>
         <w:t>ativo = TRUE</w:t>
       </w:r>
       <w:r>
         <w:rPr>
+          <w:rFonts w:ascii="Calibri" w:hAnsi="Calibri"/>
+          <w:b w:val="0"/>
+          <w:i w:val="0"/>
           <w:color w:val="0A0A0A"/>
           <w:sz w:val="21"/>
         </w:rPr>
@@ -4238,10 +5205,13 @@
     </w:p>
     <w:p>
       <w:pPr>
+        <w:spacing w:after="140"/>
         <w:jc w:val="both"/>
+        <w:widowControl w:val="true"/>
       </w:pPr>
       <w:r>
         <w:rPr>
+          <w:rFonts w:ascii="Calibri" w:hAnsi="Calibri"/>
           <w:b/>
           <w:color w:val="0A0A0A"/>
           <w:sz w:val="21"/>
@@ -4250,6 +5220,9 @@
       </w:r>
       <w:r>
         <w:rPr>
+          <w:rFonts w:ascii="Calibri" w:hAnsi="Calibri"/>
+          <w:b w:val="0"/>
+          <w:i w:val="0"/>
           <w:color w:val="0A0A0A"/>
           <w:sz w:val="21"/>
         </w:rPr>
@@ -4260,12 +5233,15 @@
           <w:rFonts w:ascii="Consolas" w:hAnsi="Consolas"/>
           <w:color w:val="1F1F1F"/>
           <w:sz w:val="19"/>
-          <w:shd w:val="clear" w:fill="F2F2F2"/>
+          <w:shd w:val="clear" w:color="auto" w:fill="F4F4F4"/>
         </w:rPr>
         <w:t>tb_log_tentativas_login</w:t>
       </w:r>
       <w:r>
         <w:rPr>
+          <w:rFonts w:ascii="Calibri" w:hAnsi="Calibri"/>
+          <w:b w:val="0"/>
+          <w:i w:val="0"/>
           <w:color w:val="0A0A0A"/>
           <w:sz w:val="21"/>
         </w:rPr>
@@ -4274,10 +5250,13 @@
     </w:p>
     <w:p>
       <w:pPr>
+        <w:spacing w:after="140"/>
         <w:jc w:val="both"/>
+        <w:widowControl w:val="true"/>
       </w:pPr>
       <w:r>
         <w:rPr>
+          <w:rFonts w:ascii="Calibri" w:hAnsi="Calibri"/>
           <w:b/>
           <w:color w:val="0A0A0A"/>
           <w:sz w:val="21"/>
@@ -4286,6 +5265,9 @@
       </w:r>
       <w:r>
         <w:rPr>
+          <w:rFonts w:ascii="Calibri" w:hAnsi="Calibri"/>
+          <w:b w:val="0"/>
+          <w:i w:val="0"/>
           <w:color w:val="0A0A0A"/>
           <w:sz w:val="21"/>
         </w:rPr>
@@ -4296,12 +5278,15 @@
           <w:rFonts w:ascii="Consolas" w:hAnsi="Consolas"/>
           <w:color w:val="1F1F1F"/>
           <w:sz w:val="19"/>
-          <w:shd w:val="clear" w:fill="F2F2F2"/>
+          <w:shd w:val="clear" w:color="auto" w:fill="F4F4F4"/>
         </w:rPr>
         <w:t>tb_log_sessoes</w:t>
       </w:r>
       <w:r>
         <w:rPr>
+          <w:rFonts w:ascii="Calibri" w:hAnsi="Calibri"/>
+          <w:b w:val="0"/>
+          <w:i w:val="0"/>
           <w:color w:val="0A0A0A"/>
           <w:sz w:val="21"/>
         </w:rPr>
@@ -4312,12 +5297,15 @@
           <w:rFonts w:ascii="Consolas" w:hAnsi="Consolas"/>
           <w:color w:val="1F1F1F"/>
           <w:sz w:val="19"/>
-          <w:shd w:val="clear" w:fill="F2F2F2"/>
+          <w:shd w:val="clear" w:color="auto" w:fill="F4F4F4"/>
         </w:rPr>
         <w:t>id</w:t>
       </w:r>
       <w:r>
         <w:rPr>
+          <w:rFonts w:ascii="Calibri" w:hAnsi="Calibri"/>
+          <w:b w:val="0"/>
+          <w:i w:val="0"/>
           <w:color w:val="0A0A0A"/>
           <w:sz w:val="21"/>
         </w:rPr>
@@ -4328,12 +5316,15 @@
           <w:rFonts w:ascii="Consolas" w:hAnsi="Consolas"/>
           <w:color w:val="1F1F1F"/>
           <w:sz w:val="19"/>
-          <w:shd w:val="clear" w:fill="F2F2F2"/>
+          <w:shd w:val="clear" w:color="auto" w:fill="F4F4F4"/>
         </w:rPr>
         <w:t>sessao_id</w:t>
       </w:r>
       <w:r>
         <w:rPr>
+          <w:rFonts w:ascii="Calibri" w:hAnsi="Calibri"/>
+          <w:b w:val="0"/>
+          <w:i w:val="0"/>
           <w:color w:val="0A0A0A"/>
           <w:sz w:val="21"/>
         </w:rPr>
@@ -4344,12 +5335,15 @@
           <w:rFonts w:ascii="Consolas" w:hAnsi="Consolas"/>
           <w:color w:val="1F1F1F"/>
           <w:sz w:val="19"/>
-          <w:shd w:val="clear" w:fill="F2F2F2"/>
+          <w:shd w:val="clear" w:color="auto" w:fill="F4F4F4"/>
         </w:rPr>
         <w:t>sid</w:t>
       </w:r>
       <w:r>
         <w:rPr>
+          <w:rFonts w:ascii="Calibri" w:hAnsi="Calibri"/>
+          <w:b w:val="0"/>
+          <w:i w:val="0"/>
           <w:color w:val="0A0A0A"/>
           <w:sz w:val="21"/>
         </w:rPr>
@@ -4360,12 +5354,15 @@
           <w:rFonts w:ascii="Consolas" w:hAnsi="Consolas"/>
           <w:color w:val="1F1F1F"/>
           <w:sz w:val="19"/>
-          <w:shd w:val="clear" w:fill="F2F2F2"/>
+          <w:shd w:val="clear" w:color="auto" w:fill="F4F4F4"/>
         </w:rPr>
         <w:t>sub</w:t>
       </w:r>
       <w:r>
         <w:rPr>
+          <w:rFonts w:ascii="Calibri" w:hAnsi="Calibri"/>
+          <w:b w:val="0"/>
+          <w:i w:val="0"/>
           <w:color w:val="0A0A0A"/>
           <w:sz w:val="21"/>
         </w:rPr>
@@ -4376,12 +5373,15 @@
           <w:rFonts w:ascii="Consolas" w:hAnsi="Consolas"/>
           <w:color w:val="1F1F1F"/>
           <w:sz w:val="19"/>
-          <w:shd w:val="clear" w:fill="F2F2F2"/>
+          <w:shd w:val="clear" w:color="auto" w:fill="F4F4F4"/>
         </w:rPr>
         <w:t>role</w:t>
       </w:r>
       <w:r>
         <w:rPr>
+          <w:rFonts w:ascii="Calibri" w:hAnsi="Calibri"/>
+          <w:b w:val="0"/>
+          <w:i w:val="0"/>
           <w:color w:val="0A0A0A"/>
           <w:sz w:val="21"/>
         </w:rPr>
@@ -4392,12 +5392,15 @@
           <w:rFonts w:ascii="Consolas" w:hAnsi="Consolas"/>
           <w:color w:val="1F1F1F"/>
           <w:sz w:val="19"/>
-          <w:shd w:val="clear" w:fill="F2F2F2"/>
+          <w:shd w:val="clear" w:color="auto" w:fill="F4F4F4"/>
         </w:rPr>
         <w:t>iat</w:t>
       </w:r>
       <w:r>
         <w:rPr>
+          <w:rFonts w:ascii="Calibri" w:hAnsi="Calibri"/>
+          <w:b w:val="0"/>
+          <w:i w:val="0"/>
           <w:color w:val="0A0A0A"/>
           <w:sz w:val="21"/>
         </w:rPr>
@@ -4408,12 +5411,15 @@
           <w:rFonts w:ascii="Consolas" w:hAnsi="Consolas"/>
           <w:color w:val="1F1F1F"/>
           <w:sz w:val="19"/>
-          <w:shd w:val="clear" w:fill="F2F2F2"/>
+          <w:shd w:val="clear" w:color="auto" w:fill="F4F4F4"/>
         </w:rPr>
         <w:t>exp</w:t>
       </w:r>
       <w:r>
         <w:rPr>
+          <w:rFonts w:ascii="Calibri" w:hAnsi="Calibri"/>
+          <w:b w:val="0"/>
+          <w:i w:val="0"/>
           <w:color w:val="0A0A0A"/>
           <w:sz w:val="21"/>
         </w:rPr>
@@ -4422,10 +5428,13 @@
     </w:p>
     <w:p>
       <w:pPr>
+        <w:spacing w:after="140"/>
         <w:jc w:val="both"/>
+        <w:widowControl w:val="true"/>
       </w:pPr>
       <w:r>
         <w:rPr>
+          <w:rFonts w:ascii="Calibri" w:hAnsi="Calibri"/>
           <w:b/>
           <w:color w:val="0A0A0A"/>
           <w:sz w:val="21"/>
@@ -4434,6 +5443,9 @@
       </w:r>
       <w:r>
         <w:rPr>
+          <w:rFonts w:ascii="Calibri" w:hAnsi="Calibri"/>
+          <w:b w:val="0"/>
+          <w:i w:val="0"/>
           <w:color w:val="0A0A0A"/>
           <w:sz w:val="21"/>
         </w:rPr>
@@ -4444,12 +5456,15 @@
           <w:rFonts w:ascii="Consolas" w:hAnsi="Consolas"/>
           <w:color w:val="1F1F1F"/>
           <w:sz w:val="19"/>
-          <w:shd w:val="clear" w:fill="F2F2F2"/>
+          <w:shd w:val="clear" w:color="auto" w:fill="F4F4F4"/>
         </w:rPr>
         <w:t>hmac.compare_digest</w:t>
       </w:r>
       <w:r>
         <w:rPr>
+          <w:rFonts w:ascii="Calibri" w:hAnsi="Calibri"/>
+          <w:b w:val="0"/>
+          <w:i w:val="0"/>
           <w:color w:val="0A0A0A"/>
           <w:sz w:val="21"/>
         </w:rPr>
@@ -4458,10 +5473,13 @@
     </w:p>
     <w:p>
       <w:pPr>
+        <w:spacing w:after="140"/>
         <w:jc w:val="both"/>
+        <w:widowControl w:val="true"/>
       </w:pPr>
       <w:r>
         <w:rPr>
+          <w:rFonts w:ascii="Calibri" w:hAnsi="Calibri"/>
           <w:b/>
           <w:color w:val="0A0A0A"/>
           <w:sz w:val="21"/>
@@ -4470,6 +5488,9 @@
       </w:r>
       <w:r>
         <w:rPr>
+          <w:rFonts w:ascii="Calibri" w:hAnsi="Calibri"/>
+          <w:b w:val="0"/>
+          <w:i w:val="0"/>
           <w:color w:val="0A0A0A"/>
           <w:sz w:val="21"/>
         </w:rPr>
@@ -4480,12 +5501,15 @@
           <w:rFonts w:ascii="Consolas" w:hAnsi="Consolas"/>
           <w:color w:val="1F1F1F"/>
           <w:sz w:val="19"/>
-          <w:shd w:val="clear" w:fill="F2F2F2"/>
+          <w:shd w:val="clear" w:color="auto" w:fill="F4F4F4"/>
         </w:rPr>
         <w:t>admin</w:t>
       </w:r>
       <w:r>
         <w:rPr>
+          <w:rFonts w:ascii="Calibri" w:hAnsi="Calibri"/>
+          <w:b w:val="0"/>
+          <w:i w:val="0"/>
           <w:color w:val="0A0A0A"/>
           <w:sz w:val="21"/>
         </w:rPr>
@@ -4496,12 +5520,15 @@
           <w:rFonts w:ascii="Consolas" w:hAnsi="Consolas"/>
           <w:color w:val="1F1F1F"/>
           <w:sz w:val="19"/>
-          <w:shd w:val="clear" w:fill="F2F2F2"/>
+          <w:shd w:val="clear" w:color="auto" w:fill="F4F4F4"/>
         </w:rPr>
         <w:t>role = 'admin'</w:t>
       </w:r>
       <w:r>
         <w:rPr>
+          <w:rFonts w:ascii="Calibri" w:hAnsi="Calibri"/>
+          <w:b w:val="0"/>
+          <w:i w:val="0"/>
           <w:color w:val="0A0A0A"/>
           <w:sz w:val="21"/>
         </w:rPr>
@@ -4512,12 +5539,15 @@
           <w:rFonts w:ascii="Consolas" w:hAnsi="Consolas"/>
           <w:color w:val="1F1F1F"/>
           <w:sz w:val="19"/>
-          <w:shd w:val="clear" w:fill="F2F2F2"/>
+          <w:shd w:val="clear" w:color="auto" w:fill="F4F4F4"/>
         </w:rPr>
         <w:t>role = 'doctor'</w:t>
       </w:r>
       <w:r>
         <w:rPr>
+          <w:rFonts w:ascii="Calibri" w:hAnsi="Calibri"/>
+          <w:b w:val="0"/>
+          <w:i w:val="0"/>
           <w:color w:val="0A0A0A"/>
           <w:sz w:val="21"/>
         </w:rPr>
@@ -4528,12 +5558,15 @@
           <w:rFonts w:ascii="Consolas" w:hAnsi="Consolas"/>
           <w:color w:val="1F1F1F"/>
           <w:sz w:val="19"/>
-          <w:shd w:val="clear" w:fill="F2F2F2"/>
+          <w:shd w:val="clear" w:color="auto" w:fill="F4F4F4"/>
         </w:rPr>
         <w:t>get_current_doctor</w:t>
       </w:r>
       <w:r>
         <w:rPr>
+          <w:rFonts w:ascii="Calibri" w:hAnsi="Calibri"/>
+          <w:b w:val="0"/>
+          <w:i w:val="0"/>
           <w:color w:val="0A0A0A"/>
           <w:sz w:val="21"/>
         </w:rPr>
@@ -4544,12 +5577,15 @@
           <w:rFonts w:ascii="Consolas" w:hAnsi="Consolas"/>
           <w:color w:val="1F1F1F"/>
           <w:sz w:val="19"/>
-          <w:shd w:val="clear" w:fill="F2F2F2"/>
+          <w:shd w:val="clear" w:color="auto" w:fill="F4F4F4"/>
         </w:rPr>
         <w:t>get_current_admin</w:t>
       </w:r>
       <w:r>
         <w:rPr>
+          <w:rFonts w:ascii="Calibri" w:hAnsi="Calibri"/>
+          <w:b w:val="0"/>
+          <w:i w:val="0"/>
           <w:color w:val="0A0A0A"/>
           <w:sz w:val="21"/>
         </w:rPr>
@@ -4560,12 +5596,15 @@
           <w:rFonts w:ascii="Consolas" w:hAnsi="Consolas"/>
           <w:color w:val="1F1F1F"/>
           <w:sz w:val="19"/>
-          <w:shd w:val="clear" w:fill="F2F2F2"/>
+          <w:shd w:val="clear" w:color="auto" w:fill="F4F4F4"/>
         </w:rPr>
         <w:t>admin</w:t>
       </w:r>
       <w:r>
         <w:rPr>
+          <w:rFonts w:ascii="Calibri" w:hAnsi="Calibri"/>
+          <w:b w:val="0"/>
+          <w:i w:val="0"/>
           <w:color w:val="0A0A0A"/>
           <w:sz w:val="21"/>
         </w:rPr>
@@ -4574,10 +5613,13 @@
     </w:p>
     <w:p>
       <w:pPr>
+        <w:spacing w:after="140"/>
         <w:jc w:val="both"/>
+        <w:widowControl w:val="true"/>
       </w:pPr>
       <w:r>
         <w:rPr>
+          <w:rFonts w:ascii="Calibri" w:hAnsi="Calibri"/>
           <w:b/>
           <w:color w:val="0A0A0A"/>
           <w:sz w:val="21"/>
@@ -4586,6 +5628,9 @@
       </w:r>
       <w:r>
         <w:rPr>
+          <w:rFonts w:ascii="Calibri" w:hAnsi="Calibri"/>
+          <w:b w:val="0"/>
+          <w:i w:val="0"/>
           <w:color w:val="0A0A0A"/>
           <w:sz w:val="21"/>
         </w:rPr>
@@ -4596,12 +5641,15 @@
           <w:rFonts w:ascii="Consolas" w:hAnsi="Consolas"/>
           <w:color w:val="1F1F1F"/>
           <w:sz w:val="19"/>
-          <w:shd w:val="clear" w:fill="F2F2F2"/>
+          <w:shd w:val="clear" w:color="auto" w:fill="F4F4F4"/>
         </w:rPr>
         <w:t>POST /auth/logout?sessao_id=</w:t>
       </w:r>
       <w:r>
         <w:rPr>
+          <w:rFonts w:ascii="Calibri" w:hAnsi="Calibri"/>
+          <w:b w:val="0"/>
+          <w:i w:val="0"/>
           <w:color w:val="0A0A0A"/>
           <w:sz w:val="21"/>
         </w:rPr>
@@ -4612,12 +5660,15 @@
           <w:rFonts w:ascii="Consolas" w:hAnsi="Consolas"/>
           <w:color w:val="1F1F1F"/>
           <w:sz w:val="19"/>
-          <w:shd w:val="clear" w:fill="F2F2F2"/>
+          <w:shd w:val="clear" w:color="auto" w:fill="F4F4F4"/>
         </w:rPr>
         <w:t>encerrada_em = NOW()</w:t>
       </w:r>
       <w:r>
         <w:rPr>
+          <w:rFonts w:ascii="Calibri" w:hAnsi="Calibri"/>
+          <w:b w:val="0"/>
+          <w:i w:val="0"/>
           <w:color w:val="0A0A0A"/>
           <w:sz w:val="21"/>
         </w:rPr>
@@ -4628,12 +5679,15 @@
           <w:rFonts w:ascii="Consolas" w:hAnsi="Consolas"/>
           <w:color w:val="1F1F1F"/>
           <w:sz w:val="19"/>
-          <w:shd w:val="clear" w:fill="F2F2F2"/>
+          <w:shd w:val="clear" w:color="auto" w:fill="F4F4F4"/>
         </w:rPr>
         <w:t>tipo_encerramento = 'logout'</w:t>
       </w:r>
       <w:r>
         <w:rPr>
+          <w:rFonts w:ascii="Calibri" w:hAnsi="Calibri"/>
+          <w:b w:val="0"/>
+          <w:i w:val="0"/>
           <w:color w:val="0A0A0A"/>
           <w:sz w:val="21"/>
         </w:rPr>
@@ -4644,12 +5698,15 @@
           <w:rFonts w:ascii="Consolas" w:hAnsi="Consolas"/>
           <w:color w:val="1F1F1F"/>
           <w:sz w:val="19"/>
-          <w:shd w:val="clear" w:fill="F2F2F2"/>
+          <w:shd w:val="clear" w:color="auto" w:fill="F4F4F4"/>
         </w:rPr>
         <w:t>tb_log_sessoes</w:t>
       </w:r>
       <w:r>
         <w:rPr>
+          <w:rFonts w:ascii="Calibri" w:hAnsi="Calibri"/>
+          <w:b w:val="0"/>
+          <w:i w:val="0"/>
           <w:color w:val="0A0A0A"/>
           <w:sz w:val="21"/>
         </w:rPr>
@@ -4659,26 +5716,35 @@
     <w:p>
       <w:pPr>
         <w:keepNext/>
-        <w:spacing w:before="320" w:after="120"/>
+        <w:keepLines/>
+        <w:spacing w:before="360" w:after="140"/>
+        <w:widowControl w:val="true"/>
         <w:pBdr>
-          <w:bottom w:val="single" w:sz="6" w:space="4" w:color="1F1F1F"/>
+          <w:bottom w:val="single" w:sz="8" w:space="4" w:color="1F1F1F"/>
         </w:pBdr>
       </w:pPr>
       <w:r>
         <w:rPr>
+          <w:rFonts w:ascii="Calibri" w:hAnsi="Calibri"/>
           <w:b/>
+          <w:i w:val="0"/>
           <w:color w:val="0A0A0A"/>
-          <w:sz w:val="44"/>
+          <w:sz w:val="34"/>
         </w:rPr>
         <w:t>7. Gestão de usuários (administração)</w:t>
       </w:r>
     </w:p>
     <w:p>
       <w:pPr>
+        <w:spacing w:after="140"/>
         <w:jc w:val="both"/>
+        <w:widowControl w:val="true"/>
       </w:pPr>
       <w:r>
         <w:rPr>
+          <w:rFonts w:ascii="Calibri" w:hAnsi="Calibri"/>
+          <w:b w:val="0"/>
+          <w:i w:val="0"/>
           <w:color w:val="0A0A0A"/>
           <w:sz w:val="21"/>
         </w:rPr>
@@ -4689,12 +5755,15 @@
           <w:rFonts w:ascii="Consolas" w:hAnsi="Consolas"/>
           <w:color w:val="1F1F1F"/>
           <w:sz w:val="19"/>
-          <w:shd w:val="clear" w:fill="F2F2F2"/>
+          <w:shd w:val="clear" w:color="auto" w:fill="F4F4F4"/>
         </w:rPr>
         <w:t>/usuarios</w:t>
       </w:r>
       <w:r>
         <w:rPr>
+          <w:rFonts w:ascii="Calibri" w:hAnsi="Calibri"/>
+          <w:b w:val="0"/>
+          <w:i w:val="0"/>
           <w:color w:val="0A0A0A"/>
           <w:sz w:val="21"/>
         </w:rPr>
@@ -4705,12 +5774,15 @@
           <w:rFonts w:ascii="Consolas" w:hAnsi="Consolas"/>
           <w:color w:val="1F1F1F"/>
           <w:sz w:val="19"/>
-          <w:shd w:val="clear" w:fill="F2F2F2"/>
+          <w:shd w:val="clear" w:color="auto" w:fill="F4F4F4"/>
         </w:rPr>
         <w:t>get_current_admin</w:t>
       </w:r>
       <w:r>
         <w:rPr>
+          <w:rFonts w:ascii="Calibri" w:hAnsi="Calibri"/>
+          <w:b w:val="0"/>
+          <w:i w:val="0"/>
           <w:color w:val="0A0A0A"/>
           <w:sz w:val="21"/>
         </w:rPr>
@@ -4719,10 +5791,13 @@
     </w:p>
     <w:p>
       <w:pPr>
+        <w:spacing w:after="140"/>
         <w:jc w:val="both"/>
+        <w:widowControl w:val="true"/>
       </w:pPr>
       <w:r>
         <w:rPr>
+          <w:rFonts w:ascii="Calibri" w:hAnsi="Calibri"/>
           <w:b/>
           <w:color w:val="0A0A0A"/>
           <w:sz w:val="21"/>
@@ -4731,6 +5806,9 @@
       </w:r>
       <w:r>
         <w:rPr>
+          <w:rFonts w:ascii="Calibri" w:hAnsi="Calibri"/>
+          <w:b w:val="0"/>
+          <w:i w:val="0"/>
           <w:color w:val="0A0A0A"/>
           <w:sz w:val="21"/>
         </w:rPr>
@@ -4741,12 +5819,15 @@
           <w:rFonts w:ascii="Consolas" w:hAnsi="Consolas"/>
           <w:color w:val="1F1F1F"/>
           <w:sz w:val="19"/>
-          <w:shd w:val="clear" w:fill="F2F2F2"/>
+          <w:shd w:val="clear" w:color="auto" w:fill="F4F4F4"/>
         </w:rPr>
         <w:t>POST /usuarios</w:t>
       </w:r>
       <w:r>
         <w:rPr>
+          <w:rFonts w:ascii="Calibri" w:hAnsi="Calibri"/>
+          <w:b w:val="0"/>
+          <w:i w:val="0"/>
           <w:color w:val="0A0A0A"/>
           <w:sz w:val="21"/>
         </w:rPr>
@@ -4757,12 +5838,15 @@
           <w:rFonts w:ascii="Consolas" w:hAnsi="Consolas"/>
           <w:color w:val="1F1F1F"/>
           <w:sz w:val="19"/>
-          <w:shd w:val="clear" w:fill="F2F2F2"/>
+          <w:shd w:val="clear" w:color="auto" w:fill="F4F4F4"/>
         </w:rPr>
         <w:t>medico</w:t>
       </w:r>
       <w:r>
         <w:rPr>
+          <w:rFonts w:ascii="Calibri" w:hAnsi="Calibri"/>
+          <w:b w:val="0"/>
+          <w:i w:val="0"/>
           <w:color w:val="0A0A0A"/>
           <w:sz w:val="21"/>
         </w:rPr>
@@ -4773,12 +5857,15 @@
           <w:rFonts w:ascii="Consolas" w:hAnsi="Consolas"/>
           <w:color w:val="1F1F1F"/>
           <w:sz w:val="19"/>
-          <w:shd w:val="clear" w:fill="F2F2F2"/>
+          <w:shd w:val="clear" w:color="auto" w:fill="F4F4F4"/>
         </w:rPr>
         <w:t>DomainError</w:t>
       </w:r>
       <w:r>
         <w:rPr>
+          <w:rFonts w:ascii="Calibri" w:hAnsi="Calibri"/>
+          <w:b w:val="0"/>
+          <w:i w:val="0"/>
           <w:color w:val="0A0A0A"/>
           <w:sz w:val="21"/>
         </w:rPr>
@@ -4789,12 +5876,15 @@
           <w:rFonts w:ascii="Consolas" w:hAnsi="Consolas"/>
           <w:color w:val="1F1F1F"/>
           <w:sz w:val="19"/>
-          <w:shd w:val="clear" w:fill="F2F2F2"/>
+          <w:shd w:val="clear" w:color="auto" w:fill="F4F4F4"/>
         </w:rPr>
         <w:t>ConflictError</w:t>
       </w:r>
       <w:r>
         <w:rPr>
+          <w:rFonts w:ascii="Calibri" w:hAnsi="Calibri"/>
+          <w:b w:val="0"/>
+          <w:i w:val="0"/>
           <w:color w:val="0A0A0A"/>
           <w:sz w:val="21"/>
         </w:rPr>
@@ -4805,12 +5895,15 @@
           <w:rFonts w:ascii="Consolas" w:hAnsi="Consolas"/>
           <w:color w:val="1F1F1F"/>
           <w:sz w:val="19"/>
-          <w:shd w:val="clear" w:fill="F2F2F2"/>
+          <w:shd w:val="clear" w:color="auto" w:fill="F4F4F4"/>
         </w:rPr>
         <w:t>crypt(:senha, gen_salt('bf'))</w:t>
       </w:r>
       <w:r>
         <w:rPr>
+          <w:rFonts w:ascii="Calibri" w:hAnsi="Calibri"/>
+          <w:b w:val="0"/>
+          <w:i w:val="0"/>
           <w:color w:val="0A0A0A"/>
           <w:sz w:val="21"/>
         </w:rPr>
@@ -4819,10 +5912,13 @@
     </w:p>
     <w:p>
       <w:pPr>
+        <w:spacing w:after="140"/>
         <w:jc w:val="both"/>
+        <w:widowControl w:val="true"/>
       </w:pPr>
       <w:r>
         <w:rPr>
+          <w:rFonts w:ascii="Calibri" w:hAnsi="Calibri"/>
           <w:b/>
           <w:color w:val="0A0A0A"/>
           <w:sz w:val="21"/>
@@ -4831,6 +5927,9 @@
       </w:r>
       <w:r>
         <w:rPr>
+          <w:rFonts w:ascii="Calibri" w:hAnsi="Calibri"/>
+          <w:b w:val="0"/>
+          <w:i w:val="0"/>
           <w:color w:val="0A0A0A"/>
           <w:sz w:val="21"/>
         </w:rPr>
@@ -4841,12 +5940,15 @@
           <w:rFonts w:ascii="Consolas" w:hAnsi="Consolas"/>
           <w:color w:val="1F1F1F"/>
           <w:sz w:val="19"/>
-          <w:shd w:val="clear" w:fill="F2F2F2"/>
+          <w:shd w:val="clear" w:color="auto" w:fill="F4F4F4"/>
         </w:rPr>
         <w:t>PATCH /usuarios/{id}</w:t>
       </w:r>
       <w:r>
         <w:rPr>
+          <w:rFonts w:ascii="Calibri" w:hAnsi="Calibri"/>
+          <w:b w:val="0"/>
+          <w:i w:val="0"/>
           <w:color w:val="0A0A0A"/>
           <w:sz w:val="21"/>
         </w:rPr>
@@ -4854,6 +5956,7 @@
       </w:r>
       <w:r>
         <w:rPr>
+          <w:rFonts w:ascii="Calibri" w:hAnsi="Calibri"/>
           <w:b/>
           <w:color w:val="0A0A0A"/>
           <w:sz w:val="21"/>
@@ -4862,6 +5965,9 @@
       </w:r>
       <w:r>
         <w:rPr>
+          <w:rFonts w:ascii="Calibri" w:hAnsi="Calibri"/>
+          <w:b w:val="0"/>
+          <w:i w:val="0"/>
           <w:color w:val="0A0A0A"/>
           <w:sz w:val="21"/>
         </w:rPr>
@@ -4872,12 +5978,15 @@
           <w:rFonts w:ascii="Consolas" w:hAnsi="Consolas"/>
           <w:color w:val="1F1F1F"/>
           <w:sz w:val="19"/>
-          <w:shd w:val="clear" w:fill="F2F2F2"/>
+          <w:shd w:val="clear" w:color="auto" w:fill="F4F4F4"/>
         </w:rPr>
         <w:t>DomainError</w:t>
       </w:r>
       <w:r>
         <w:rPr>
+          <w:rFonts w:ascii="Calibri" w:hAnsi="Calibri"/>
+          <w:b w:val="0"/>
+          <w:i w:val="0"/>
           <w:color w:val="0A0A0A"/>
           <w:sz w:val="21"/>
         </w:rPr>
@@ -4886,10 +5995,13 @@
     </w:p>
     <w:p>
       <w:pPr>
+        <w:spacing w:after="140"/>
         <w:jc w:val="both"/>
+        <w:widowControl w:val="true"/>
       </w:pPr>
       <w:r>
         <w:rPr>
+          <w:rFonts w:ascii="Calibri" w:hAnsi="Calibri"/>
           <w:b/>
           <w:color w:val="0A0A0A"/>
           <w:sz w:val="21"/>
@@ -4898,6 +6010,9 @@
       </w:r>
       <w:r>
         <w:rPr>
+          <w:rFonts w:ascii="Calibri" w:hAnsi="Calibri"/>
+          <w:b w:val="0"/>
+          <w:i w:val="0"/>
           <w:color w:val="0A0A0A"/>
           <w:sz w:val="21"/>
         </w:rPr>
@@ -4908,12 +6023,15 @@
           <w:rFonts w:ascii="Consolas" w:hAnsi="Consolas"/>
           <w:color w:val="1F1F1F"/>
           <w:sz w:val="19"/>
-          <w:shd w:val="clear" w:fill="F2F2F2"/>
+          <w:shd w:val="clear" w:color="auto" w:fill="F4F4F4"/>
         </w:rPr>
         <w:t>DELETE /usuarios/{id}</w:t>
       </w:r>
       <w:r>
         <w:rPr>
+          <w:rFonts w:ascii="Calibri" w:hAnsi="Calibri"/>
+          <w:b w:val="0"/>
+          <w:i w:val="0"/>
           <w:color w:val="0A0A0A"/>
           <w:sz w:val="21"/>
         </w:rPr>
@@ -4924,12 +6042,15 @@
           <w:rFonts w:ascii="Consolas" w:hAnsi="Consolas"/>
           <w:color w:val="1F1F1F"/>
           <w:sz w:val="19"/>
-          <w:shd w:val="clear" w:fill="F2F2F2"/>
+          <w:shd w:val="clear" w:color="auto" w:fill="F4F4F4"/>
         </w:rPr>
         <w:t>DomainError</w:t>
       </w:r>
       <w:r>
         <w:rPr>
+          <w:rFonts w:ascii="Calibri" w:hAnsi="Calibri"/>
+          <w:b w:val="0"/>
+          <w:i w:val="0"/>
           <w:color w:val="0A0A0A"/>
           <w:sz w:val="21"/>
         </w:rPr>
@@ -4940,12 +6061,15 @@
           <w:rFonts w:ascii="Consolas" w:hAnsi="Consolas"/>
           <w:color w:val="1F1F1F"/>
           <w:sz w:val="19"/>
-          <w:shd w:val="clear" w:fill="F2F2F2"/>
+          <w:shd w:val="clear" w:color="auto" w:fill="F4F4F4"/>
         </w:rPr>
         <w:t>ConflictError</w:t>
       </w:r>
       <w:r>
         <w:rPr>
+          <w:rFonts w:ascii="Calibri" w:hAnsi="Calibri"/>
+          <w:b w:val="0"/>
+          <w:i w:val="0"/>
           <w:color w:val="0A0A0A"/>
           <w:sz w:val="21"/>
         </w:rPr>
@@ -4955,26 +6079,33 @@
     <w:p>
       <w:pPr>
         <w:keepNext/>
-        <w:spacing w:before="320" w:after="120"/>
+        <w:keepLines/>
+        <w:spacing w:before="360" w:after="140"/>
+        <w:widowControl w:val="true"/>
         <w:pBdr>
-          <w:bottom w:val="single" w:sz="6" w:space="4" w:color="1F1F1F"/>
+          <w:bottom w:val="single" w:sz="8" w:space="4" w:color="1F1F1F"/>
         </w:pBdr>
       </w:pPr>
       <w:r>
         <w:rPr>
+          <w:rFonts w:ascii="Calibri" w:hAnsi="Calibri"/>
           <w:b/>
+          <w:i w:val="0"/>
           <w:color w:val="0A0A0A"/>
-          <w:sz w:val="44"/>
+          <w:sz w:val="34"/>
         </w:rPr>
         <w:t>8. Proteção de dados pessoais (LGPD)</w:t>
       </w:r>
     </w:p>
     <w:p>
       <w:pPr>
+        <w:spacing w:after="140"/>
         <w:jc w:val="both"/>
+        <w:widowControl w:val="true"/>
       </w:pPr>
       <w:r>
         <w:rPr>
+          <w:rFonts w:ascii="Calibri" w:hAnsi="Calibri"/>
           <w:b/>
           <w:color w:val="0A0A0A"/>
           <w:sz w:val="21"/>
@@ -4983,6 +6114,9 @@
       </w:r>
       <w:r>
         <w:rPr>
+          <w:rFonts w:ascii="Calibri" w:hAnsi="Calibri"/>
+          <w:b w:val="0"/>
+          <w:i w:val="0"/>
           <w:color w:val="0A0A0A"/>
           <w:sz w:val="21"/>
         </w:rPr>
@@ -4993,12 +6127,15 @@
           <w:rFonts w:ascii="Consolas" w:hAnsi="Consolas"/>
           <w:color w:val="1F1F1F"/>
           <w:sz w:val="19"/>
-          <w:shd w:val="clear" w:fill="F2F2F2"/>
+          <w:shd w:val="clear" w:color="auto" w:fill="F4F4F4"/>
         </w:rPr>
         <w:t>pgp_sym_encrypt</w:t>
       </w:r>
       <w:r>
         <w:rPr>
+          <w:rFonts w:ascii="Calibri" w:hAnsi="Calibri"/>
+          <w:b w:val="0"/>
+          <w:i w:val="0"/>
           <w:color w:val="0A0A0A"/>
           <w:sz w:val="21"/>
         </w:rPr>
@@ -5009,12 +6146,15 @@
           <w:rFonts w:ascii="Consolas" w:hAnsi="Consolas"/>
           <w:color w:val="1F1F1F"/>
           <w:sz w:val="19"/>
-          <w:shd w:val="clear" w:fill="F2F2F2"/>
+          <w:shd w:val="clear" w:color="auto" w:fill="F4F4F4"/>
         </w:rPr>
         <w:t>pgcrypto</w:t>
       </w:r>
       <w:r>
         <w:rPr>
+          <w:rFonts w:ascii="Calibri" w:hAnsi="Calibri"/>
+          <w:b w:val="0"/>
+          <w:i w:val="0"/>
           <w:color w:val="0A0A0A"/>
           <w:sz w:val="21"/>
         </w:rPr>
@@ -5025,12 +6165,15 @@
           <w:rFonts w:ascii="Consolas" w:hAnsi="Consolas"/>
           <w:color w:val="1F1F1F"/>
           <w:sz w:val="19"/>
-          <w:shd w:val="clear" w:fill="F2F2F2"/>
+          <w:shd w:val="clear" w:color="auto" w:fill="F4F4F4"/>
         </w:rPr>
         <w:t>pgp_sym_decrypt</w:t>
       </w:r>
       <w:r>
         <w:rPr>
+          <w:rFonts w:ascii="Calibri" w:hAnsi="Calibri"/>
+          <w:b w:val="0"/>
+          <w:i w:val="0"/>
           <w:color w:val="0A0A0A"/>
           <w:sz w:val="21"/>
         </w:rPr>
@@ -5039,10 +6182,13 @@
     </w:p>
     <w:p>
       <w:pPr>
+        <w:spacing w:after="140"/>
         <w:jc w:val="both"/>
+        <w:widowControl w:val="true"/>
       </w:pPr>
       <w:r>
         <w:rPr>
+          <w:rFonts w:ascii="Calibri" w:hAnsi="Calibri"/>
           <w:b/>
           <w:color w:val="0A0A0A"/>
           <w:sz w:val="21"/>
@@ -5051,6 +6197,9 @@
       </w:r>
       <w:r>
         <w:rPr>
+          <w:rFonts w:ascii="Calibri" w:hAnsi="Calibri"/>
+          <w:b w:val="0"/>
+          <w:i w:val="0"/>
           <w:color w:val="0A0A0A"/>
           <w:sz w:val="21"/>
         </w:rPr>
@@ -5061,12 +6210,15 @@
           <w:rFonts w:ascii="Consolas" w:hAnsi="Consolas"/>
           <w:color w:val="1F1F1F"/>
           <w:sz w:val="19"/>
-          <w:shd w:val="clear" w:fill="F2F2F2"/>
+          <w:shd w:val="clear" w:color="auto" w:fill="F4F4F4"/>
         </w:rPr>
         <w:t>SELECT set_config('app.pgp_key', :key, true)</w:t>
       </w:r>
       <w:r>
         <w:rPr>
+          <w:rFonts w:ascii="Calibri" w:hAnsi="Calibri"/>
+          <w:b w:val="0"/>
+          <w:i w:val="0"/>
           <w:color w:val="0A0A0A"/>
           <w:sz w:val="21"/>
         </w:rPr>
@@ -5077,12 +6229,15 @@
           <w:rFonts w:ascii="Consolas" w:hAnsi="Consolas"/>
           <w:color w:val="1F1F1F"/>
           <w:sz w:val="19"/>
-          <w:shd w:val="clear" w:fill="F2F2F2"/>
+          <w:shd w:val="clear" w:color="auto" w:fill="F4F4F4"/>
         </w:rPr>
         <w:t>current_setting('app.pgp_key')</w:t>
       </w:r>
       <w:r>
         <w:rPr>
+          <w:rFonts w:ascii="Calibri" w:hAnsi="Calibri"/>
+          <w:b w:val="0"/>
+          <w:i w:val="0"/>
           <w:color w:val="0A0A0A"/>
           <w:sz w:val="21"/>
         </w:rPr>
@@ -5091,10 +6246,13 @@
     </w:p>
     <w:p>
       <w:pPr>
+        <w:spacing w:after="140"/>
         <w:jc w:val="both"/>
+        <w:widowControl w:val="true"/>
       </w:pPr>
       <w:r>
         <w:rPr>
+          <w:rFonts w:ascii="Calibri" w:hAnsi="Calibri"/>
           <w:b/>
           <w:color w:val="0A0A0A"/>
           <w:sz w:val="21"/>
@@ -5103,6 +6261,9 @@
       </w:r>
       <w:r>
         <w:rPr>
+          <w:rFonts w:ascii="Calibri" w:hAnsi="Calibri"/>
+          <w:b w:val="0"/>
+          <w:i w:val="0"/>
           <w:color w:val="0A0A0A"/>
           <w:sz w:val="21"/>
         </w:rPr>
@@ -5113,12 +6274,15 @@
           <w:rFonts w:ascii="Consolas" w:hAnsi="Consolas"/>
           <w:color w:val="1F1F1F"/>
           <w:sz w:val="19"/>
-          <w:shd w:val="clear" w:fill="F2F2F2"/>
+          <w:shd w:val="clear" w:color="auto" w:fill="F4F4F4"/>
         </w:rPr>
         <w:t>CPF_MASK = "***.***.***-**"</w:t>
       </w:r>
       <w:r>
         <w:rPr>
+          <w:rFonts w:ascii="Calibri" w:hAnsi="Calibri"/>
+          <w:b w:val="0"/>
+          <w:i w:val="0"/>
           <w:color w:val="0A0A0A"/>
           <w:sz w:val="21"/>
         </w:rPr>
@@ -5127,10 +6291,13 @@
     </w:p>
     <w:p>
       <w:pPr>
+        <w:spacing w:after="140"/>
         <w:jc w:val="both"/>
+        <w:widowControl w:val="true"/>
       </w:pPr>
       <w:r>
         <w:rPr>
+          <w:rFonts w:ascii="Calibri" w:hAnsi="Calibri"/>
           <w:b/>
           <w:color w:val="0A0A0A"/>
           <w:sz w:val="21"/>
@@ -5139,6 +6306,9 @@
       </w:r>
       <w:r>
         <w:rPr>
+          <w:rFonts w:ascii="Calibri" w:hAnsi="Calibri"/>
+          <w:b w:val="0"/>
+          <w:i w:val="0"/>
           <w:color w:val="0A0A0A"/>
           <w:sz w:val="21"/>
         </w:rPr>
@@ -5149,12 +6319,15 @@
           <w:rFonts w:ascii="Consolas" w:hAnsi="Consolas"/>
           <w:color w:val="1F1F1F"/>
           <w:sz w:val="19"/>
-          <w:shd w:val="clear" w:fill="F2F2F2"/>
+          <w:shd w:val="clear" w:color="auto" w:fill="F4F4F4"/>
         </w:rPr>
         <w:t>mask_name</w:t>
       </w:r>
       <w:r>
         <w:rPr>
+          <w:rFonts w:ascii="Calibri" w:hAnsi="Calibri"/>
+          <w:b w:val="0"/>
+          <w:i w:val="0"/>
           <w:color w:val="0A0A0A"/>
           <w:sz w:val="21"/>
         </w:rPr>
@@ -5163,10 +6336,13 @@
     </w:p>
     <w:p>
       <w:pPr>
+        <w:spacing w:after="140"/>
         <w:jc w:val="both"/>
+        <w:widowControl w:val="true"/>
       </w:pPr>
       <w:r>
         <w:rPr>
+          <w:rFonts w:ascii="Calibri" w:hAnsi="Calibri"/>
           <w:b/>
           <w:color w:val="0A0A0A"/>
           <w:sz w:val="21"/>
@@ -5175,6 +6351,9 @@
       </w:r>
       <w:r>
         <w:rPr>
+          <w:rFonts w:ascii="Calibri" w:hAnsi="Calibri"/>
+          <w:b w:val="0"/>
+          <w:i w:val="0"/>
           <w:color w:val="0A0A0A"/>
           <w:sz w:val="21"/>
         </w:rPr>
@@ -5185,12 +6364,15 @@
           <w:rFonts w:ascii="Consolas" w:hAnsi="Consolas"/>
           <w:color w:val="1F1F1F"/>
           <w:sz w:val="19"/>
-          <w:shd w:val="clear" w:fill="F2F2F2"/>
+          <w:shd w:val="clear" w:color="auto" w:fill="F4F4F4"/>
         </w:rPr>
         <w:t>tb_log_sessoes</w:t>
       </w:r>
       <w:r>
         <w:rPr>
+          <w:rFonts w:ascii="Calibri" w:hAnsi="Calibri"/>
+          <w:b w:val="0"/>
+          <w:i w:val="0"/>
           <w:color w:val="0A0A0A"/>
           <w:sz w:val="21"/>
         </w:rPr>
@@ -5201,12 +6383,15 @@
           <w:rFonts w:ascii="Consolas" w:hAnsi="Consolas"/>
           <w:color w:val="1F1F1F"/>
           <w:sz w:val="19"/>
-          <w:shd w:val="clear" w:fill="F2F2F2"/>
+          <w:shd w:val="clear" w:color="auto" w:fill="F4F4F4"/>
         </w:rPr>
         <w:t>tb_log_tentativas_login</w:t>
       </w:r>
       <w:r>
         <w:rPr>
+          <w:rFonts w:ascii="Calibri" w:hAnsi="Calibri"/>
+          <w:b w:val="0"/>
+          <w:i w:val="0"/>
           <w:color w:val="0A0A0A"/>
           <w:sz w:val="21"/>
         </w:rPr>
@@ -5217,12 +6402,15 @@
           <w:rFonts w:ascii="Consolas" w:hAnsi="Consolas"/>
           <w:color w:val="1F1F1F"/>
           <w:sz w:val="19"/>
-          <w:shd w:val="clear" w:fill="F2F2F2"/>
+          <w:shd w:val="clear" w:color="auto" w:fill="F4F4F4"/>
         </w:rPr>
         <w:t>tb_log_analises</w:t>
       </w:r>
       <w:r>
         <w:rPr>
+          <w:rFonts w:ascii="Calibri" w:hAnsi="Calibri"/>
+          <w:b w:val="0"/>
+          <w:i w:val="0"/>
           <w:color w:val="0A0A0A"/>
           <w:sz w:val="21"/>
         </w:rPr>
@@ -5233,12 +6421,15 @@
           <w:rFonts w:ascii="Consolas" w:hAnsi="Consolas"/>
           <w:color w:val="1F1F1F"/>
           <w:sz w:val="19"/>
-          <w:shd w:val="clear" w:fill="F2F2F2"/>
+          <w:shd w:val="clear" w:color="auto" w:fill="F4F4F4"/>
         </w:rPr>
         <w:t>tb_auditoria</w:t>
       </w:r>
       <w:r>
         <w:rPr>
+          <w:rFonts w:ascii="Calibri" w:hAnsi="Calibri"/>
+          <w:b w:val="0"/>
+          <w:i w:val="0"/>
           <w:color w:val="0A0A0A"/>
           <w:sz w:val="21"/>
         </w:rPr>
@@ -5247,10 +6438,13 @@
     </w:p>
     <w:p>
       <w:pPr>
+        <w:spacing w:after="140"/>
         <w:jc w:val="both"/>
+        <w:widowControl w:val="true"/>
       </w:pPr>
       <w:r>
         <w:rPr>
+          <w:rFonts w:ascii="Calibri" w:hAnsi="Calibri"/>
           <w:b/>
           <w:color w:val="0A0A0A"/>
           <w:sz w:val="21"/>
@@ -5259,6 +6453,9 @@
       </w:r>
       <w:r>
         <w:rPr>
+          <w:rFonts w:ascii="Calibri" w:hAnsi="Calibri"/>
+          <w:b w:val="0"/>
+          <w:i w:val="0"/>
           <w:color w:val="0A0A0A"/>
           <w:sz w:val="21"/>
         </w:rPr>
@@ -5269,12 +6466,15 @@
           <w:rFonts w:ascii="Consolas" w:hAnsi="Consolas"/>
           <w:color w:val="1F1F1F"/>
           <w:sz w:val="19"/>
-          <w:shd w:val="clear" w:fill="F2F2F2"/>
+          <w:shd w:val="clear" w:color="auto" w:fill="F4F4F4"/>
         </w:rPr>
         <w:t>nivel_1</w:t>
       </w:r>
       <w:r>
         <w:rPr>
+          <w:rFonts w:ascii="Calibri" w:hAnsi="Calibri"/>
+          <w:b w:val="0"/>
+          <w:i w:val="0"/>
           <w:color w:val="0A0A0A"/>
           <w:sz w:val="21"/>
         </w:rPr>
@@ -5285,12 +6485,15 @@
           <w:rFonts w:ascii="Consolas" w:hAnsi="Consolas"/>
           <w:color w:val="1F1F1F"/>
           <w:sz w:val="19"/>
-          <w:shd w:val="clear" w:fill="F2F2F2"/>
+          <w:shd w:val="clear" w:color="auto" w:fill="F4F4F4"/>
         </w:rPr>
         <w:t>nivel_2</w:t>
       </w:r>
       <w:r>
         <w:rPr>
+          <w:rFonts w:ascii="Calibri" w:hAnsi="Calibri"/>
+          <w:b w:val="0"/>
+          <w:i w:val="0"/>
           <w:color w:val="0A0A0A"/>
           <w:sz w:val="21"/>
         </w:rPr>
@@ -5301,12 +6504,15 @@
           <w:rFonts w:ascii="Consolas" w:hAnsi="Consolas"/>
           <w:color w:val="1F1F1F"/>
           <w:sz w:val="19"/>
-          <w:shd w:val="clear" w:fill="F2F2F2"/>
+          <w:shd w:val="clear" w:color="auto" w:fill="F4F4F4"/>
         </w:rPr>
         <w:t>nivel_3</w:t>
       </w:r>
       <w:r>
         <w:rPr>
+          <w:rFonts w:ascii="Calibri" w:hAnsi="Calibri"/>
+          <w:b w:val="0"/>
+          <w:i w:val="0"/>
           <w:color w:val="0A0A0A"/>
           <w:sz w:val="21"/>
         </w:rPr>
@@ -5317,12 +6523,15 @@
           <w:rFonts w:ascii="Consolas" w:hAnsi="Consolas"/>
           <w:color w:val="1F1F1F"/>
           <w:sz w:val="19"/>
-          <w:shd w:val="clear" w:fill="F2F2F2"/>
+          <w:shd w:val="clear" w:color="auto" w:fill="F4F4F4"/>
         </w:rPr>
         <w:t>nivel_1</w:t>
       </w:r>
       <w:r>
         <w:rPr>
+          <w:rFonts w:ascii="Calibri" w:hAnsi="Calibri"/>
+          <w:b w:val="0"/>
+          <w:i w:val="0"/>
           <w:color w:val="0A0A0A"/>
           <w:sz w:val="21"/>
         </w:rPr>
@@ -5332,16 +6541,20 @@
     <w:p>
       <w:pPr>
         <w:keepNext/>
-        <w:spacing w:before="320" w:after="120"/>
+        <w:keepLines/>
+        <w:spacing w:before="360" w:after="140"/>
+        <w:widowControl w:val="true"/>
         <w:pBdr>
-          <w:bottom w:val="single" w:sz="6" w:space="4" w:color="1F1F1F"/>
+          <w:bottom w:val="single" w:sz="8" w:space="4" w:color="1F1F1F"/>
         </w:pBdr>
       </w:pPr>
       <w:r>
         <w:rPr>
+          <w:rFonts w:ascii="Calibri" w:hAnsi="Calibri"/>
           <w:b/>
+          <w:i w:val="0"/>
           <w:color w:val="0A0A0A"/>
-          <w:sz w:val="44"/>
+          <w:sz w:val="34"/>
         </w:rPr>
         <w:t>9. Quadro-resumo das regras</w:t>
       </w:r>
@@ -5351,27 +6564,41 @@
         <w:tblStyle w:val="TableGrid"/>
         <w:tblW w:type="auto" w:w="0"/>
         <w:jc w:val="center"/>
-        <w:tblLayout w:type="autofit"/>
+        <w:tblLayout w:type="fixed"/>
         <w:tblLook w:firstColumn="1" w:firstRow="1" w:lastColumn="0" w:lastRow="0" w:noHBand="0" w:noVBand="1" w:val="04A0"/>
+        <w:tblLayout w:type="fixed"/>
+        <w:tblW w:type="dxa" w:w="9360"/>
+        <w:tblCellMar>
+          <w:top w:w="40" w:type="dxa"/>
+          <w:bottom w:w="40" w:type="dxa"/>
+          <w:left w:w="90" w:type="dxa"/>
+          <w:right w:w="90" w:type="dxa"/>
+        </w:tblCellMar>
       </w:tblPr>
       <w:tblGrid>
-        <w:gridCol w:w="3216"/>
-        <w:gridCol w:w="3216"/>
-        <w:gridCol w:w="3216"/>
+        <w:gridCol w:w="886"/>
+        <w:gridCol w:w="3152"/>
+        <w:gridCol w:w="5320"/>
       </w:tblGrid>
       <w:tr>
+        <w:trPr>
+          <w:tblHeader/>
+          <w:cantSplit/>
+        </w:trPr>
         <w:tc>
           <w:tcPr>
-            <w:tcW w:type="dxa" w:w="3216"/>
+            <w:tcW w:type="dxa" w:w="886"/>
             <w:shd w:val="clear" w:color="auto" w:fill="1F1F1F"/>
           </w:tcPr>
           <w:p>
             <w:pPr>
-              <w:jc w:val="left"/>
+              <w:spacing w:after="20" w:before="20"/>
             </w:pPr>
             <w:r>
               <w:rPr>
+                <w:rFonts w:ascii="Calibri" w:hAnsi="Calibri"/>
                 <w:b/>
+                <w:i w:val="0"/>
                 <w:color w:val="FFFFFF"/>
                 <w:sz w:val="19"/>
               </w:rPr>
@@ -5381,16 +6608,18 @@
         </w:tc>
         <w:tc>
           <w:tcPr>
-            <w:tcW w:type="dxa" w:w="3216"/>
+            <w:tcW w:type="dxa" w:w="3152"/>
             <w:shd w:val="clear" w:color="auto" w:fill="1F1F1F"/>
           </w:tcPr>
           <w:p>
             <w:pPr>
-              <w:jc w:val="left"/>
+              <w:spacing w:after="20" w:before="20"/>
             </w:pPr>
             <w:r>
               <w:rPr>
+                <w:rFonts w:ascii="Calibri" w:hAnsi="Calibri"/>
                 <w:b/>
+                <w:i w:val="0"/>
                 <w:color w:val="FFFFFF"/>
                 <w:sz w:val="19"/>
               </w:rPr>
@@ -5400,16 +6629,18 @@
         </w:tc>
         <w:tc>
           <w:tcPr>
-            <w:tcW w:type="dxa" w:w="3216"/>
+            <w:tcW w:type="dxa" w:w="5320"/>
             <w:shd w:val="clear" w:color="auto" w:fill="1F1F1F"/>
           </w:tcPr>
           <w:p>
             <w:pPr>
-              <w:jc w:val="left"/>
+              <w:spacing w:after="20" w:before="20"/>
             </w:pPr>
             <w:r>
               <w:rPr>
+                <w:rFonts w:ascii="Calibri" w:hAnsi="Calibri"/>
                 <w:b/>
+                <w:i w:val="0"/>
                 <w:color w:val="FFFFFF"/>
                 <w:sz w:val="19"/>
               </w:rPr>
@@ -5419,16 +6650,22 @@
         </w:tc>
       </w:tr>
       <w:tr>
+        <w:trPr>
+          <w:cantSplit/>
+        </w:trPr>
         <w:tc>
           <w:tcPr>
-            <w:tcW w:type="dxa" w:w="3216"/>
+            <w:tcW w:type="dxa" w:w="886"/>
           </w:tcPr>
           <w:p>
             <w:pPr>
-              <w:spacing w:after="40"/>
+              <w:spacing w:after="40" w:before="20"/>
             </w:pPr>
             <w:r>
               <w:rPr>
+                <w:rFonts w:ascii="Calibri" w:hAnsi="Calibri"/>
+                <w:b w:val="0"/>
+                <w:i w:val="0"/>
                 <w:color w:val="0A0A0A"/>
                 <w:sz w:val="19"/>
               </w:rPr>
@@ -5438,14 +6675,17 @@
         </w:tc>
         <w:tc>
           <w:tcPr>
-            <w:tcW w:type="dxa" w:w="3216"/>
+            <w:tcW w:type="dxa" w:w="3152"/>
           </w:tcPr>
           <w:p>
             <w:pPr>
-              <w:spacing w:after="40"/>
+              <w:spacing w:after="40" w:before="20"/>
             </w:pPr>
             <w:r>
               <w:rPr>
+                <w:rFonts w:ascii="Calibri" w:hAnsi="Calibri"/>
+                <w:b w:val="0"/>
+                <w:i w:val="0"/>
                 <w:color w:val="0A0A0A"/>
                 <w:sz w:val="19"/>
               </w:rPr>
@@ -5455,14 +6695,17 @@
         </w:tc>
         <w:tc>
           <w:tcPr>
-            <w:tcW w:type="dxa" w:w="3216"/>
+            <w:tcW w:type="dxa" w:w="5320"/>
           </w:tcPr>
           <w:p>
             <w:pPr>
-              <w:spacing w:after="40"/>
+              <w:spacing w:after="40" w:before="20"/>
             </w:pPr>
             <w:r>
               <w:rPr>
+                <w:rFonts w:ascii="Calibri" w:hAnsi="Calibri"/>
+                <w:b w:val="0"/>
+                <w:i w:val="0"/>
                 <w:color w:val="0A0A0A"/>
                 <w:sz w:val="19"/>
               </w:rPr>
@@ -5473,7 +6716,7 @@
                 <w:rFonts w:ascii="Consolas" w:hAnsi="Consolas"/>
                 <w:color w:val="1F1F1F"/>
                 <w:sz w:val="17"/>
-                <w:shd w:val="clear" w:fill="F2F2F2"/>
+                <w:shd w:val="clear" w:color="auto" w:fill="F4F4F4"/>
               </w:rPr>
               <w:t>recomenda_exame</w:t>
             </w:r>
@@ -5481,17 +6724,23 @@
         </w:tc>
       </w:tr>
       <w:tr>
+        <w:trPr>
+          <w:cantSplit/>
+        </w:trPr>
         <w:tc>
           <w:tcPr>
-            <w:tcW w:type="dxa" w:w="3216"/>
-            <w:shd w:val="clear" w:color="auto" w:fill="F6F6F6"/>
+            <w:tcW w:type="dxa" w:w="886"/>
+            <w:shd w:val="clear" w:color="auto" w:fill="F7F7F7"/>
           </w:tcPr>
           <w:p>
             <w:pPr>
-              <w:spacing w:after="40"/>
+              <w:spacing w:after="40" w:before="20"/>
             </w:pPr>
             <w:r>
               <w:rPr>
+                <w:rFonts w:ascii="Calibri" w:hAnsi="Calibri"/>
+                <w:b w:val="0"/>
+                <w:i w:val="0"/>
                 <w:color w:val="0A0A0A"/>
                 <w:sz w:val="19"/>
               </w:rPr>
@@ -5501,15 +6750,18 @@
         </w:tc>
         <w:tc>
           <w:tcPr>
-            <w:tcW w:type="dxa" w:w="3216"/>
-            <w:shd w:val="clear" w:color="auto" w:fill="F6F6F6"/>
+            <w:tcW w:type="dxa" w:w="3152"/>
+            <w:shd w:val="clear" w:color="auto" w:fill="F7F7F7"/>
           </w:tcPr>
           <w:p>
             <w:pPr>
-              <w:spacing w:after="40"/>
+              <w:spacing w:after="40" w:before="20"/>
             </w:pPr>
             <w:r>
               <w:rPr>
+                <w:rFonts w:ascii="Calibri" w:hAnsi="Calibri"/>
+                <w:b w:val="0"/>
+                <w:i w:val="0"/>
                 <w:color w:val="0A0A0A"/>
                 <w:sz w:val="19"/>
               </w:rPr>
@@ -5519,15 +6771,18 @@
         </w:tc>
         <w:tc>
           <w:tcPr>
-            <w:tcW w:type="dxa" w:w="3216"/>
-            <w:shd w:val="clear" w:color="auto" w:fill="F6F6F6"/>
+            <w:tcW w:type="dxa" w:w="5320"/>
+            <w:shd w:val="clear" w:color="auto" w:fill="F7F7F7"/>
           </w:tcPr>
           <w:p>
             <w:pPr>
-              <w:spacing w:after="40"/>
+              <w:spacing w:after="40" w:before="20"/>
             </w:pPr>
             <w:r>
               <w:rPr>
+                <w:rFonts w:ascii="Calibri" w:hAnsi="Calibri"/>
+                <w:b w:val="0"/>
+                <w:i w:val="0"/>
                 <w:color w:val="0A0A0A"/>
                 <w:sz w:val="19"/>
               </w:rPr>
@@ -5538,12 +6793,15 @@
                 <w:rFonts w:ascii="Consolas" w:hAnsi="Consolas"/>
                 <w:color w:val="1F1F1F"/>
                 <w:sz w:val="17"/>
-                <w:shd w:val="clear" w:fill="F2F2F2"/>
+                <w:shd w:val="clear" w:color="auto" w:fill="F4F4F4"/>
               </w:rPr>
               <w:t>extra="forbid"</w:t>
             </w:r>
             <w:r>
               <w:rPr>
+                <w:rFonts w:ascii="Calibri" w:hAnsi="Calibri"/>
+                <w:b w:val="0"/>
+                <w:i w:val="0"/>
                 <w:color w:val="0A0A0A"/>
                 <w:sz w:val="19"/>
               </w:rPr>
@@ -5553,16 +6811,22 @@
         </w:tc>
       </w:tr>
       <w:tr>
+        <w:trPr>
+          <w:cantSplit/>
+        </w:trPr>
         <w:tc>
           <w:tcPr>
-            <w:tcW w:type="dxa" w:w="3216"/>
+            <w:tcW w:type="dxa" w:w="886"/>
           </w:tcPr>
           <w:p>
             <w:pPr>
-              <w:spacing w:after="40"/>
+              <w:spacing w:after="40" w:before="20"/>
             </w:pPr>
             <w:r>
               <w:rPr>
+                <w:rFonts w:ascii="Calibri" w:hAnsi="Calibri"/>
+                <w:b w:val="0"/>
+                <w:i w:val="0"/>
                 <w:color w:val="0A0A0A"/>
                 <w:sz w:val="19"/>
               </w:rPr>
@@ -5572,14 +6836,17 @@
         </w:tc>
         <w:tc>
           <w:tcPr>
-            <w:tcW w:type="dxa" w:w="3216"/>
+            <w:tcW w:type="dxa" w:w="3152"/>
           </w:tcPr>
           <w:p>
             <w:pPr>
-              <w:spacing w:after="40"/>
+              <w:spacing w:after="40" w:before="20"/>
             </w:pPr>
             <w:r>
               <w:rPr>
+                <w:rFonts w:ascii="Calibri" w:hAnsi="Calibri"/>
+                <w:b w:val="0"/>
+                <w:i w:val="0"/>
                 <w:color w:val="0A0A0A"/>
                 <w:sz w:val="19"/>
               </w:rPr>
@@ -5589,23 +6856,26 @@
         </w:tc>
         <w:tc>
           <w:tcPr>
-            <w:tcW w:type="dxa" w:w="3216"/>
+            <w:tcW w:type="dxa" w:w="5320"/>
           </w:tcPr>
           <w:p>
             <w:pPr>
-              <w:spacing w:after="40"/>
+              <w:spacing w:after="40" w:before="20"/>
             </w:pPr>
             <w:r>
               <w:rPr>
                 <w:rFonts w:ascii="Consolas" w:hAnsi="Consolas"/>
                 <w:color w:val="1F1F1F"/>
                 <w:sz w:val="17"/>
-                <w:shd w:val="clear" w:fill="F2F2F2"/>
+                <w:shd w:val="clear" w:color="auto" w:fill="F4F4F4"/>
               </w:rPr>
               <w:t>CPF</w:t>
             </w:r>
             <w:r>
               <w:rPr>
+                <w:rFonts w:ascii="Calibri" w:hAnsi="Calibri"/>
+                <w:b w:val="0"/>
+                <w:i w:val="0"/>
                 <w:color w:val="0A0A0A"/>
                 <w:sz w:val="19"/>
               </w:rPr>
@@ -5616,12 +6886,15 @@
                 <w:rFonts w:ascii="Consolas" w:hAnsi="Consolas"/>
                 <w:color w:val="1F1F1F"/>
                 <w:sz w:val="17"/>
-                <w:shd w:val="clear" w:fill="F2F2F2"/>
+                <w:shd w:val="clear" w:color="auto" w:fill="F4F4F4"/>
               </w:rPr>
               <w:t>cpf_hash</w:t>
             </w:r>
             <w:r>
               <w:rPr>
+                <w:rFonts w:ascii="Calibri" w:hAnsi="Calibri"/>
+                <w:b w:val="0"/>
+                <w:i w:val="0"/>
                 <w:color w:val="0A0A0A"/>
                 <w:sz w:val="19"/>
               </w:rPr>
@@ -5631,17 +6904,23 @@
         </w:tc>
       </w:tr>
       <w:tr>
+        <w:trPr>
+          <w:cantSplit/>
+        </w:trPr>
         <w:tc>
           <w:tcPr>
-            <w:tcW w:type="dxa" w:w="3216"/>
-            <w:shd w:val="clear" w:color="auto" w:fill="F6F6F6"/>
+            <w:tcW w:type="dxa" w:w="886"/>
+            <w:shd w:val="clear" w:color="auto" w:fill="F7F7F7"/>
           </w:tcPr>
           <w:p>
             <w:pPr>
-              <w:spacing w:after="40"/>
+              <w:spacing w:after="40" w:before="20"/>
             </w:pPr>
             <w:r>
               <w:rPr>
+                <w:rFonts w:ascii="Calibri" w:hAnsi="Calibri"/>
+                <w:b w:val="0"/>
+                <w:i w:val="0"/>
                 <w:color w:val="0A0A0A"/>
                 <w:sz w:val="19"/>
               </w:rPr>
@@ -5651,15 +6930,18 @@
         </w:tc>
         <w:tc>
           <w:tcPr>
-            <w:tcW w:type="dxa" w:w="3216"/>
-            <w:shd w:val="clear" w:color="auto" w:fill="F6F6F6"/>
+            <w:tcW w:type="dxa" w:w="3152"/>
+            <w:shd w:val="clear" w:color="auto" w:fill="F7F7F7"/>
           </w:tcPr>
           <w:p>
             <w:pPr>
-              <w:spacing w:after="40"/>
+              <w:spacing w:after="40" w:before="20"/>
             </w:pPr>
             <w:r>
               <w:rPr>
+                <w:rFonts w:ascii="Calibri" w:hAnsi="Calibri"/>
+                <w:b w:val="0"/>
+                <w:i w:val="0"/>
                 <w:color w:val="0A0A0A"/>
                 <w:sz w:val="19"/>
               </w:rPr>
@@ -5669,15 +6951,18 @@
         </w:tc>
         <w:tc>
           <w:tcPr>
-            <w:tcW w:type="dxa" w:w="3216"/>
-            <w:shd w:val="clear" w:color="auto" w:fill="F6F6F6"/>
+            <w:tcW w:type="dxa" w:w="5320"/>
+            <w:shd w:val="clear" w:color="auto" w:fill="F7F7F7"/>
           </w:tcPr>
           <w:p>
             <w:pPr>
-              <w:spacing w:after="40"/>
+              <w:spacing w:after="40" w:before="20"/>
             </w:pPr>
             <w:r>
               <w:rPr>
+                <w:rFonts w:ascii="Calibri" w:hAnsi="Calibri"/>
+                <w:b w:val="0"/>
+                <w:i w:val="0"/>
                 <w:color w:val="0A0A0A"/>
                 <w:sz w:val="19"/>
               </w:rPr>
@@ -5688,7 +6973,7 @@
                 <w:rFonts w:ascii="Consolas" w:hAnsi="Consolas"/>
                 <w:color w:val="1F1F1F"/>
                 <w:sz w:val="17"/>
-                <w:shd w:val="clear" w:fill="F2F2F2"/>
+                <w:shd w:val="clear" w:color="auto" w:fill="F4F4F4"/>
               </w:rPr>
               <w:t>cpf_hash</w:t>
             </w:r>
@@ -5696,16 +6981,22 @@
         </w:tc>
       </w:tr>
       <w:tr>
+        <w:trPr>
+          <w:cantSplit/>
+        </w:trPr>
         <w:tc>
           <w:tcPr>
-            <w:tcW w:type="dxa" w:w="3216"/>
+            <w:tcW w:type="dxa" w:w="886"/>
           </w:tcPr>
           <w:p>
             <w:pPr>
-              <w:spacing w:after="40"/>
+              <w:spacing w:after="40" w:before="20"/>
             </w:pPr>
             <w:r>
               <w:rPr>
+                <w:rFonts w:ascii="Calibri" w:hAnsi="Calibri"/>
+                <w:b w:val="0"/>
+                <w:i w:val="0"/>
                 <w:color w:val="0A0A0A"/>
                 <w:sz w:val="19"/>
               </w:rPr>
@@ -5715,14 +7006,17 @@
         </w:tc>
         <w:tc>
           <w:tcPr>
-            <w:tcW w:type="dxa" w:w="3216"/>
+            <w:tcW w:type="dxa" w:w="3152"/>
           </w:tcPr>
           <w:p>
             <w:pPr>
-              <w:spacing w:after="40"/>
+              <w:spacing w:after="40" w:before="20"/>
             </w:pPr>
             <w:r>
               <w:rPr>
+                <w:rFonts w:ascii="Calibri" w:hAnsi="Calibri"/>
+                <w:b w:val="0"/>
+                <w:i w:val="0"/>
                 <w:color w:val="0A0A0A"/>
                 <w:sz w:val="19"/>
               </w:rPr>
@@ -5732,18 +7026,18 @@
         </w:tc>
         <w:tc>
           <w:tcPr>
-            <w:tcW w:type="dxa" w:w="3216"/>
+            <w:tcW w:type="dxa" w:w="5320"/>
           </w:tcPr>
           <w:p>
             <w:pPr>
-              <w:spacing w:after="40"/>
+              <w:spacing w:after="40" w:before="20"/>
             </w:pPr>
             <w:r>
               <w:rPr>
                 <w:rFonts w:ascii="Consolas" w:hAnsi="Consolas"/>
                 <w:color w:val="1F1F1F"/>
                 <w:sz w:val="17"/>
-                <w:shd w:val="clear" w:fill="F2F2F2"/>
+                <w:shd w:val="clear" w:color="auto" w:fill="F4F4F4"/>
               </w:rPr>
               <w:t>WHERE criado_por = :usuario_id</w:t>
             </w:r>
@@ -5751,17 +7045,23 @@
         </w:tc>
       </w:tr>
       <w:tr>
+        <w:trPr>
+          <w:cantSplit/>
+        </w:trPr>
         <w:tc>
           <w:tcPr>
-            <w:tcW w:type="dxa" w:w="3216"/>
-            <w:shd w:val="clear" w:color="auto" w:fill="F6F6F6"/>
+            <w:tcW w:type="dxa" w:w="886"/>
+            <w:shd w:val="clear" w:color="auto" w:fill="F7F7F7"/>
           </w:tcPr>
           <w:p>
             <w:pPr>
-              <w:spacing w:after="40"/>
+              <w:spacing w:after="40" w:before="20"/>
             </w:pPr>
             <w:r>
               <w:rPr>
+                <w:rFonts w:ascii="Calibri" w:hAnsi="Calibri"/>
+                <w:b w:val="0"/>
+                <w:i w:val="0"/>
                 <w:color w:val="0A0A0A"/>
                 <w:sz w:val="19"/>
               </w:rPr>
@@ -5771,15 +7071,18 @@
         </w:tc>
         <w:tc>
           <w:tcPr>
-            <w:tcW w:type="dxa" w:w="3216"/>
-            <w:shd w:val="clear" w:color="auto" w:fill="F6F6F6"/>
+            <w:tcW w:type="dxa" w:w="3152"/>
+            <w:shd w:val="clear" w:color="auto" w:fill="F7F7F7"/>
           </w:tcPr>
           <w:p>
             <w:pPr>
-              <w:spacing w:after="40"/>
+              <w:spacing w:after="40" w:before="20"/>
             </w:pPr>
             <w:r>
               <w:rPr>
+                <w:rFonts w:ascii="Calibri" w:hAnsi="Calibri"/>
+                <w:b w:val="0"/>
+                <w:i w:val="0"/>
                 <w:color w:val="0A0A0A"/>
                 <w:sz w:val="19"/>
               </w:rPr>
@@ -5789,24 +7092,27 @@
         </w:tc>
         <w:tc>
           <w:tcPr>
-            <w:tcW w:type="dxa" w:w="3216"/>
-            <w:shd w:val="clear" w:color="auto" w:fill="F6F6F6"/>
+            <w:tcW w:type="dxa" w:w="5320"/>
+            <w:shd w:val="clear" w:color="auto" w:fill="F7F7F7"/>
           </w:tcPr>
           <w:p>
             <w:pPr>
-              <w:spacing w:after="40"/>
+              <w:spacing w:after="40" w:before="20"/>
             </w:pPr>
             <w:r>
               <w:rPr>
                 <w:rFonts w:ascii="Consolas" w:hAnsi="Consolas"/>
                 <w:color w:val="1F1F1F"/>
                 <w:sz w:val="17"/>
-                <w:shd w:val="clear" w:fill="F2F2F2"/>
+                <w:shd w:val="clear" w:color="auto" w:fill="F4F4F4"/>
               </w:rPr>
               <w:t>DomainError</w:t>
             </w:r>
             <w:r>
               <w:rPr>
+                <w:rFonts w:ascii="Calibri" w:hAnsi="Calibri"/>
+                <w:b w:val="0"/>
+                <w:i w:val="0"/>
                 <w:color w:val="0A0A0A"/>
                 <w:sz w:val="19"/>
               </w:rPr>
@@ -5816,16 +7122,22 @@
         </w:tc>
       </w:tr>
       <w:tr>
+        <w:trPr>
+          <w:cantSplit/>
+        </w:trPr>
         <w:tc>
           <w:tcPr>
-            <w:tcW w:type="dxa" w:w="3216"/>
+            <w:tcW w:type="dxa" w:w="886"/>
           </w:tcPr>
           <w:p>
             <w:pPr>
-              <w:spacing w:after="40"/>
+              <w:spacing w:after="40" w:before="20"/>
             </w:pPr>
             <w:r>
               <w:rPr>
+                <w:rFonts w:ascii="Calibri" w:hAnsi="Calibri"/>
+                <w:b w:val="0"/>
+                <w:i w:val="0"/>
                 <w:color w:val="0A0A0A"/>
                 <w:sz w:val="19"/>
               </w:rPr>
@@ -5835,14 +7147,17 @@
         </w:tc>
         <w:tc>
           <w:tcPr>
-            <w:tcW w:type="dxa" w:w="3216"/>
+            <w:tcW w:type="dxa" w:w="3152"/>
           </w:tcPr>
           <w:p>
             <w:pPr>
-              <w:spacing w:after="40"/>
+              <w:spacing w:after="40" w:before="20"/>
             </w:pPr>
             <w:r>
               <w:rPr>
+                <w:rFonts w:ascii="Calibri" w:hAnsi="Calibri"/>
+                <w:b w:val="0"/>
+                <w:i w:val="0"/>
                 <w:color w:val="0A0A0A"/>
                 <w:sz w:val="19"/>
               </w:rPr>
@@ -5852,23 +7167,26 @@
         </w:tc>
         <w:tc>
           <w:tcPr>
-            <w:tcW w:type="dxa" w:w="3216"/>
+            <w:tcW w:type="dxa" w:w="5320"/>
           </w:tcPr>
           <w:p>
             <w:pPr>
-              <w:spacing w:after="40"/>
+              <w:spacing w:after="40" w:before="20"/>
             </w:pPr>
             <w:r>
               <w:rPr>
                 <w:rFonts w:ascii="Consolas" w:hAnsi="Consolas"/>
                 <w:color w:val="1F1F1F"/>
                 <w:sz w:val="17"/>
-                <w:shd w:val="clear" w:fill="F2F2F2"/>
+                <w:shd w:val="clear" w:color="auto" w:fill="F4F4F4"/>
               </w:rPr>
               <w:t>respostas</w:t>
             </w:r>
             <w:r>
               <w:rPr>
+                <w:rFonts w:ascii="Calibri" w:hAnsi="Calibri"/>
+                <w:b w:val="0"/>
+                <w:i w:val="0"/>
                 <w:color w:val="0A0A0A"/>
                 <w:sz w:val="19"/>
               </w:rPr>
@@ -5879,7 +7197,7 @@
                 <w:rFonts w:ascii="Consolas" w:hAnsi="Consolas"/>
                 <w:color w:val="1F1F1F"/>
                 <w:sz w:val="17"/>
-                <w:shd w:val="clear" w:fill="F2F2F2"/>
+                <w:shd w:val="clear" w:color="auto" w:fill="F4F4F4"/>
               </w:rPr>
               <w:t>min_length=1</w:t>
             </w:r>
@@ -5887,17 +7205,23 @@
         </w:tc>
       </w:tr>
       <w:tr>
+        <w:trPr>
+          <w:cantSplit/>
+        </w:trPr>
         <w:tc>
           <w:tcPr>
-            <w:tcW w:type="dxa" w:w="3216"/>
-            <w:shd w:val="clear" w:color="auto" w:fill="F6F6F6"/>
+            <w:tcW w:type="dxa" w:w="886"/>
+            <w:shd w:val="clear" w:color="auto" w:fill="F7F7F7"/>
           </w:tcPr>
           <w:p>
             <w:pPr>
-              <w:spacing w:after="40"/>
+              <w:spacing w:after="40" w:before="20"/>
             </w:pPr>
             <w:r>
               <w:rPr>
+                <w:rFonts w:ascii="Calibri" w:hAnsi="Calibri"/>
+                <w:b w:val="0"/>
+                <w:i w:val="0"/>
                 <w:color w:val="0A0A0A"/>
                 <w:sz w:val="19"/>
               </w:rPr>
@@ -5907,15 +7231,18 @@
         </w:tc>
         <w:tc>
           <w:tcPr>
-            <w:tcW w:type="dxa" w:w="3216"/>
-            <w:shd w:val="clear" w:color="auto" w:fill="F6F6F6"/>
+            <w:tcW w:type="dxa" w:w="3152"/>
+            <w:shd w:val="clear" w:color="auto" w:fill="F7F7F7"/>
           </w:tcPr>
           <w:p>
             <w:pPr>
-              <w:spacing w:after="40"/>
+              <w:spacing w:after="40" w:before="20"/>
             </w:pPr>
             <w:r>
               <w:rPr>
+                <w:rFonts w:ascii="Calibri" w:hAnsi="Calibri"/>
+                <w:b w:val="0"/>
+                <w:i w:val="0"/>
                 <w:color w:val="0A0A0A"/>
                 <w:sz w:val="19"/>
               </w:rPr>
@@ -5925,19 +7252,19 @@
         </w:tc>
         <w:tc>
           <w:tcPr>
-            <w:tcW w:type="dxa" w:w="3216"/>
-            <w:shd w:val="clear" w:color="auto" w:fill="F6F6F6"/>
+            <w:tcW w:type="dxa" w:w="5320"/>
+            <w:shd w:val="clear" w:color="auto" w:fill="F7F7F7"/>
           </w:tcPr>
           <w:p>
             <w:pPr>
-              <w:spacing w:after="40"/>
+              <w:spacing w:after="40" w:before="20"/>
             </w:pPr>
             <w:r>
               <w:rPr>
                 <w:rFonts w:ascii="Consolas" w:hAnsi="Consolas"/>
                 <w:color w:val="1F1F1F"/>
                 <w:sz w:val="17"/>
-                <w:shd w:val="clear" w:fill="F2F2F2"/>
+                <w:shd w:val="clear" w:color="auto" w:fill="F4F4F4"/>
               </w:rPr>
               <w:t>fn_calcular_score_triagem</w:t>
             </w:r>
@@ -5945,16 +7272,22 @@
         </w:tc>
       </w:tr>
       <w:tr>
+        <w:trPr>
+          <w:cantSplit/>
+        </w:trPr>
         <w:tc>
           <w:tcPr>
-            <w:tcW w:type="dxa" w:w="3216"/>
+            <w:tcW w:type="dxa" w:w="886"/>
           </w:tcPr>
           <w:p>
             <w:pPr>
-              <w:spacing w:after="40"/>
+              <w:spacing w:after="40" w:before="20"/>
             </w:pPr>
             <w:r>
               <w:rPr>
+                <w:rFonts w:ascii="Calibri" w:hAnsi="Calibri"/>
+                <w:b w:val="0"/>
+                <w:i w:val="0"/>
                 <w:color w:val="0A0A0A"/>
                 <w:sz w:val="19"/>
               </w:rPr>
@@ -5964,14 +7297,17 @@
         </w:tc>
         <w:tc>
           <w:tcPr>
-            <w:tcW w:type="dxa" w:w="3216"/>
+            <w:tcW w:type="dxa" w:w="3152"/>
           </w:tcPr>
           <w:p>
             <w:pPr>
-              <w:spacing w:after="40"/>
+              <w:spacing w:after="40" w:before="20"/>
             </w:pPr>
             <w:r>
               <w:rPr>
+                <w:rFonts w:ascii="Calibri" w:hAnsi="Calibri"/>
+                <w:b w:val="0"/>
+                <w:i w:val="0"/>
                 <w:color w:val="0A0A0A"/>
                 <w:sz w:val="19"/>
               </w:rPr>
@@ -5981,14 +7317,17 @@
         </w:tc>
         <w:tc>
           <w:tcPr>
-            <w:tcW w:type="dxa" w:w="3216"/>
+            <w:tcW w:type="dxa" w:w="5320"/>
           </w:tcPr>
           <w:p>
             <w:pPr>
-              <w:spacing w:after="40"/>
+              <w:spacing w:after="40" w:before="20"/>
             </w:pPr>
             <w:r>
               <w:rPr>
+                <w:rFonts w:ascii="Calibri" w:hAnsi="Calibri"/>
+                <w:b w:val="0"/>
+                <w:i w:val="0"/>
                 <w:color w:val="0A0A0A"/>
                 <w:sz w:val="19"/>
               </w:rPr>
@@ -5999,12 +7338,15 @@
                 <w:rFonts w:ascii="Consolas" w:hAnsi="Consolas"/>
                 <w:color w:val="1F1F1F"/>
                 <w:sz w:val="17"/>
-                <w:shd w:val="clear" w:fill="F2F2F2"/>
+                <w:shd w:val="clear" w:color="auto" w:fill="F4F4F4"/>
               </w:rPr>
               <w:t>parametro_triagem</w:t>
             </w:r>
             <w:r>
               <w:rPr>
+                <w:rFonts w:ascii="Calibri" w:hAnsi="Calibri"/>
+                <w:b w:val="0"/>
+                <w:i w:val="0"/>
                 <w:color w:val="0A0A0A"/>
                 <w:sz w:val="19"/>
               </w:rPr>
@@ -6014,17 +7356,23 @@
         </w:tc>
       </w:tr>
       <w:tr>
+        <w:trPr>
+          <w:cantSplit/>
+        </w:trPr>
         <w:tc>
           <w:tcPr>
-            <w:tcW w:type="dxa" w:w="3216"/>
-            <w:shd w:val="clear" w:color="auto" w:fill="F6F6F6"/>
+            <w:tcW w:type="dxa" w:w="886"/>
+            <w:shd w:val="clear" w:color="auto" w:fill="F7F7F7"/>
           </w:tcPr>
           <w:p>
             <w:pPr>
-              <w:spacing w:after="40"/>
+              <w:spacing w:after="40" w:before="20"/>
             </w:pPr>
             <w:r>
               <w:rPr>
+                <w:rFonts w:ascii="Calibri" w:hAnsi="Calibri"/>
+                <w:b w:val="0"/>
+                <w:i w:val="0"/>
                 <w:color w:val="0A0A0A"/>
                 <w:sz w:val="19"/>
               </w:rPr>
@@ -6034,15 +7382,18 @@
         </w:tc>
         <w:tc>
           <w:tcPr>
-            <w:tcW w:type="dxa" w:w="3216"/>
-            <w:shd w:val="clear" w:color="auto" w:fill="F6F6F6"/>
+            <w:tcW w:type="dxa" w:w="3152"/>
+            <w:shd w:val="clear" w:color="auto" w:fill="F7F7F7"/>
           </w:tcPr>
           <w:p>
             <w:pPr>
-              <w:spacing w:after="40"/>
+              <w:spacing w:after="40" w:before="20"/>
             </w:pPr>
             <w:r>
               <w:rPr>
+                <w:rFonts w:ascii="Calibri" w:hAnsi="Calibri"/>
+                <w:b w:val="0"/>
+                <w:i w:val="0"/>
                 <w:color w:val="0A0A0A"/>
                 <w:sz w:val="19"/>
               </w:rPr>
@@ -6052,15 +7403,18 @@
         </w:tc>
         <w:tc>
           <w:tcPr>
-            <w:tcW w:type="dxa" w:w="3216"/>
-            <w:shd w:val="clear" w:color="auto" w:fill="F6F6F6"/>
+            <w:tcW w:type="dxa" w:w="5320"/>
+            <w:shd w:val="clear" w:color="auto" w:fill="F7F7F7"/>
           </w:tcPr>
           <w:p>
             <w:pPr>
-              <w:spacing w:after="40"/>
+              <w:spacing w:after="40" w:before="20"/>
             </w:pPr>
             <w:r>
               <w:rPr>
+                <w:rFonts w:ascii="Calibri" w:hAnsi="Calibri"/>
+                <w:b w:val="0"/>
+                <w:i w:val="0"/>
                 <w:color w:val="0A0A0A"/>
                 <w:sz w:val="19"/>
               </w:rPr>
@@ -6071,7 +7425,7 @@
                 <w:rFonts w:ascii="Consolas" w:hAnsi="Consolas"/>
                 <w:color w:val="1F1F1F"/>
                 <w:sz w:val="17"/>
-                <w:shd w:val="clear" w:fill="F2F2F2"/>
+                <w:shd w:val="clear" w:color="auto" w:fill="F4F4F4"/>
               </w:rPr>
               <w:t>CASE WHEN diagnostico_previo_fxs THEN false</w:t>
             </w:r>
@@ -6079,16 +7433,22 @@
         </w:tc>
       </w:tr>
       <w:tr>
+        <w:trPr>
+          <w:cantSplit/>
+        </w:trPr>
         <w:tc>
           <w:tcPr>
-            <w:tcW w:type="dxa" w:w="3216"/>
+            <w:tcW w:type="dxa" w:w="886"/>
           </w:tcPr>
           <w:p>
             <w:pPr>
-              <w:spacing w:after="40"/>
+              <w:spacing w:after="40" w:before="20"/>
             </w:pPr>
             <w:r>
               <w:rPr>
+                <w:rFonts w:ascii="Calibri" w:hAnsi="Calibri"/>
+                <w:b w:val="0"/>
+                <w:i w:val="0"/>
                 <w:color w:val="0A0A0A"/>
                 <w:sz w:val="19"/>
               </w:rPr>
@@ -6098,14 +7458,17 @@
         </w:tc>
         <w:tc>
           <w:tcPr>
-            <w:tcW w:type="dxa" w:w="3216"/>
+            <w:tcW w:type="dxa" w:w="3152"/>
           </w:tcPr>
           <w:p>
             <w:pPr>
-              <w:spacing w:after="40"/>
+              <w:spacing w:after="40" w:before="20"/>
             </w:pPr>
             <w:r>
               <w:rPr>
+                <w:rFonts w:ascii="Calibri" w:hAnsi="Calibri"/>
+                <w:b w:val="0"/>
+                <w:i w:val="0"/>
                 <w:color w:val="0A0A0A"/>
                 <w:sz w:val="19"/>
               </w:rPr>
@@ -6115,23 +7478,26 @@
         </w:tc>
         <w:tc>
           <w:tcPr>
-            <w:tcW w:type="dxa" w:w="3216"/>
+            <w:tcW w:type="dxa" w:w="5320"/>
           </w:tcPr>
           <w:p>
             <w:pPr>
-              <w:spacing w:after="40"/>
+              <w:spacing w:after="40" w:before="20"/>
             </w:pPr>
             <w:r>
               <w:rPr>
                 <w:rFonts w:ascii="Consolas" w:hAnsi="Consolas"/>
                 <w:color w:val="1F1F1F"/>
                 <w:sz w:val="17"/>
-                <w:shd w:val="clear" w:fill="F2F2F2"/>
+                <w:shd w:val="clear" w:color="auto" w:fill="F4F4F4"/>
               </w:rPr>
               <w:t>tipo='exame_fmr1'</w:t>
             </w:r>
             <w:r>
               <w:rPr>
+                <w:rFonts w:ascii="Calibri" w:hAnsi="Calibri"/>
+                <w:b w:val="0"/>
+                <w:i w:val="0"/>
                 <w:color w:val="0A0A0A"/>
                 <w:sz w:val="19"/>
               </w:rPr>
@@ -6142,7 +7508,7 @@
                 <w:rFonts w:ascii="Consolas" w:hAnsi="Consolas"/>
                 <w:color w:val="1F1F1F"/>
                 <w:sz w:val="17"/>
-                <w:shd w:val="clear" w:fill="F2F2F2"/>
+                <w:shd w:val="clear" w:color="auto" w:fill="F4F4F4"/>
               </w:rPr>
               <w:t>gerado_automaticamente=TRUE</w:t>
             </w:r>
@@ -6150,17 +7516,23 @@
         </w:tc>
       </w:tr>
       <w:tr>
+        <w:trPr>
+          <w:cantSplit/>
+        </w:trPr>
         <w:tc>
           <w:tcPr>
-            <w:tcW w:type="dxa" w:w="3216"/>
-            <w:shd w:val="clear" w:color="auto" w:fill="F6F6F6"/>
+            <w:tcW w:type="dxa" w:w="886"/>
+            <w:shd w:val="clear" w:color="auto" w:fill="F7F7F7"/>
           </w:tcPr>
           <w:p>
             <w:pPr>
-              <w:spacing w:after="40"/>
+              <w:spacing w:after="40" w:before="20"/>
             </w:pPr>
             <w:r>
               <w:rPr>
+                <w:rFonts w:ascii="Calibri" w:hAnsi="Calibri"/>
+                <w:b w:val="0"/>
+                <w:i w:val="0"/>
                 <w:color w:val="0A0A0A"/>
                 <w:sz w:val="19"/>
               </w:rPr>
@@ -6170,15 +7542,18 @@
         </w:tc>
         <w:tc>
           <w:tcPr>
-            <w:tcW w:type="dxa" w:w="3216"/>
-            <w:shd w:val="clear" w:color="auto" w:fill="F6F6F6"/>
+            <w:tcW w:type="dxa" w:w="3152"/>
+            <w:shd w:val="clear" w:color="auto" w:fill="F7F7F7"/>
           </w:tcPr>
           <w:p>
             <w:pPr>
-              <w:spacing w:after="40"/>
+              <w:spacing w:after="40" w:before="20"/>
             </w:pPr>
             <w:r>
               <w:rPr>
+                <w:rFonts w:ascii="Calibri" w:hAnsi="Calibri"/>
+                <w:b w:val="0"/>
+                <w:i w:val="0"/>
                 <w:color w:val="0A0A0A"/>
                 <w:sz w:val="19"/>
               </w:rPr>
@@ -6188,24 +7563,27 @@
         </w:tc>
         <w:tc>
           <w:tcPr>
-            <w:tcW w:type="dxa" w:w="3216"/>
-            <w:shd w:val="clear" w:color="auto" w:fill="F6F6F6"/>
+            <w:tcW w:type="dxa" w:w="5320"/>
+            <w:shd w:val="clear" w:color="auto" w:fill="F7F7F7"/>
           </w:tcPr>
           <w:p>
             <w:pPr>
-              <w:spacing w:after="40"/>
+              <w:spacing w:after="40" w:before="20"/>
             </w:pPr>
             <w:r>
               <w:rPr>
                 <w:rFonts w:ascii="Consolas" w:hAnsi="Consolas"/>
                 <w:color w:val="1F1F1F"/>
                 <w:sz w:val="17"/>
-                <w:shd w:val="clear" w:fill="F2F2F2"/>
+                <w:shd w:val="clear" w:color="auto" w:fill="F4F4F4"/>
               </w:rPr>
               <w:t>K_ANONYMITY_THRESHOLD = 5</w:t>
             </w:r>
             <w:r>
               <w:rPr>
+                <w:rFonts w:ascii="Calibri" w:hAnsi="Calibri"/>
+                <w:b w:val="0"/>
+                <w:i w:val="0"/>
                 <w:color w:val="0A0A0A"/>
                 <w:sz w:val="19"/>
               </w:rPr>
@@ -6215,16 +7593,22 @@
         </w:tc>
       </w:tr>
       <w:tr>
+        <w:trPr>
+          <w:cantSplit/>
+        </w:trPr>
         <w:tc>
           <w:tcPr>
-            <w:tcW w:type="dxa" w:w="3216"/>
+            <w:tcW w:type="dxa" w:w="886"/>
           </w:tcPr>
           <w:p>
             <w:pPr>
-              <w:spacing w:after="40"/>
+              <w:spacing w:after="40" w:before="20"/>
             </w:pPr>
             <w:r>
               <w:rPr>
+                <w:rFonts w:ascii="Calibri" w:hAnsi="Calibri"/>
+                <w:b w:val="0"/>
+                <w:i w:val="0"/>
                 <w:color w:val="0A0A0A"/>
                 <w:sz w:val="19"/>
               </w:rPr>
@@ -6234,14 +7618,17 @@
         </w:tc>
         <w:tc>
           <w:tcPr>
-            <w:tcW w:type="dxa" w:w="3216"/>
+            <w:tcW w:type="dxa" w:w="3152"/>
           </w:tcPr>
           <w:p>
             <w:pPr>
-              <w:spacing w:after="40"/>
+              <w:spacing w:after="40" w:before="20"/>
             </w:pPr>
             <w:r>
               <w:rPr>
+                <w:rFonts w:ascii="Calibri" w:hAnsi="Calibri"/>
+                <w:b w:val="0"/>
+                <w:i w:val="0"/>
                 <w:color w:val="0A0A0A"/>
                 <w:sz w:val="19"/>
               </w:rPr>
@@ -6251,14 +7638,17 @@
         </w:tc>
         <w:tc>
           <w:tcPr>
-            <w:tcW w:type="dxa" w:w="3216"/>
+            <w:tcW w:type="dxa" w:w="5320"/>
           </w:tcPr>
           <w:p>
             <w:pPr>
-              <w:spacing w:after="40"/>
+              <w:spacing w:after="40" w:before="20"/>
             </w:pPr>
             <w:r>
               <w:rPr>
+                <w:rFonts w:ascii="Calibri" w:hAnsi="Calibri"/>
+                <w:b w:val="0"/>
+                <w:i w:val="0"/>
                 <w:color w:val="0A0A0A"/>
                 <w:sz w:val="19"/>
               </w:rPr>
@@ -6268,17 +7658,23 @@
         </w:tc>
       </w:tr>
       <w:tr>
+        <w:trPr>
+          <w:cantSplit/>
+        </w:trPr>
         <w:tc>
           <w:tcPr>
-            <w:tcW w:type="dxa" w:w="3216"/>
-            <w:shd w:val="clear" w:color="auto" w:fill="F6F6F6"/>
+            <w:tcW w:type="dxa" w:w="886"/>
+            <w:shd w:val="clear" w:color="auto" w:fill="F7F7F7"/>
           </w:tcPr>
           <w:p>
             <w:pPr>
-              <w:spacing w:after="40"/>
+              <w:spacing w:after="40" w:before="20"/>
             </w:pPr>
             <w:r>
               <w:rPr>
+                <w:rFonts w:ascii="Calibri" w:hAnsi="Calibri"/>
+                <w:b w:val="0"/>
+                <w:i w:val="0"/>
                 <w:color w:val="0A0A0A"/>
                 <w:sz w:val="19"/>
               </w:rPr>
@@ -6288,15 +7684,18 @@
         </w:tc>
         <w:tc>
           <w:tcPr>
-            <w:tcW w:type="dxa" w:w="3216"/>
-            <w:shd w:val="clear" w:color="auto" w:fill="F6F6F6"/>
+            <w:tcW w:type="dxa" w:w="3152"/>
+            <w:shd w:val="clear" w:color="auto" w:fill="F7F7F7"/>
           </w:tcPr>
           <w:p>
             <w:pPr>
-              <w:spacing w:after="40"/>
+              <w:spacing w:after="40" w:before="20"/>
             </w:pPr>
             <w:r>
               <w:rPr>
+                <w:rFonts w:ascii="Calibri" w:hAnsi="Calibri"/>
+                <w:b w:val="0"/>
+                <w:i w:val="0"/>
                 <w:color w:val="0A0A0A"/>
                 <w:sz w:val="19"/>
               </w:rPr>
@@ -6306,15 +7705,18 @@
         </w:tc>
         <w:tc>
           <w:tcPr>
-            <w:tcW w:type="dxa" w:w="3216"/>
-            <w:shd w:val="clear" w:color="auto" w:fill="F6F6F6"/>
+            <w:tcW w:type="dxa" w:w="5320"/>
+            <w:shd w:val="clear" w:color="auto" w:fill="F7F7F7"/>
           </w:tcPr>
           <w:p>
             <w:pPr>
-              <w:spacing w:after="40"/>
+              <w:spacing w:after="40" w:before="20"/>
             </w:pPr>
             <w:r>
               <w:rPr>
+                <w:rFonts w:ascii="Calibri" w:hAnsi="Calibri"/>
+                <w:b w:val="0"/>
+                <w:i w:val="0"/>
                 <w:color w:val="0A0A0A"/>
                 <w:sz w:val="19"/>
               </w:rPr>
@@ -6324,16 +7726,22 @@
         </w:tc>
       </w:tr>
       <w:tr>
+        <w:trPr>
+          <w:cantSplit/>
+        </w:trPr>
         <w:tc>
           <w:tcPr>
-            <w:tcW w:type="dxa" w:w="3216"/>
+            <w:tcW w:type="dxa" w:w="886"/>
           </w:tcPr>
           <w:p>
             <w:pPr>
-              <w:spacing w:after="40"/>
+              <w:spacing w:after="40" w:before="20"/>
             </w:pPr>
             <w:r>
               <w:rPr>
+                <w:rFonts w:ascii="Calibri" w:hAnsi="Calibri"/>
+                <w:b w:val="0"/>
+                <w:i w:val="0"/>
                 <w:color w:val="0A0A0A"/>
                 <w:sz w:val="19"/>
               </w:rPr>
@@ -6343,14 +7751,17 @@
         </w:tc>
         <w:tc>
           <w:tcPr>
-            <w:tcW w:type="dxa" w:w="3216"/>
+            <w:tcW w:type="dxa" w:w="3152"/>
           </w:tcPr>
           <w:p>
             <w:pPr>
-              <w:spacing w:after="40"/>
+              <w:spacing w:after="40" w:before="20"/>
             </w:pPr>
             <w:r>
               <w:rPr>
+                <w:rFonts w:ascii="Calibri" w:hAnsi="Calibri"/>
+                <w:b w:val="0"/>
+                <w:i w:val="0"/>
                 <w:color w:val="0A0A0A"/>
                 <w:sz w:val="19"/>
               </w:rPr>
@@ -6360,14 +7771,17 @@
         </w:tc>
         <w:tc>
           <w:tcPr>
-            <w:tcW w:type="dxa" w:w="3216"/>
+            <w:tcW w:type="dxa" w:w="5320"/>
           </w:tcPr>
           <w:p>
             <w:pPr>
-              <w:spacing w:after="40"/>
+              <w:spacing w:after="40" w:before="20"/>
             </w:pPr>
             <w:r>
               <w:rPr>
+                <w:rFonts w:ascii="Calibri" w:hAnsi="Calibri"/>
+                <w:b w:val="0"/>
+                <w:i w:val="0"/>
                 <w:color w:val="0A0A0A"/>
                 <w:sz w:val="19"/>
               </w:rPr>
@@ -6377,17 +7791,23 @@
         </w:tc>
       </w:tr>
       <w:tr>
+        <w:trPr>
+          <w:cantSplit/>
+        </w:trPr>
         <w:tc>
           <w:tcPr>
-            <w:tcW w:type="dxa" w:w="3216"/>
-            <w:shd w:val="clear" w:color="auto" w:fill="F6F6F6"/>
+            <w:tcW w:type="dxa" w:w="886"/>
+            <w:shd w:val="clear" w:color="auto" w:fill="F7F7F7"/>
           </w:tcPr>
           <w:p>
             <w:pPr>
-              <w:spacing w:after="40"/>
+              <w:spacing w:after="40" w:before="20"/>
             </w:pPr>
             <w:r>
               <w:rPr>
+                <w:rFonts w:ascii="Calibri" w:hAnsi="Calibri"/>
+                <w:b w:val="0"/>
+                <w:i w:val="0"/>
                 <w:color w:val="0A0A0A"/>
                 <w:sz w:val="19"/>
               </w:rPr>
@@ -6397,15 +7817,18 @@
         </w:tc>
         <w:tc>
           <w:tcPr>
-            <w:tcW w:type="dxa" w:w="3216"/>
-            <w:shd w:val="clear" w:color="auto" w:fill="F6F6F6"/>
+            <w:tcW w:type="dxa" w:w="3152"/>
+            <w:shd w:val="clear" w:color="auto" w:fill="F7F7F7"/>
           </w:tcPr>
           <w:p>
             <w:pPr>
-              <w:spacing w:after="40"/>
+              <w:spacing w:after="40" w:before="20"/>
             </w:pPr>
             <w:r>
               <w:rPr>
+                <w:rFonts w:ascii="Calibri" w:hAnsi="Calibri"/>
+                <w:b w:val="0"/>
+                <w:i w:val="0"/>
                 <w:color w:val="0A0A0A"/>
                 <w:sz w:val="19"/>
               </w:rPr>
@@ -6415,19 +7838,19 @@
         </w:tc>
         <w:tc>
           <w:tcPr>
-            <w:tcW w:type="dxa" w:w="3216"/>
-            <w:shd w:val="clear" w:color="auto" w:fill="F6F6F6"/>
+            <w:tcW w:type="dxa" w:w="5320"/>
+            <w:shd w:val="clear" w:color="auto" w:fill="F7F7F7"/>
           </w:tcPr>
           <w:p>
             <w:pPr>
-              <w:spacing w:after="40"/>
+              <w:spacing w:after="40" w:before="20"/>
             </w:pPr>
             <w:r>
               <w:rPr>
                 <w:rFonts w:ascii="Consolas" w:hAnsi="Consolas"/>
                 <w:color w:val="1F1F1F"/>
                 <w:sz w:val="17"/>
-                <w:shd w:val="clear" w:fill="F2F2F2"/>
+                <w:shd w:val="clear" w:color="auto" w:fill="F4F4F4"/>
               </w:rPr>
               <w:t>set_config('app.pgp_key', ...)</w:t>
             </w:r>
@@ -6437,27 +7860,41 @@
     </w:tbl>
     <w:p>
       <w:pPr>
-        <w:keepNext/>
-        <w:spacing w:before="320" w:after="120"/>
-        <w:pBdr>
-          <w:bottom w:val="single" w:sz="6" w:space="4" w:color="1F1F1F"/>
-        </w:pBdr>
+        <w:spacing w:after="40" w:before="0"/>
       </w:pPr>
-      <w:r>
-        <w:rPr>
-          <w:b/>
-          <w:color w:val="0A0A0A"/>
-          <w:sz w:val="44"/>
-        </w:rPr>
-        <w:t>10. Considerações finais</w:t>
-      </w:r>
     </w:p>
     <w:p>
       <w:pPr>
+        <w:keepNext/>
+        <w:keepLines/>
+        <w:spacing w:before="360" w:after="140"/>
+        <w:widowControl w:val="true"/>
+        <w:pBdr>
+          <w:bottom w:val="single" w:sz="8" w:space="4" w:color="1F1F1F"/>
+        </w:pBdr>
+      </w:pPr>
+      <w:r>
+        <w:rPr>
+          <w:rFonts w:ascii="Calibri" w:hAnsi="Calibri"/>
+          <w:b/>
+          <w:i w:val="0"/>
+          <w:color w:val="0A0A0A"/>
+          <w:sz w:val="34"/>
+        </w:rPr>
+        <w:t>10. Considerações finais</w:t>
+      </w:r>
+    </w:p>
+    <w:p>
+      <w:pPr>
+        <w:spacing w:after="140"/>
         <w:jc w:val="both"/>
+        <w:widowControl w:val="true"/>
       </w:pPr>
       <w:r>
         <w:rPr>
+          <w:rFonts w:ascii="Calibri" w:hAnsi="Calibri"/>
+          <w:b w:val="0"/>
+          <w:i w:val="0"/>
           <w:color w:val="0A0A0A"/>
           <w:sz w:val="21"/>
         </w:rPr>
@@ -6467,7 +7904,7 @@
     <w:sectPr>
       <w:footerReference w:type="default" r:id="rId9"/>
       <w:pgSz w:w="12240" w:h="15840"/>
-      <w:pgMar w:top="1296" w:right="1296" w:bottom="1296" w:left="1296" w:header="720" w:footer="720" w:gutter="0"/>
+      <w:pgMar w:top="1440" w:right="1440" w:bottom="1440" w:left="1440" w:header="720" w:footer="720" w:gutter="0"/>
       <w:cols w:space="720"/>
       <w:docGrid w:linePitch="360"/>
     </w:sectPr>
@@ -6480,14 +7917,28 @@
   <w:p>
     <w:pPr>
       <w:pStyle w:val="Footer"/>
-      <w:jc w:val="center"/>
+      <w:tabs>
+        <w:tab w:pos="9360" w:val="right"/>
+      </w:tabs>
+      <w:pBdr>
+        <w:top w:val="single" w:sz="4" w:space="4" w:color="D9D9D9"/>
+      </w:pBdr>
     </w:pPr>
+    <w:r/>
     <w:r>
       <w:rPr>
-        <w:color w:val="5A5A5A"/>
+        <w:rFonts w:ascii="Calibri" w:hAnsi="Calibri"/>
+        <w:color w:val="8A8A8A"/>
         <w:sz w:val="16"/>
       </w:rPr>
-      <w:t xml:space="preserve">CITO · </w:t>
+      <w:t>Documento de Regras de Negócio</w:t>
+    </w:r>
+    <w:r>
+      <w:rPr>
+        <w:color w:val="8A8A8A"/>
+        <w:sz w:val="16"/>
+      </w:rPr>
+      <w:tab/>
     </w:r>
     <w:r>
       <w:rPr>
@@ -6866,7 +8317,8 @@
     <w:qFormat/>
     <w:rsid w:val="00FC693F"/>
     <w:pPr>
-      <w:spacing w:after="120" w:line="283" w:lineRule="auto"/>
+      <w:widowControl/>
+      <w:spacing w:after="140" w:line="283" w:lineRule="auto"/>
     </w:pPr>
     <w:rPr>
       <w:rFonts w:ascii="Calibri" w:hAnsi="Calibri"/>
